--- a/fuentes/CFA2_722109_DU.docx
+++ b/fuentes/CFA2_722109_DU.docx
@@ -576,7 +576,7 @@
           <w:r>
             <w:fldChar w:fldCharType="separate"/>
           </w:r>
-          <w:hyperlink w:anchor="_Toc227962368" w:history="1">
+          <w:hyperlink w:anchor="_Toc228283942" w:history="1">
             <w:r>
               <w:rPr>
                 <w:rStyle w:val="Hipervnculo"/>
@@ -603,7 +603,7 @@
                 <w:noProof/>
                 <w:webHidden/>
               </w:rPr>
-              <w:instrText xml:space="preserve"> PAGEREF _Toc227962368 \h </w:instrText>
+              <w:instrText xml:space="preserve"> PAGEREF _Toc228283942 \h </w:instrText>
             </w:r>
             <w:r>
               <w:rPr>
@@ -646,7 +646,7 @@
               <w14:ligatures w14:val="none"/>
             </w:rPr>
           </w:pPr>
-          <w:hyperlink w:anchor="_Toc227962369" w:history="1">
+          <w:hyperlink w:anchor="_Toc228283943" w:history="1">
             <w:r>
               <w:rPr>
                 <w:rStyle w:val="Hipervnculo"/>
@@ -691,7 +691,7 @@
                 <w:noProof/>
                 <w:webHidden/>
               </w:rPr>
-              <w:instrText xml:space="preserve"> PAGEREF _Toc227962369 \h </w:instrText>
+              <w:instrText xml:space="preserve"> PAGEREF _Toc228283943 \h </w:instrText>
             </w:r>
             <w:r>
               <w:rPr>
@@ -734,7 +734,7 @@
               <w14:ligatures w14:val="none"/>
             </w:rPr>
           </w:pPr>
-          <w:hyperlink w:anchor="_Toc227962370" w:history="1">
+          <w:hyperlink w:anchor="_Toc228283944" w:history="1">
             <w:r>
               <w:rPr>
                 <w:rStyle w:val="Hipervnculo"/>
@@ -779,7 +779,7 @@
                 <w:noProof/>
                 <w:webHidden/>
               </w:rPr>
-              <w:instrText xml:space="preserve"> PAGEREF _Toc227962370 \h </w:instrText>
+              <w:instrText xml:space="preserve"> PAGEREF _Toc228283944 \h </w:instrText>
             </w:r>
             <w:r>
               <w:rPr>
@@ -822,7 +822,7 @@
               <w14:ligatures w14:val="none"/>
             </w:rPr>
           </w:pPr>
-          <w:hyperlink w:anchor="_Toc227962371" w:history="1">
+          <w:hyperlink w:anchor="_Toc228283945" w:history="1">
             <w:r>
               <w:rPr>
                 <w:rStyle w:val="Hipervnculo"/>
@@ -867,7 +867,7 @@
                 <w:noProof/>
                 <w:webHidden/>
               </w:rPr>
-              <w:instrText xml:space="preserve"> PAGEREF _Toc227962371 \h </w:instrText>
+              <w:instrText xml:space="preserve"> PAGEREF _Toc228283945 \h </w:instrText>
             </w:r>
             <w:r>
               <w:rPr>
@@ -910,7 +910,7 @@
               <w14:ligatures w14:val="none"/>
             </w:rPr>
           </w:pPr>
-          <w:hyperlink w:anchor="_Toc227962372" w:history="1">
+          <w:hyperlink w:anchor="_Toc228283946" w:history="1">
             <w:r>
               <w:rPr>
                 <w:rStyle w:val="Hipervnculo"/>
@@ -955,7 +955,7 @@
                 <w:noProof/>
                 <w:webHidden/>
               </w:rPr>
-              <w:instrText xml:space="preserve"> PAGEREF _Toc227962372 \h </w:instrText>
+              <w:instrText xml:space="preserve"> PAGEREF _Toc228283946 \h </w:instrText>
             </w:r>
             <w:r>
               <w:rPr>
@@ -998,7 +998,7 @@
               <w14:ligatures w14:val="none"/>
             </w:rPr>
           </w:pPr>
-          <w:hyperlink w:anchor="_Toc227962373" w:history="1">
+          <w:hyperlink w:anchor="_Toc228283947" w:history="1">
             <w:r>
               <w:rPr>
                 <w:rStyle w:val="Hipervnculo"/>
@@ -1043,7 +1043,7 @@
                 <w:noProof/>
                 <w:webHidden/>
               </w:rPr>
-              <w:instrText xml:space="preserve"> PAGEREF _Toc227962373 \h </w:instrText>
+              <w:instrText xml:space="preserve"> PAGEREF _Toc228283947 \h </w:instrText>
             </w:r>
             <w:r>
               <w:rPr>
@@ -1086,7 +1086,7 @@
               <w14:ligatures w14:val="none"/>
             </w:rPr>
           </w:pPr>
-          <w:hyperlink w:anchor="_Toc227962374" w:history="1">
+          <w:hyperlink w:anchor="_Toc228283948" w:history="1">
             <w:r>
               <w:rPr>
                 <w:rStyle w:val="Hipervnculo"/>
@@ -1131,7 +1131,7 @@
                 <w:noProof/>
                 <w:webHidden/>
               </w:rPr>
-              <w:instrText xml:space="preserve"> PAGEREF _Toc227962374 \h </w:instrText>
+              <w:instrText xml:space="preserve"> PAGEREF _Toc228283948 \h </w:instrText>
             </w:r>
             <w:r>
               <w:rPr>
@@ -1174,7 +1174,7 @@
               <w14:ligatures w14:val="none"/>
             </w:rPr>
           </w:pPr>
-          <w:hyperlink w:anchor="_Toc227962375" w:history="1">
+          <w:hyperlink w:anchor="_Toc228283949" w:history="1">
             <w:r>
               <w:rPr>
                 <w:rStyle w:val="Hipervnculo"/>
@@ -1219,7 +1219,7 @@
                 <w:noProof/>
                 <w:webHidden/>
               </w:rPr>
-              <w:instrText xml:space="preserve"> PAGEREF _Toc227962375 \h </w:instrText>
+              <w:instrText xml:space="preserve"> PAGEREF _Toc228283949 \h </w:instrText>
             </w:r>
             <w:r>
               <w:rPr>
@@ -1262,7 +1262,7 @@
               <w14:ligatures w14:val="none"/>
             </w:rPr>
           </w:pPr>
-          <w:hyperlink w:anchor="_Toc227962376" w:history="1">
+          <w:hyperlink w:anchor="_Toc228283950" w:history="1">
             <w:r>
               <w:rPr>
                 <w:rStyle w:val="Hipervnculo"/>
@@ -1307,7 +1307,7 @@
                 <w:noProof/>
                 <w:webHidden/>
               </w:rPr>
-              <w:instrText xml:space="preserve"> PAGEREF _Toc227962376 \h </w:instrText>
+              <w:instrText xml:space="preserve"> PAGEREF _Toc228283950 \h </w:instrText>
             </w:r>
             <w:r>
               <w:rPr>
@@ -1350,7 +1350,7 @@
               <w14:ligatures w14:val="none"/>
             </w:rPr>
           </w:pPr>
-          <w:hyperlink w:anchor="_Toc227962377" w:history="1">
+          <w:hyperlink w:anchor="_Toc228283951" w:history="1">
             <w:r>
               <w:rPr>
                 <w:rStyle w:val="Hipervnculo"/>
@@ -1395,7 +1395,7 @@
                 <w:noProof/>
                 <w:webHidden/>
               </w:rPr>
-              <w:instrText xml:space="preserve"> PAGEREF _Toc227962377 \h </w:instrText>
+              <w:instrText xml:space="preserve"> PAGEREF _Toc228283951 \h </w:instrText>
             </w:r>
             <w:r>
               <w:rPr>
@@ -1438,7 +1438,7 @@
               <w14:ligatures w14:val="none"/>
             </w:rPr>
           </w:pPr>
-          <w:hyperlink w:anchor="_Toc227962378" w:history="1">
+          <w:hyperlink w:anchor="_Toc228283952" w:history="1">
             <w:r>
               <w:rPr>
                 <w:rStyle w:val="Hipervnculo"/>
@@ -1483,7 +1483,7 @@
                 <w:noProof/>
                 <w:webHidden/>
               </w:rPr>
-              <w:instrText xml:space="preserve"> PAGEREF _Toc227962378 \h </w:instrText>
+              <w:instrText xml:space="preserve"> PAGEREF _Toc228283952 \h </w:instrText>
             </w:r>
             <w:r>
               <w:rPr>
@@ -1526,7 +1526,7 @@
               <w14:ligatures w14:val="none"/>
             </w:rPr>
           </w:pPr>
-          <w:hyperlink w:anchor="_Toc227962379" w:history="1">
+          <w:hyperlink w:anchor="_Toc228283953" w:history="1">
             <w:r>
               <w:rPr>
                 <w:rStyle w:val="Hipervnculo"/>
@@ -1571,7 +1571,7 @@
                 <w:noProof/>
                 <w:webHidden/>
               </w:rPr>
-              <w:instrText xml:space="preserve"> PAGEREF _Toc227962379 \h </w:instrText>
+              <w:instrText xml:space="preserve"> PAGEREF _Toc228283953 \h </w:instrText>
             </w:r>
             <w:r>
               <w:rPr>
@@ -1614,7 +1614,7 @@
               <w14:ligatures w14:val="none"/>
             </w:rPr>
           </w:pPr>
-          <w:hyperlink w:anchor="_Toc227962380" w:history="1">
+          <w:hyperlink w:anchor="_Toc228283954" w:history="1">
             <w:r>
               <w:rPr>
                 <w:rStyle w:val="Hipervnculo"/>
@@ -1659,7 +1659,7 @@
                 <w:noProof/>
                 <w:webHidden/>
               </w:rPr>
-              <w:instrText xml:space="preserve"> PAGEREF _Toc227962380 \h </w:instrText>
+              <w:instrText xml:space="preserve"> PAGEREF _Toc228283954 \h </w:instrText>
             </w:r>
             <w:r>
               <w:rPr>
@@ -1702,7 +1702,7 @@
               <w14:ligatures w14:val="none"/>
             </w:rPr>
           </w:pPr>
-          <w:hyperlink w:anchor="_Toc227962381" w:history="1">
+          <w:hyperlink w:anchor="_Toc228283955" w:history="1">
             <w:r>
               <w:rPr>
                 <w:rStyle w:val="Hipervnculo"/>
@@ -1747,7 +1747,7 @@
                 <w:noProof/>
                 <w:webHidden/>
               </w:rPr>
-              <w:instrText xml:space="preserve"> PAGEREF _Toc227962381 \h </w:instrText>
+              <w:instrText xml:space="preserve"> PAGEREF _Toc228283955 \h </w:instrText>
             </w:r>
             <w:r>
               <w:rPr>
@@ -1790,7 +1790,7 @@
               <w14:ligatures w14:val="none"/>
             </w:rPr>
           </w:pPr>
-          <w:hyperlink w:anchor="_Toc227962382" w:history="1">
+          <w:hyperlink w:anchor="_Toc228283956" w:history="1">
             <w:r>
               <w:rPr>
                 <w:rStyle w:val="Hipervnculo"/>
@@ -1835,7 +1835,7 @@
                 <w:noProof/>
                 <w:webHidden/>
               </w:rPr>
-              <w:instrText xml:space="preserve"> PAGEREF _Toc227962382 \h </w:instrText>
+              <w:instrText xml:space="preserve"> PAGEREF _Toc228283956 \h </w:instrText>
             </w:r>
             <w:r>
               <w:rPr>
@@ -1878,7 +1878,7 @@
               <w14:ligatures w14:val="none"/>
             </w:rPr>
           </w:pPr>
-          <w:hyperlink w:anchor="_Toc227962383" w:history="1">
+          <w:hyperlink w:anchor="_Toc228283957" w:history="1">
             <w:r>
               <w:rPr>
                 <w:rStyle w:val="Hipervnculo"/>
@@ -1923,7 +1923,7 @@
                 <w:noProof/>
                 <w:webHidden/>
               </w:rPr>
-              <w:instrText xml:space="preserve"> PAGEREF _Toc227962383 \h </w:instrText>
+              <w:instrText xml:space="preserve"> PAGEREF _Toc228283957 \h </w:instrText>
             </w:r>
             <w:r>
               <w:rPr>
@@ -1966,7 +1966,7 @@
               <w14:ligatures w14:val="none"/>
             </w:rPr>
           </w:pPr>
-          <w:hyperlink w:anchor="_Toc227962384" w:history="1">
+          <w:hyperlink w:anchor="_Toc228283958" w:history="1">
             <w:r>
               <w:rPr>
                 <w:rStyle w:val="Hipervnculo"/>
@@ -1993,7 +1993,7 @@
                 <w:noProof/>
                 <w:webHidden/>
               </w:rPr>
-              <w:instrText xml:space="preserve"> PAGEREF _Toc227962384 \h </w:instrText>
+              <w:instrText xml:space="preserve"> PAGEREF _Toc228283958 \h </w:instrText>
             </w:r>
             <w:r>
               <w:rPr>
@@ -2036,7 +2036,7 @@
               <w14:ligatures w14:val="none"/>
             </w:rPr>
           </w:pPr>
-          <w:hyperlink w:anchor="_Toc227962385" w:history="1">
+          <w:hyperlink w:anchor="_Toc228283959" w:history="1">
             <w:r>
               <w:rPr>
                 <w:rStyle w:val="Hipervnculo"/>
@@ -2063,7 +2063,7 @@
                 <w:noProof/>
                 <w:webHidden/>
               </w:rPr>
-              <w:instrText xml:space="preserve"> PAGEREF _Toc227962385 \h </w:instrText>
+              <w:instrText xml:space="preserve"> PAGEREF _Toc228283959 \h </w:instrText>
             </w:r>
             <w:r>
               <w:rPr>
@@ -2106,7 +2106,7 @@
               <w14:ligatures w14:val="none"/>
             </w:rPr>
           </w:pPr>
-          <w:hyperlink w:anchor="_Toc227962386" w:history="1">
+          <w:hyperlink w:anchor="_Toc228283960" w:history="1">
             <w:r>
               <w:rPr>
                 <w:rStyle w:val="Hipervnculo"/>
@@ -2133,7 +2133,7 @@
                 <w:noProof/>
                 <w:webHidden/>
               </w:rPr>
-              <w:instrText xml:space="preserve"> PAGEREF _Toc227962386 \h </w:instrText>
+              <w:instrText xml:space="preserve"> PAGEREF _Toc228283960 \h </w:instrText>
             </w:r>
             <w:r>
               <w:rPr>
@@ -2176,7 +2176,7 @@
               <w14:ligatures w14:val="none"/>
             </w:rPr>
           </w:pPr>
-          <w:hyperlink w:anchor="_Toc227962387" w:history="1">
+          <w:hyperlink w:anchor="_Toc228283961" w:history="1">
             <w:r>
               <w:rPr>
                 <w:rStyle w:val="Hipervnculo"/>
@@ -2203,7 +2203,7 @@
                 <w:noProof/>
                 <w:webHidden/>
               </w:rPr>
-              <w:instrText xml:space="preserve"> PAGEREF _Toc227962387 \h </w:instrText>
+              <w:instrText xml:space="preserve"> PAGEREF _Toc228283961 \h </w:instrText>
             </w:r>
             <w:r>
               <w:rPr>
@@ -2253,7 +2253,7 @@
       <w:pPr>
         <w:pStyle w:val="Titulosgenerales"/>
       </w:pPr>
-      <w:bookmarkStart w:id="0" w:name="_Toc227962368"/>
+      <w:bookmarkStart w:id="0" w:name="_Toc228283942"/>
       <w:r>
         <w:lastRenderedPageBreak/>
         <w:t>Introducción</w:t>
@@ -2657,7 +2657,21 @@
               <w:rPr>
                 <w:lang w:val="es-419"/>
               </w:rPr>
-              <w:t>l marco lógico es ampliamente aceptado por su aporte a la gerencia de proyectos aunque su efectividad depende de la calidad de los análisis iniciales y la información disponible</w:t>
+              <w:t xml:space="preserve">l marco lógico es ampliamente aceptado por su aporte a la gerencia de </w:t>
+            </w:r>
+            <w:proofErr w:type="gramStart"/>
+            <w:r>
+              <w:rPr>
+                <w:lang w:val="es-419"/>
+              </w:rPr>
+              <w:t>proyectos</w:t>
+            </w:r>
+            <w:proofErr w:type="gramEnd"/>
+            <w:r>
+              <w:rPr>
+                <w:lang w:val="es-419"/>
+              </w:rPr>
+              <w:t xml:space="preserve"> aunque su efectividad depende de la calidad de los análisis iniciales y la información disponible</w:t>
             </w:r>
             <w:r>
               <w:rPr>
@@ -2695,26 +2709,101 @@
         <w:lastRenderedPageBreak/>
         <w:t>Es en el año de 1979 que la Agencia para el Desarrollo Internacional de los Estados Unidos (USAID) divulga oficialmente el enfoque de marco lógico a través de la publicación “</w:t>
       </w:r>
+      <w:proofErr w:type="spellStart"/>
       <w:r>
         <w:rPr>
           <w:rStyle w:val="Extranjerismo"/>
           <w:lang w:val="es-419"/>
         </w:rPr>
-        <w:t>The Logical Framework</w:t>
-      </w:r>
-      <w:r>
-        <w:rPr>
-          <w:lang w:val="es-419"/>
-        </w:rPr>
-        <w:t>”, como una herramienta eficaz para la gestión de la información requerida en la formulación de proyectos, respondiendo a tres necesidades identificadas y explícitas en la publicación de la metodología en ese entonces: una planeación demasiado “vaga”, la falta de claridad en las responsabilidades y la dificultad del proceso de evaluación. El enfoque de marco lógico (</w:t>
-      </w:r>
+        <w:t>The</w:t>
+      </w:r>
+      <w:proofErr w:type="spellEnd"/>
       <w:r>
         <w:rPr>
           <w:rStyle w:val="Extranjerismo"/>
           <w:lang w:val="es-419"/>
         </w:rPr>
-        <w:t>The Logical framework Approach</w:t>
-      </w:r>
+        <w:t xml:space="preserve"> </w:t>
+      </w:r>
+      <w:proofErr w:type="spellStart"/>
+      <w:r>
+        <w:rPr>
+          <w:rStyle w:val="Extranjerismo"/>
+          <w:lang w:val="es-419"/>
+        </w:rPr>
+        <w:t>Logical</w:t>
+      </w:r>
+      <w:proofErr w:type="spellEnd"/>
+      <w:r>
+        <w:rPr>
+          <w:rStyle w:val="Extranjerismo"/>
+          <w:lang w:val="es-419"/>
+        </w:rPr>
+        <w:t xml:space="preserve"> Framework</w:t>
+      </w:r>
+      <w:r>
+        <w:rPr>
+          <w:lang w:val="es-419"/>
+        </w:rPr>
+        <w:t>”, como una herramienta eficaz para la gestión de la información requerida en la formulación de proyectos, respondiendo a tres necesidades identificadas y explícitas en la publicación de la metodología en ese entonces: una planeación demasiado “vaga”, la falta de claridad en las responsabilidades y la dificultad del proceso de evaluación. El enfoque de marco lógico (</w:t>
+      </w:r>
+      <w:proofErr w:type="spellStart"/>
+      <w:r>
+        <w:rPr>
+          <w:rStyle w:val="Extranjerismo"/>
+          <w:lang w:val="es-419"/>
+        </w:rPr>
+        <w:t>The</w:t>
+      </w:r>
+      <w:proofErr w:type="spellEnd"/>
+      <w:r>
+        <w:rPr>
+          <w:rStyle w:val="Extranjerismo"/>
+          <w:lang w:val="es-419"/>
+        </w:rPr>
+        <w:t xml:space="preserve"> </w:t>
+      </w:r>
+      <w:proofErr w:type="spellStart"/>
+      <w:r>
+        <w:rPr>
+          <w:rStyle w:val="Extranjerismo"/>
+          <w:lang w:val="es-419"/>
+        </w:rPr>
+        <w:t>Logical</w:t>
+      </w:r>
+      <w:proofErr w:type="spellEnd"/>
+      <w:r>
+        <w:rPr>
+          <w:rStyle w:val="Extranjerismo"/>
+          <w:lang w:val="es-419"/>
+        </w:rPr>
+        <w:t xml:space="preserve"> </w:t>
+      </w:r>
+      <w:proofErr w:type="spellStart"/>
+      <w:r>
+        <w:rPr>
+          <w:rStyle w:val="Extranjerismo"/>
+          <w:lang w:val="es-419"/>
+        </w:rPr>
+        <w:t>framework</w:t>
+      </w:r>
+      <w:proofErr w:type="spellEnd"/>
+      <w:r>
+        <w:rPr>
+          <w:rStyle w:val="Extranjerismo"/>
+          <w:lang w:val="es-419"/>
+        </w:rPr>
+        <w:t xml:space="preserve"> </w:t>
+      </w:r>
+      <w:proofErr w:type="spellStart"/>
+      <w:r>
+        <w:rPr>
+          <w:rStyle w:val="Extranjerismo"/>
+          <w:lang w:val="es-419"/>
+        </w:rPr>
+        <w:t>Approach</w:t>
+      </w:r>
+      <w:proofErr w:type="spellEnd"/>
       <w:r>
         <w:rPr>
           <w:lang w:val="es-419"/>
@@ -2903,7 +2992,161 @@
         <w:rPr>
           <w:lang w:val="es-419"/>
         </w:rPr>
-        <w:t xml:space="preserve">Organismos de crédito tales como el Banco Interamericano de Desarrollo –BID, el Asian Development Bank– ADB o el Banco Mundial; agencias cooperantes tales como la Deutsche Gesellschaft für Technische Zusammenarbeit – GTZ (Empresa alemana de cooperación internacional para el desarrollo sostenible), la Australian Agency for International Development - AusAid (Agencia australiana para el desarrollo internacional) o la Canadian International Development Agency – CIDA (Agencia Canadiense de Desarrollo Internacional) han impulsado el uso de la de Marco Lógico - </w:t>
+        <w:t xml:space="preserve">Organismos de crédito tales como el Banco Interamericano de Desarrollo –BID, el </w:t>
+      </w:r>
+      <w:proofErr w:type="spellStart"/>
+      <w:r>
+        <w:rPr>
+          <w:lang w:val="es-419"/>
+        </w:rPr>
+        <w:t>Asian</w:t>
+      </w:r>
+      <w:proofErr w:type="spellEnd"/>
+      <w:r>
+        <w:rPr>
+          <w:lang w:val="es-419"/>
+        </w:rPr>
+        <w:t xml:space="preserve"> </w:t>
+      </w:r>
+      <w:proofErr w:type="spellStart"/>
+      <w:r>
+        <w:rPr>
+          <w:lang w:val="es-419"/>
+        </w:rPr>
+        <w:t>Development</w:t>
+      </w:r>
+      <w:proofErr w:type="spellEnd"/>
+      <w:r>
+        <w:rPr>
+          <w:lang w:val="es-419"/>
+        </w:rPr>
+        <w:t xml:space="preserve"> Bank– ADB o el Banco Mundial; agencias cooperantes tales como la Deutsche </w:t>
+      </w:r>
+      <w:proofErr w:type="spellStart"/>
+      <w:r>
+        <w:rPr>
+          <w:lang w:val="es-419"/>
+        </w:rPr>
+        <w:t>Gesellschaft</w:t>
+      </w:r>
+      <w:proofErr w:type="spellEnd"/>
+      <w:r>
+        <w:rPr>
+          <w:lang w:val="es-419"/>
+        </w:rPr>
+        <w:t xml:space="preserve"> </w:t>
+      </w:r>
+      <w:proofErr w:type="spellStart"/>
+      <w:r>
+        <w:rPr>
+          <w:lang w:val="es-419"/>
+        </w:rPr>
+        <w:t>für</w:t>
+      </w:r>
+      <w:proofErr w:type="spellEnd"/>
+      <w:r>
+        <w:rPr>
+          <w:lang w:val="es-419"/>
+        </w:rPr>
+        <w:t xml:space="preserve"> </w:t>
+      </w:r>
+      <w:proofErr w:type="spellStart"/>
+      <w:r>
+        <w:rPr>
+          <w:lang w:val="es-419"/>
+        </w:rPr>
+        <w:t>Technische</w:t>
+      </w:r>
+      <w:proofErr w:type="spellEnd"/>
+      <w:r>
+        <w:rPr>
+          <w:lang w:val="es-419"/>
+        </w:rPr>
+        <w:t xml:space="preserve"> </w:t>
+      </w:r>
+      <w:proofErr w:type="spellStart"/>
+      <w:r>
+        <w:rPr>
+          <w:lang w:val="es-419"/>
+        </w:rPr>
+        <w:t>Zusammenarbeit</w:t>
+      </w:r>
+      <w:proofErr w:type="spellEnd"/>
+      <w:r>
+        <w:rPr>
+          <w:lang w:val="es-419"/>
+        </w:rPr>
+        <w:t xml:space="preserve"> – GTZ (Empresa alemana de cooperación internacional para el desarrollo sostenible), la </w:t>
+      </w:r>
+      <w:proofErr w:type="spellStart"/>
+      <w:r>
+        <w:rPr>
+          <w:lang w:val="es-419"/>
+        </w:rPr>
+        <w:t>Australian</w:t>
+      </w:r>
+      <w:proofErr w:type="spellEnd"/>
+      <w:r>
+        <w:rPr>
+          <w:lang w:val="es-419"/>
+        </w:rPr>
+        <w:t xml:space="preserve"> Agency </w:t>
+      </w:r>
+      <w:proofErr w:type="spellStart"/>
+      <w:r>
+        <w:rPr>
+          <w:lang w:val="es-419"/>
+        </w:rPr>
+        <w:t>for</w:t>
+      </w:r>
+      <w:proofErr w:type="spellEnd"/>
+      <w:r>
+        <w:rPr>
+          <w:lang w:val="es-419"/>
+        </w:rPr>
+        <w:t xml:space="preserve"> International </w:t>
+      </w:r>
+      <w:proofErr w:type="spellStart"/>
+      <w:r>
+        <w:rPr>
+          <w:lang w:val="es-419"/>
+        </w:rPr>
+        <w:t>Development</w:t>
+      </w:r>
+      <w:proofErr w:type="spellEnd"/>
+      <w:r>
+        <w:rPr>
+          <w:lang w:val="es-419"/>
+        </w:rPr>
+        <w:t xml:space="preserve"> - </w:t>
+      </w:r>
+      <w:proofErr w:type="spellStart"/>
+      <w:r>
+        <w:rPr>
+          <w:lang w:val="es-419"/>
+        </w:rPr>
+        <w:t>AusAid</w:t>
+      </w:r>
+      <w:proofErr w:type="spellEnd"/>
+      <w:r>
+        <w:rPr>
+          <w:lang w:val="es-419"/>
+        </w:rPr>
+        <w:t xml:space="preserve"> (Agencia australiana para el desarrollo internacional) o la Canadian International </w:t>
+      </w:r>
+      <w:proofErr w:type="spellStart"/>
+      <w:r>
+        <w:rPr>
+          <w:lang w:val="es-419"/>
+        </w:rPr>
+        <w:t>Development</w:t>
+      </w:r>
+      <w:proofErr w:type="spellEnd"/>
+      <w:r>
+        <w:rPr>
+          <w:lang w:val="es-419"/>
+        </w:rPr>
+        <w:t xml:space="preserve"> Agency – CIDA (Agencia Canadiense de Desarrollo Internacional) han impulsado el uso de la de Marco Lógico - </w:t>
       </w:r>
       <w:r>
         <w:rPr>
@@ -3062,7 +3305,21 @@
         <w:rPr>
           <w:lang w:val="es-419"/>
         </w:rPr>
-        <w:t>Nota. Tomado de archivo de AgroSENA. SENA (2020).</w:t>
+        <w:t xml:space="preserve">Nota. Tomado de archivo de </w:t>
+      </w:r>
+      <w:proofErr w:type="spellStart"/>
+      <w:r>
+        <w:rPr>
+          <w:lang w:val="es-419"/>
+        </w:rPr>
+        <w:t>AgroSENA</w:t>
+      </w:r>
+      <w:proofErr w:type="spellEnd"/>
+      <w:r>
+        <w:rPr>
+          <w:lang w:val="es-419"/>
+        </w:rPr>
+        <w:t>. SENA (2020).</w:t>
       </w:r>
     </w:p>
     <w:p>
@@ -3091,7 +3348,7 @@
       <w:pPr>
         <w:pStyle w:val="Ttulo1"/>
       </w:pPr>
-      <w:bookmarkStart w:id="1" w:name="_Toc227962369"/>
+      <w:bookmarkStart w:id="1" w:name="_Toc228283943"/>
       <w:r>
         <w:lastRenderedPageBreak/>
         <w:t xml:space="preserve">Generalidades del </w:t>
@@ -3608,7 +3865,7 @@
       <w:pPr>
         <w:pStyle w:val="Ttulo1"/>
       </w:pPr>
-      <w:bookmarkStart w:id="2" w:name="_Toc227962370"/>
+      <w:bookmarkStart w:id="2" w:name="_Toc228283944"/>
       <w:r>
         <w:lastRenderedPageBreak/>
         <w:t>Etapa de análisis</w:t>
@@ -3632,7 +3889,7 @@
       <w:pPr>
         <w:pStyle w:val="Ttulo2"/>
       </w:pPr>
-      <w:bookmarkStart w:id="3" w:name="_Toc227962371"/>
+      <w:bookmarkStart w:id="3" w:name="_Toc228283945"/>
       <w:r>
         <w:t>Análisis del contexto en torno a la problemática de la ruralidad</w:t>
       </w:r>
@@ -3648,7 +3905,21 @@
         <w:rPr>
           <w:lang w:val="es-419" w:eastAsia="es-CO"/>
         </w:rPr>
-        <w:t>La revisión de modelos teóricos y visiones del desarrollo rural seguramente proporcionarán las bases para la ubicación adecuada del equipo formulador del proyecto en el tiempo y el lugar de la intervención. Una inmersión más o menos profunda en las perspectivas académicas dará el sustento conceptual que, junto al contraste con la realidad de la ruralidad colombiana, conforman un andamiaje que contribuirá a la estructura del proyecto. Aunque pueda verse complejo, existen muchas fuentes de conocimiento además de los densos documentos teóricos sobre el desarrollo rural colombiano o de Latinoamérica, como los trabajos de Absalón Machado o tan simples, pero suficientemente acertados como los aportes de Ligorio Dussan, sin lugar a dudas una autoridad conocedora del campo colombiano desde su propia experiencia, mayormente nutrida en su trasegar por la Federación Nacional de Cafeteros de Colombia.</w:t>
+        <w:t xml:space="preserve">La revisión de modelos teóricos y visiones del desarrollo rural seguramente proporcionarán las bases para la ubicación adecuada del equipo formulador del proyecto en el tiempo y el lugar de la intervención. Una inmersión más o menos profunda en las perspectivas académicas dará el sustento conceptual que, junto al contraste con la realidad de la ruralidad colombiana, conforman un andamiaje que contribuirá a la estructura del proyecto. Aunque pueda verse complejo, existen muchas fuentes de conocimiento además de los densos documentos teóricos sobre el desarrollo rural colombiano o de Latinoamérica, como los trabajos de Absalón Machado o tan simples, pero suficientemente acertados como los aportes de Ligorio </w:t>
+      </w:r>
+      <w:proofErr w:type="spellStart"/>
+      <w:r>
+        <w:rPr>
+          <w:lang w:val="es-419" w:eastAsia="es-CO"/>
+        </w:rPr>
+        <w:t>Dussan</w:t>
+      </w:r>
+      <w:proofErr w:type="spellEnd"/>
+      <w:r>
+        <w:rPr>
+          <w:lang w:val="es-419" w:eastAsia="es-CO"/>
+        </w:rPr>
+        <w:t>, sin lugar a dudas una autoridad conocedora del campo colombiano desde su propia experiencia, mayormente nutrida en su trasegar por la Federación Nacional de Cafeteros de Colombia.</w:t>
       </w:r>
     </w:p>
     <w:p>
@@ -3741,7 +4012,7 @@
       <w:pPr>
         <w:pStyle w:val="Ttulo2"/>
       </w:pPr>
-      <w:bookmarkStart w:id="4" w:name="_Toc227962372"/>
+      <w:bookmarkStart w:id="4" w:name="_Toc228283946"/>
       <w:r>
         <w:t>Análisis de información secundaria</w:t>
       </w:r>
@@ -4155,7 +4426,7 @@
       <w:pPr>
         <w:pStyle w:val="Ttulo2"/>
       </w:pPr>
-      <w:bookmarkStart w:id="5" w:name="_Toc227962373"/>
+      <w:bookmarkStart w:id="5" w:name="_Toc228283947"/>
       <w:r>
         <w:t>Análisis de actores involucrados</w:t>
       </w:r>
@@ -4197,7 +4468,21 @@
         <w:rPr>
           <w:lang w:val="es-419" w:eastAsia="es-CO"/>
         </w:rPr>
-        <w:t>De acuerdo con lo propuesto por Ortegón et.al (2005), el análisis debe proceder a:</w:t>
+        <w:t xml:space="preserve">De acuerdo con lo propuesto por Ortegón </w:t>
+      </w:r>
+      <w:proofErr w:type="spellStart"/>
+      <w:r>
+        <w:rPr>
+          <w:lang w:val="es-419" w:eastAsia="es-CO"/>
+        </w:rPr>
+        <w:t>et.al</w:t>
+      </w:r>
+      <w:proofErr w:type="spellEnd"/>
+      <w:r>
+        <w:rPr>
+          <w:lang w:val="es-419" w:eastAsia="es-CO"/>
+        </w:rPr>
+        <w:t xml:space="preserve"> (2005), el análisis debe proceder a:</w:t>
       </w:r>
     </w:p>
     <w:p>
@@ -4404,7 +4689,7 @@
       <w:pPr>
         <w:pStyle w:val="Ttulo2"/>
       </w:pPr>
-      <w:bookmarkStart w:id="6" w:name="_Toc227962374"/>
+      <w:bookmarkStart w:id="6" w:name="_Toc228283948"/>
       <w:r>
         <w:t>D</w:t>
       </w:r>
@@ -4425,6 +4710,7 @@
         </w:rPr>
         <w:t>Muchas fuentes de información acerca del método EML usan un ejemplo recurrente de aplicación de la herramienta de “lluvia de ideas” (</w:t>
       </w:r>
+      <w:proofErr w:type="spellStart"/>
       <w:r>
         <w:rPr>
           <w:rStyle w:val="Extranjerismo"/>
@@ -4432,6 +4718,7 @@
         </w:rPr>
         <w:t>brainstorming</w:t>
       </w:r>
+      <w:proofErr w:type="spellEnd"/>
       <w:r>
         <w:rPr>
           <w:lang w:val="es-419" w:eastAsia="es-CO"/>
@@ -4449,7 +4736,21 @@
         <w:rPr>
           <w:lang w:val="es-419" w:eastAsia="es-CO"/>
         </w:rPr>
-        <w:t>La acertada formulación del proyecto y el mismo éxito de la intervención dependen en gran medida de la adecuada identificación del problema, es por esto que se deben dedicar esfuerzos proporcionales en la etapa de diagnóstico. El principal referente de este documento, Ortegón et.al (2005), aclara que la planificación nace de la percepción que se tiene de la problemática y que se puede dar en concordancia con los siguientes aspectos:</w:t>
+        <w:t xml:space="preserve">La acertada formulación del proyecto y el mismo éxito de la intervención dependen en gran medida de la adecuada identificación del problema, es por esto que se deben dedicar esfuerzos proporcionales en la etapa de diagnóstico. El principal referente de este documento, Ortegón </w:t>
+      </w:r>
+      <w:proofErr w:type="spellStart"/>
+      <w:r>
+        <w:rPr>
+          <w:lang w:val="es-419" w:eastAsia="es-CO"/>
+        </w:rPr>
+        <w:t>et.al</w:t>
+      </w:r>
+      <w:proofErr w:type="spellEnd"/>
+      <w:r>
+        <w:rPr>
+          <w:lang w:val="es-419" w:eastAsia="es-CO"/>
+        </w:rPr>
+        <w:t xml:space="preserve"> (2005), aclara que la planificación nace de la percepción que se tiene de la problemática y que se puede dar en concordancia con los siguientes aspectos:</w:t>
       </w:r>
     </w:p>
     <w:p>
@@ -4681,7 +4982,7 @@
       <w:pPr>
         <w:pStyle w:val="Ttulo2"/>
       </w:pPr>
-      <w:bookmarkStart w:id="7" w:name="_Toc227962375"/>
+      <w:bookmarkStart w:id="7" w:name="_Toc228283949"/>
       <w:r>
         <w:t>Identificación de problemas a partir de información primaria</w:t>
       </w:r>
@@ -5052,7 +5353,21 @@
         <w:rPr>
           <w:lang w:val="es-419" w:eastAsia="es-CO"/>
         </w:rPr>
-        <w:t>Existen otras metodologías, por ejemplo la propuesta hecha por Orlando Fals Borda en 1977, denominada “Investigación-Acción-Participación” (IAP), que centraliza la persona y no el objeto de la investigación. Otras metodologías pueden enfocarse a grupos pequeños como los familiares, es el caso de la Planificación Predial Participativa (PPP) o a organizaciones y empresas rurales como el “Índice de Capacidades Organizacionales de la Unión Europea” (ICO) y la “Medición del Emprendimiento Rural” (MER) de la FAO que incorporan todas las distintas áreas que componen una organización formal.</w:t>
+        <w:t xml:space="preserve">Existen otras metodologías, por </w:t>
+      </w:r>
+      <w:proofErr w:type="gramStart"/>
+      <w:r>
+        <w:rPr>
+          <w:lang w:val="es-419" w:eastAsia="es-CO"/>
+        </w:rPr>
+        <w:t>ejemplo</w:t>
+      </w:r>
+      <w:proofErr w:type="gramEnd"/>
+      <w:r>
+        <w:rPr>
+          <w:lang w:val="es-419" w:eastAsia="es-CO"/>
+        </w:rPr>
+        <w:t xml:space="preserve"> la propuesta hecha por Orlando Fals Borda en 1977, denominada “Investigación-Acción-Participación” (IAP), que centraliza la persona y no el objeto de la investigación. Otras metodologías pueden enfocarse a grupos pequeños como los familiares, es el caso de la Planificación Predial Participativa (PPP) o a organizaciones y empresas rurales como el “Índice de Capacidades Organizacionales de la Unión Europea” (ICO) y la “Medición del Emprendimiento Rural” (MER) de la FAO que incorporan todas las distintas áreas que componen una organización formal.</w:t>
       </w:r>
     </w:p>
     <w:p>
@@ -5121,7 +5436,21 @@
         <w:rPr>
           <w:lang w:val="es-419" w:eastAsia="es-CO"/>
         </w:rPr>
-        <w:t>Herramientas para el diagnóstico participativo de organizaciones, empresas o unidades productivas agropecuarias. Geilfus, F. (2002).</w:t>
+        <w:t xml:space="preserve">Herramientas para el diagnóstico participativo de organizaciones, empresas o unidades productivas agropecuarias. </w:t>
+      </w:r>
+      <w:proofErr w:type="spellStart"/>
+      <w:r>
+        <w:rPr>
+          <w:lang w:val="es-419" w:eastAsia="es-CO"/>
+        </w:rPr>
+        <w:t>Geilfus</w:t>
+      </w:r>
+      <w:proofErr w:type="spellEnd"/>
+      <w:r>
+        <w:rPr>
+          <w:lang w:val="es-419" w:eastAsia="es-CO"/>
+        </w:rPr>
+        <w:t>, F. (2002).</w:t>
       </w:r>
       <w:r>
         <w:rPr>
@@ -5134,7 +5463,7 @@
       <w:pPr>
         <w:pStyle w:val="Ttulo2"/>
       </w:pPr>
-      <w:bookmarkStart w:id="8" w:name="_Toc227962376"/>
+      <w:bookmarkStart w:id="8" w:name="_Toc228283950"/>
       <w:r>
         <w:t>Priorización de problemas a través de la herramienta “Matriz de Vester”</w:t>
       </w:r>
@@ -5460,7 +5789,21 @@
           <w:lang w:val="es-419" w:eastAsia="es-CO"/>
         </w:rPr>
         <w:lastRenderedPageBreak/>
-        <w:t>Ejemplo de estructura de la matriz de influencia-dependencia (Véster)</w:t>
+        <w:t>Ejemplo de estructura de la matriz de influencia-dependencia (</w:t>
+      </w:r>
+      <w:proofErr w:type="spellStart"/>
+      <w:r>
+        <w:rPr>
+          <w:lang w:val="es-419" w:eastAsia="es-CO"/>
+        </w:rPr>
+        <w:t>Véster</w:t>
+      </w:r>
+      <w:proofErr w:type="spellEnd"/>
+      <w:r>
+        <w:rPr>
+          <w:lang w:val="es-419" w:eastAsia="es-CO"/>
+        </w:rPr>
+        <w:t>)</w:t>
       </w:r>
     </w:p>
     <w:tbl>
@@ -6306,7 +6649,21 @@
         <w:rPr>
           <w:lang w:val="es-419" w:eastAsia="es-CO"/>
         </w:rPr>
-        <w:t xml:space="preserve">e asigna la puntuación empezando por la fila superior de izquierda a derecha, teniendo en cuenta que esta ponderación corresponde al grado de influencia del problema de la fila con respecto a cada problema de las columnas. Al establecer las relaciones de causalidad, es importante considerar una relación directa entre los problemas. Una forma de verificar que el ejercicio se está haciendo bien es que al terminar de asignar valores, no más del 30 % de ellos corresponde a un valor de tres (3); caso contrario, existe un sesgo atribuible a la falta de definición de los problemas o a la consideración de causas indirectas entre ellos. Se puede hacer esta pregunta cada </w:t>
+        <w:t xml:space="preserve">e asigna la puntuación empezando por la fila superior de izquierda a derecha, teniendo en cuenta que esta ponderación corresponde al grado de influencia del problema de la fila con respecto a cada problema de las columnas. Al establecer las relaciones de causalidad, es importante considerar una relación directa entre los problemas. Una forma de verificar que el ejercicio se está haciendo bien es </w:t>
+      </w:r>
+      <w:proofErr w:type="gramStart"/>
+      <w:r>
+        <w:rPr>
+          <w:lang w:val="es-419" w:eastAsia="es-CO"/>
+        </w:rPr>
+        <w:t>que</w:t>
+      </w:r>
+      <w:proofErr w:type="gramEnd"/>
+      <w:r>
+        <w:rPr>
+          <w:lang w:val="es-419" w:eastAsia="es-CO"/>
+        </w:rPr>
+        <w:t xml:space="preserve"> al terminar de asignar valores, no más del 30 % de ellos corresponde a un valor de tres (3); caso contrario, existe un sesgo atribuible a la falta de definición de los problemas o a la consideración de causas indirectas entre ellos. Se puede hacer esta pregunta cada </w:t>
       </w:r>
       <w:r>
         <w:rPr>
@@ -6680,7 +7037,21 @@
         <w:rPr>
           <w:lang w:val="es-419" w:eastAsia="es-CO"/>
         </w:rPr>
-        <w:t>- dependencia (Véster)</w:t>
+        <w:t>- dependencia (</w:t>
+      </w:r>
+      <w:proofErr w:type="spellStart"/>
+      <w:r>
+        <w:rPr>
+          <w:lang w:val="es-419" w:eastAsia="es-CO"/>
+        </w:rPr>
+        <w:t>Véster</w:t>
+      </w:r>
+      <w:proofErr w:type="spellEnd"/>
+      <w:r>
+        <w:rPr>
+          <w:lang w:val="es-419" w:eastAsia="es-CO"/>
+        </w:rPr>
+        <w:t>)</w:t>
       </w:r>
     </w:p>
     <w:tbl>
@@ -7161,8 +7532,17 @@
                 <w:rFonts w:asciiTheme="minorHAnsi" w:hAnsiTheme="minorHAnsi" w:cstheme="minorHAnsi"/>
                 <w:sz w:val="20"/>
               </w:rPr>
-              <w:t>Baja cooperación inter-empresarial</w:t>
-            </w:r>
+              <w:t xml:space="preserve">Baja cooperación </w:t>
+            </w:r>
+            <w:proofErr w:type="spellStart"/>
+            <w:r>
+              <w:rPr>
+                <w:rFonts w:asciiTheme="minorHAnsi" w:hAnsiTheme="minorHAnsi" w:cstheme="minorHAnsi"/>
+                <w:sz w:val="20"/>
+              </w:rPr>
+              <w:t>inter-empresarial</w:t>
+            </w:r>
+            <w:proofErr w:type="spellEnd"/>
             <w:r>
               <w:rPr>
                 <w:rFonts w:asciiTheme="minorHAnsi" w:hAnsiTheme="minorHAnsi" w:cstheme="minorHAnsi"/>
@@ -13799,7 +14179,7 @@
       <w:pPr>
         <w:pStyle w:val="Ttulo2"/>
       </w:pPr>
-      <w:bookmarkStart w:id="9" w:name="_Toc227962377"/>
+      <w:bookmarkStart w:id="9" w:name="_Toc228283951"/>
       <w:r>
         <w:t>Análisis causa-efecto a través de la "metodología de árboles"</w:t>
       </w:r>
@@ -13828,14 +14208,42 @@
         <w:rPr>
           <w:lang w:val="es-419" w:eastAsia="es-CO"/>
         </w:rPr>
-        <w:t xml:space="preserve">Es importante tener en cuenta que no hay un problema central definitivo o absoluto sino que depende de las capacidades y recursos del proyecto. A mayor </w:t>
+        <w:t xml:space="preserve">Es importante tener en cuenta que no hay un problema central definitivo o </w:t>
+      </w:r>
+      <w:proofErr w:type="gramStart"/>
+      <w:r>
+        <w:rPr>
+          <w:lang w:val="es-419" w:eastAsia="es-CO"/>
+        </w:rPr>
+        <w:t>absoluto</w:t>
+      </w:r>
+      <w:proofErr w:type="gramEnd"/>
+      <w:r>
+        <w:rPr>
+          <w:lang w:val="es-419" w:eastAsia="es-CO"/>
+        </w:rPr>
+        <w:t xml:space="preserve"> sino que depende de las capacidades y recursos del proyecto. A mayor </w:t>
       </w:r>
       <w:r>
         <w:rPr>
           <w:lang w:val="es-419" w:eastAsia="es-CO"/>
         </w:rPr>
         <w:lastRenderedPageBreak/>
-        <w:t>capacidad de acción, mayor es el reto que se puede asumir y más complejo puede ser el problema central. Lo anterior significa que no existe una manera única de abordar una problemática y por tanto, existen varias formas de solucionarla, distintos niveles en los que se puede actuar y un espectro más o menos amplio en la cobertura o alcance del proyecto. Precisamente, una bondad del EML radica en tener claridad a través de este análisis de cómo resulta más efectiva una intervención; esto es más eficaz y más eficiente en relación siempre a la capacidad de solucionarlo.</w:t>
+        <w:t xml:space="preserve">capacidad de acción, mayor es el reto que se puede asumir y más complejo puede ser el problema central. Lo anterior significa que no existe una manera única de abordar una problemática </w:t>
+      </w:r>
+      <w:proofErr w:type="gramStart"/>
+      <w:r>
+        <w:rPr>
+          <w:lang w:val="es-419" w:eastAsia="es-CO"/>
+        </w:rPr>
+        <w:t>y</w:t>
+      </w:r>
+      <w:proofErr w:type="gramEnd"/>
+      <w:r>
+        <w:rPr>
+          <w:lang w:val="es-419" w:eastAsia="es-CO"/>
+        </w:rPr>
+        <w:t xml:space="preserve"> por tanto, existen varias formas de solucionarla, distintos niveles en los que se puede actuar y un espectro más o menos amplio en la cobertura o alcance del proyecto. Precisamente, una bondad del EML radica en tener claridad a través de este análisis de cómo resulta más efectiva una intervención; esto es más eficaz y más eficiente en relación siempre a la capacidad de solucionarlo.</w:t>
       </w:r>
     </w:p>
     <w:p>
@@ -14047,7 +14455,21 @@
         <w:rPr>
           <w:lang w:val="es-419" w:eastAsia="es-CO"/>
         </w:rPr>
-        <w:t xml:space="preserve"> A los efectos (consecuencias) directos del problema central se les esquematiza en un primer nivel hacia arriba de la gráfica. A los demás en un segundo nivel estableciendo las relaciones causales entre ellos (Ortegón et.al, 2005). La gravedad de los efectos también es importante; en proporción a esta se establecerá la prioridad y el tipo de acciones para su solución o mitigación. La redacción o el significado de lo descrito en este paso tiene una connotación negativa, pues son problemas, esto de acuerdo con los procedimientos descritos anteriormente en este documento.</w:t>
+        <w:t xml:space="preserve"> A los efectos (consecuencias) directos del problema central se les esquematiza en un primer nivel hacia arriba de la gráfica. A los demás en un segundo nivel estableciendo las relaciones causales entre ellos (Ortegón </w:t>
+      </w:r>
+      <w:proofErr w:type="spellStart"/>
+      <w:r>
+        <w:rPr>
+          <w:lang w:val="es-419" w:eastAsia="es-CO"/>
+        </w:rPr>
+        <w:t>et.al</w:t>
+      </w:r>
+      <w:proofErr w:type="spellEnd"/>
+      <w:r>
+        <w:rPr>
+          <w:lang w:val="es-419" w:eastAsia="es-CO"/>
+        </w:rPr>
+        <w:t>, 2005). La gravedad de los efectos también es importante; en proporción a esta se establecerá la prioridad y el tipo de acciones para su solución o mitigación. La redacción o el significado de lo descrito en este paso tiene una connotación negativa, pues son problemas, esto de acuerdo con los procedimientos descritos anteriormente en este documento.</w:t>
       </w:r>
     </w:p>
     <w:p>
@@ -14083,14 +14505,13 @@
       </w:pPr>
       <w:r>
         <w:rPr>
-          <w:noProof/>
           <w:lang w:val="es-419" w:eastAsia="es-CO"/>
         </w:rPr>
         <w:drawing>
-          <wp:inline distT="0" distB="0" distL="0" distR="0" wp14:anchorId="5AED165B" wp14:editId="2207623F">
-            <wp:extent cx="6230679" cy="1784478"/>
-            <wp:effectExtent l="0" t="0" r="0" b="6350"/>
-            <wp:docPr id="24" name="Imagen 24" descr="Se detalla en la figura un ejemplo de efectos directos e indirectos, teniendo en cuenta: &#10;Efectos directos. Aumento de impactos ambientales (contaminación fuentes y GEI). Mayor valor de la tarifa de aseo para los usuarios. Efectos Indirectos. Alto uso de recursos para obtención de materias primas. Aumento del volumen de toneladas dispuestas en relleno. Pérdida de ingresos por ventas potenciales."/>
+          <wp:inline distT="0" distB="0" distL="0" distR="0" wp14:anchorId="0310C120" wp14:editId="6BBCEAFA">
+            <wp:extent cx="6332220" cy="1706880"/>
+            <wp:effectExtent l="0" t="0" r="0" b="7620"/>
+            <wp:docPr id="2" name="Imagen 2" descr="Se detalla en la figura un ejemplo de efectos directos e indirectos, teniendo en cuenta: &#10;Efectos directos. Aumento de impactos ambientales (contaminación fuentes y GEI). Mayor valor de la tarifa de aseo para los usuarios. Efectos Indirectos. Alto uso de recursos para obtención de materias primas. Aumento del volumen de toneladas dispuestas en relleno. Pérdida de ingresos por ventas potenciales."/>
             <wp:cNvGraphicFramePr>
               <a:graphicFrameLocks xmlns:a="http://schemas.openxmlformats.org/drawingml/2006/main" noChangeAspect="1"/>
             </wp:cNvGraphicFramePr>
@@ -14098,7 +14519,7 @@
               <a:graphicData uri="http://schemas.openxmlformats.org/drawingml/2006/picture">
                 <pic:pic xmlns:pic="http://schemas.openxmlformats.org/drawingml/2006/picture">
                   <pic:nvPicPr>
-                    <pic:cNvPr id="24" name="Imagen 24" descr="Se detalla en la figura un ejemplo de efectos directos e indirectos, teniendo en cuenta: &#10;Efectos directos. Aumento de impactos ambientales (contaminación fuentes y GEI). Mayor valor de la tarifa de aseo para los usuarios. Efectos Indirectos. Alto uso de recursos para obtención de materias primas. Aumento del volumen de toneladas dispuestas en relleno. Pérdida de ingresos por ventas potenciales."/>
+                    <pic:cNvPr id="2" name="Imagen 2" descr="Se detalla en la figura un ejemplo de efectos directos e indirectos, teniendo en cuenta: &#10;Efectos directos. Aumento de impactos ambientales (contaminación fuentes y GEI). Mayor valor de la tarifa de aseo para los usuarios. Efectos Indirectos. Alto uso de recursos para obtención de materias primas. Aumento del volumen de toneladas dispuestas en relleno. Pérdida de ingresos por ventas potenciales."/>
                     <pic:cNvPicPr/>
                   </pic:nvPicPr>
                   <pic:blipFill>
@@ -14110,7 +14531,7 @@
                   <pic:spPr>
                     <a:xfrm>
                       <a:off x="0" y="0"/>
-                      <a:ext cx="6240749" cy="1787362"/>
+                      <a:ext cx="6332220" cy="1706880"/>
                     </a:xfrm>
                     <a:prstGeom prst="rect">
                       <a:avLst/>
@@ -14196,14 +14617,13 @@
       </w:pPr>
       <w:r>
         <w:rPr>
-          <w:noProof/>
           <w:lang w:val="es-419" w:eastAsia="es-CO"/>
         </w:rPr>
         <w:drawing>
-          <wp:inline distT="0" distB="0" distL="0" distR="0" wp14:anchorId="62164B50" wp14:editId="77BD7F6C">
-            <wp:extent cx="6422065" cy="1735606"/>
-            <wp:effectExtent l="0" t="0" r="0" b="0"/>
-            <wp:docPr id="25" name="Imagen 25" descr="En la figura se muestra un ejemplo de causas directas e indirectas, de acuerdo a :&#10;Causas directas. Deficientes prácticas de separación de materiales. Ineficientes espacios para la valorización de residuos sólidos. Causas indirectas. Inadecuada tradición del manejo de residuos en la fuente. Inapropiado sistema de recolección para el transporte selectivo. Reducida aplicación de tecnología en el proceso de reciclaje. Informalidad y dispersión de los recuperadores."/>
+          <wp:inline distT="0" distB="0" distL="0" distR="0" wp14:anchorId="184B4B3C" wp14:editId="18D8F3AD">
+            <wp:extent cx="5974080" cy="1591770"/>
+            <wp:effectExtent l="0" t="0" r="7620" b="8890"/>
+            <wp:docPr id="3" name="Imagen 3" descr="Causas indirectas. Inadecuada tradición del manejo de residuos en la fuente. Inapropiado sistema de recolección para el transporte selectivo. Reducida aplicación de tecnología en el proceso de reciclaje. Informalidad y dispersión de los recuperadores."/>
             <wp:cNvGraphicFramePr>
               <a:graphicFrameLocks xmlns:a="http://schemas.openxmlformats.org/drawingml/2006/main" noChangeAspect="1"/>
             </wp:cNvGraphicFramePr>
@@ -14211,7 +14631,7 @@
               <a:graphicData uri="http://schemas.openxmlformats.org/drawingml/2006/picture">
                 <pic:pic xmlns:pic="http://schemas.openxmlformats.org/drawingml/2006/picture">
                   <pic:nvPicPr>
-                    <pic:cNvPr id="25" name="Imagen 25" descr="En la figura se muestra un ejemplo de causas directas e indirectas, de acuerdo a :&#10;Causas directas. Deficientes prácticas de separación de materiales. Ineficientes espacios para la valorización de residuos sólidos. Causas indirectas. Inadecuada tradición del manejo de residuos en la fuente. Inapropiado sistema de recolección para el transporte selectivo. Reducida aplicación de tecnología en el proceso de reciclaje. Informalidad y dispersión de los recuperadores."/>
+                    <pic:cNvPr id="3" name="Imagen 3" descr="Causas indirectas. Inadecuada tradición del manejo de residuos en la fuente. Inapropiado sistema de recolección para el transporte selectivo. Reducida aplicación de tecnología en el proceso de reciclaje. Informalidad y dispersión de los recuperadores."/>
                     <pic:cNvPicPr/>
                   </pic:nvPicPr>
                   <pic:blipFill>
@@ -14223,7 +14643,7 @@
                   <pic:spPr>
                     <a:xfrm>
                       <a:off x="0" y="0"/>
-                      <a:ext cx="6422949" cy="1735845"/>
+                      <a:ext cx="5984697" cy="1594599"/>
                     </a:xfrm>
                     <a:prstGeom prst="rect">
                       <a:avLst/>
@@ -14247,6 +14667,12 @@
         <w:rPr>
           <w:lang w:val="es-419" w:eastAsia="es-CO"/>
         </w:rPr>
+        <w:t xml:space="preserve">   </w:t>
+      </w:r>
+      <w:r>
+        <w:rPr>
+          <w:lang w:val="es-419" w:eastAsia="es-CO"/>
+        </w:rPr>
         <w:t>Nota.</w:t>
       </w:r>
       <w:r>
@@ -14272,7 +14698,21 @@
         <w:rPr>
           <w:lang w:val="es-419" w:eastAsia="es-CO"/>
         </w:rPr>
-        <w:t>Una vez identificados todos los efectos y causas del problema central, se integra toda la información en un solo cuadro que representa el resumen de la situación problémica. Aunque este análisis define el camino a seguir en adelante, los hechos descritos aún mantienen el carácter de hipótesis, hasta tanto no se corroboran en los estudios del proyecto y se someten a evaluación del equipo de trabajo y la población objetivo de manera participativa (Ortegón et.al, 2005).</w:t>
+        <w:t xml:space="preserve">Una vez identificados todos los efectos y causas del problema central, se integra toda la información en un solo cuadro que representa el resumen de la situación problémica. Aunque este análisis define el camino a seguir en adelante, los hechos descritos aún mantienen el carácter de hipótesis, hasta tanto no se corroboran en los estudios del proyecto y se someten a evaluación del equipo de trabajo y la población objetivo de manera participativa (Ortegón </w:t>
+      </w:r>
+      <w:proofErr w:type="spellStart"/>
+      <w:r>
+        <w:rPr>
+          <w:lang w:val="es-419" w:eastAsia="es-CO"/>
+        </w:rPr>
+        <w:t>et.al</w:t>
+      </w:r>
+      <w:proofErr w:type="spellEnd"/>
+      <w:r>
+        <w:rPr>
+          <w:lang w:val="es-419" w:eastAsia="es-CO"/>
+        </w:rPr>
+        <w:t>, 2005).</w:t>
       </w:r>
     </w:p>
     <w:p>
@@ -14308,14 +14748,13 @@
       </w:pPr>
       <w:r>
         <w:rPr>
-          <w:noProof/>
           <w:lang w:val="es-419" w:eastAsia="es-CO"/>
         </w:rPr>
         <w:drawing>
-          <wp:inline distT="0" distB="0" distL="0" distR="0" wp14:anchorId="4678E4A5" wp14:editId="4ECF7225">
-            <wp:extent cx="5922335" cy="2793095"/>
-            <wp:effectExtent l="0" t="0" r="2540" b="7620"/>
-            <wp:docPr id="26" name="Imagen 26" descr="Se detalla en la figura un ejemplo de árbol de problemas, según sus efectos (ramas), problemas (tronco) y causas (raíces)."/>
+          <wp:inline distT="0" distB="0" distL="0" distR="0" wp14:anchorId="4C7258F3" wp14:editId="17739928">
+            <wp:extent cx="6332220" cy="3094355"/>
+            <wp:effectExtent l="0" t="0" r="0" b="0"/>
+            <wp:docPr id="4" name="Imagen 4" descr="Se detalla en la figura un ejemplo de árbol de problemas, según sus efectos (ramas), problemas (tronco) y causas (raíces)."/>
             <wp:cNvGraphicFramePr>
               <a:graphicFrameLocks xmlns:a="http://schemas.openxmlformats.org/drawingml/2006/main" noChangeAspect="1"/>
             </wp:cNvGraphicFramePr>
@@ -14323,7 +14762,7 @@
               <a:graphicData uri="http://schemas.openxmlformats.org/drawingml/2006/picture">
                 <pic:pic xmlns:pic="http://schemas.openxmlformats.org/drawingml/2006/picture">
                   <pic:nvPicPr>
-                    <pic:cNvPr id="26" name="Imagen 26" descr="Se detalla en la figura un ejemplo de árbol de problemas, según sus efectos (ramas), problemas (tronco) y causas (raíces)."/>
+                    <pic:cNvPr id="4" name="Imagen 4" descr="Se detalla en la figura un ejemplo de árbol de problemas, según sus efectos (ramas), problemas (tronco) y causas (raíces)."/>
                     <pic:cNvPicPr/>
                   </pic:nvPicPr>
                   <pic:blipFill>
@@ -14335,7 +14774,7 @@
                   <pic:spPr>
                     <a:xfrm>
                       <a:off x="0" y="0"/>
-                      <a:ext cx="5933967" cy="2798581"/>
+                      <a:ext cx="6332220" cy="3094355"/>
                     </a:xfrm>
                     <a:prstGeom prst="rect">
                       <a:avLst/>
@@ -14359,6 +14798,12 @@
         <w:rPr>
           <w:lang w:val="es-419" w:eastAsia="es-CO"/>
         </w:rPr>
+        <w:t xml:space="preserve">    </w:t>
+      </w:r>
+      <w:r>
+        <w:rPr>
+          <w:lang w:val="es-419" w:eastAsia="es-CO"/>
+        </w:rPr>
         <w:t>Nota. Tomado de la guía de proyectos del DNP (2016).</w:t>
       </w:r>
     </w:p>
@@ -14501,8 +14946,16 @@
         <w:rPr>
           <w:lang w:val="es-419" w:eastAsia="es-CO"/>
         </w:rPr>
-        <w:t>Bajo la misma lógica causal y al igual que en el ejercicio de árbol de problemas, en el árbol de objetivos se procede en primer lugar a redactar cada acción o hecho desde su redacción negativa a su versión opuesta positiva, expresando las mismas condiciones</w:t>
-      </w:r>
+        <w:t xml:space="preserve">Bajo la misma lógica causal y al igual que en el ejercicio de árbol de problemas, en el árbol de objetivos se procede en primer lugar a redactar cada acción o hecho desde su redacción negativa a su versión opuesta positiva, expresando las mismas </w:t>
+      </w:r>
+      <w:proofErr w:type="gramStart"/>
+      <w:r>
+        <w:rPr>
+          <w:lang w:val="es-419" w:eastAsia="es-CO"/>
+        </w:rPr>
+        <w:t>condiciones</w:t>
+      </w:r>
+      <w:proofErr w:type="gramEnd"/>
       <w:r>
         <w:rPr>
           <w:lang w:val="es-419" w:eastAsia="es-CO"/>
@@ -14553,7 +15006,21 @@
           <w:lang w:val="es-419" w:eastAsia="es-CO"/>
         </w:rPr>
         <w:lastRenderedPageBreak/>
-        <w:t>Hasta aquí hablamos de la parte inferior del árbol. Los efectos directos en la parte superior del árbol corresponden con los fines últimos a los que contribuirá el proyecto. Una recomendación muy importante es que los objetivos deben ser alcanzables, no se debe plantear por ejemplo, acabar con el hambre en la región o llevar a la población hacia altos niveles de desarrollo pues estos planteamientos deben ser muy objetivos, sensatos y mesurados. En caso de ejecutarse el proyecto, serán compromisos adquiridos a los cuales debe respaldar una garantía de cumplimiento.</w:t>
+        <w:t xml:space="preserve">Hasta aquí hablamos de la parte inferior del árbol. Los efectos directos en la parte superior del árbol corresponden con los fines últimos a los que contribuirá el proyecto. Una recomendación muy importante es que los objetivos deben ser alcanzables, no se debe </w:t>
+      </w:r>
+      <w:proofErr w:type="gramStart"/>
+      <w:r>
+        <w:rPr>
+          <w:lang w:val="es-419" w:eastAsia="es-CO"/>
+        </w:rPr>
+        <w:t>plantear</w:t>
+      </w:r>
+      <w:proofErr w:type="gramEnd"/>
+      <w:r>
+        <w:rPr>
+          <w:lang w:val="es-419" w:eastAsia="es-CO"/>
+        </w:rPr>
+        <w:t xml:space="preserve"> por ejemplo, acabar con el hambre en la región o llevar a la población hacia altos niveles de desarrollo pues estos planteamientos deben ser muy objetivos, sensatos y mesurados. En caso de ejecutarse el proyecto, serán compromisos adquiridos a los cuales debe respaldar una garantía de cumplimiento.</w:t>
       </w:r>
     </w:p>
     <w:p>
@@ -14566,20 +15033,26 @@
     </w:p>
     <w:p>
       <w:pPr>
-        <w:rPr>
-          <w:lang w:val="es-419" w:eastAsia="es-CO"/>
-        </w:rPr>
-      </w:pPr>
-      <w:r>
-        <w:rPr>
-          <w:noProof/>
+        <w:ind w:firstLine="0"/>
+        <w:rPr>
+          <w:lang w:val="es-419" w:eastAsia="es-CO"/>
+        </w:rPr>
+      </w:pPr>
+      <w:r>
+        <w:rPr>
+          <w:lang w:val="es-419" w:eastAsia="es-CO"/>
+        </w:rPr>
+        <w:t xml:space="preserve">   </w:t>
+      </w:r>
+      <w:r>
+        <w:rPr>
           <w:lang w:val="es-419" w:eastAsia="es-CO"/>
         </w:rPr>
         <w:drawing>
-          <wp:inline distT="0" distB="0" distL="0" distR="0" wp14:anchorId="2108181C" wp14:editId="0DEFEB02">
-            <wp:extent cx="5486400" cy="3275225"/>
-            <wp:effectExtent l="0" t="0" r="0" b="1905"/>
-            <wp:docPr id="28" name="Imagen 28" descr="Se detalla en la figura un ejemplo de árbol de objetivos. "/>
+          <wp:inline distT="0" distB="0" distL="0" distR="0" wp14:anchorId="26D80134" wp14:editId="711C3856">
+            <wp:extent cx="5819062" cy="3457575"/>
+            <wp:effectExtent l="0" t="0" r="0" b="0"/>
+            <wp:docPr id="5" name="Imagen 5" descr="Se detalla en la figura un ejemplo de árbol de objetivos."/>
             <wp:cNvGraphicFramePr>
               <a:graphicFrameLocks xmlns:a="http://schemas.openxmlformats.org/drawingml/2006/main" noChangeAspect="1"/>
             </wp:cNvGraphicFramePr>
@@ -14587,7 +15060,7 @@
               <a:graphicData uri="http://schemas.openxmlformats.org/drawingml/2006/picture">
                 <pic:pic xmlns:pic="http://schemas.openxmlformats.org/drawingml/2006/picture">
                   <pic:nvPicPr>
-                    <pic:cNvPr id="28" name="Imagen 28" descr="Se detalla en la figura un ejemplo de árbol de objetivos. "/>
+                    <pic:cNvPr id="5" name="Imagen 5" descr="Se detalla en la figura un ejemplo de árbol de objetivos."/>
                     <pic:cNvPicPr/>
                   </pic:nvPicPr>
                   <pic:blipFill>
@@ -14599,7 +15072,7 @@
                   <pic:spPr>
                     <a:xfrm>
                       <a:off x="0" y="0"/>
-                      <a:ext cx="5502740" cy="3284980"/>
+                      <a:ext cx="5831001" cy="3464669"/>
                     </a:xfrm>
                     <a:prstGeom prst="rect">
                       <a:avLst/>
@@ -14614,7 +15087,6 @@
     </w:p>
     <w:p>
       <w:pPr>
-        <w:ind w:left="707"/>
         <w:rPr>
           <w:lang w:val="es-419" w:eastAsia="es-CO"/>
         </w:rPr>
@@ -14636,14 +15108,14 @@
         <w:rPr>
           <w:lang w:val="es-419" w:eastAsia="es-CO"/>
         </w:rPr>
-        <w:t xml:space="preserve">Para finalizar este ejercicio correctamente se hace necesaria una validación, lo que comprende una revisión de las relaciones entre las hipótesis planteadas, detectar y corregir posibles inconsistencias y de ser necesario, eliminar o adicionar nuevos elementos si se considera relevante, siempre y cuando se justifique debidamente. En </w:t>
+        <w:t xml:space="preserve">Para finalizar este ejercicio correctamente se hace necesaria una validación, lo que comprende una revisión de las relaciones entre las hipótesis planteadas, detectar y corregir posibles inconsistencias y de ser necesario, eliminar o adicionar nuevos </w:t>
       </w:r>
       <w:r>
         <w:rPr>
           <w:lang w:val="es-419" w:eastAsia="es-CO"/>
         </w:rPr>
         <w:lastRenderedPageBreak/>
-        <w:t>toda situación, en la medida en que el ejercicio de análisis de problemas haya sido acertado, las acciones también lo serán, así como las alternativas correspondientes. Aquí se evidencia la importancia de una buena planeación y la justificación de la proporción de esta tarea dentro del proyecto general.</w:t>
+        <w:t>elementos si se considera relevante, siempre y cuando se justifique debidamente. En toda situación, en la medida en que el ejercicio de análisis de problemas haya sido acertado, las acciones también lo serán, así como las alternativas correspondientes. Aquí se evidencia la importancia de una buena planeación y la justificación de la proporción de esta tarea dentro del proyecto general.</w:t>
       </w:r>
     </w:p>
     <w:p>
@@ -14764,9 +15236,8 @@
       <w:pPr>
         <w:pStyle w:val="Ttulo1"/>
       </w:pPr>
-      <w:bookmarkStart w:id="10" w:name="_Toc227962378"/>
-      <w:r>
-        <w:lastRenderedPageBreak/>
+      <w:bookmarkStart w:id="10" w:name="_Toc228283952"/>
+      <w:r>
         <w:t>Etapa de planificación</w:t>
       </w:r>
       <w:bookmarkEnd w:id="10"/>
@@ -14781,7 +15252,21 @@
         <w:rPr>
           <w:lang w:val="es-419" w:eastAsia="es-CO"/>
         </w:rPr>
-        <w:t>La etapa de análisis debe brindar todos los insumos necesarios y de la calidad adecuada, para que la etapa de planificación arroje los lineamientos que en gran medida, aportarán a la formulación más acertada del proyecto y, por tanto, al éxito de la intervención.</w:t>
+        <w:t xml:space="preserve">La etapa de análisis debe brindar todos los insumos necesarios y de la calidad adecuada, para que la etapa de planificación arroje los lineamientos </w:t>
+      </w:r>
+      <w:proofErr w:type="gramStart"/>
+      <w:r>
+        <w:rPr>
+          <w:lang w:val="es-419" w:eastAsia="es-CO"/>
+        </w:rPr>
+        <w:t>que</w:t>
+      </w:r>
+      <w:proofErr w:type="gramEnd"/>
+      <w:r>
+        <w:rPr>
+          <w:lang w:val="es-419" w:eastAsia="es-CO"/>
+        </w:rPr>
+        <w:t xml:space="preserve"> en gran medida, aportarán a la formulación más acertada del proyecto y, por tanto, al éxito de la intervención.</w:t>
       </w:r>
     </w:p>
     <w:p>
@@ -14886,7 +15371,7 @@
       <w:pPr>
         <w:pStyle w:val="Ttulo2"/>
       </w:pPr>
-      <w:bookmarkStart w:id="11" w:name="_Toc227962379"/>
+      <w:bookmarkStart w:id="11" w:name="_Toc228283953"/>
       <w:r>
         <w:t>Análisis de alternativas</w:t>
       </w:r>
@@ -14922,7 +15407,6 @@
         <w:rPr>
           <w:lang w:val="es-419" w:eastAsia="es-CO"/>
         </w:rPr>
-        <w:lastRenderedPageBreak/>
         <w:t>Esto significa que existen varias alternativas de solución que en la gráfica del árbol de objetivos pueden verse como los caminos que desde las raíces nos llevan a las copas del árbol; por tanto, a mayor complejidad del árbol, mayor número de alternativas. Aquí intervienen las condiciones preestablecidas para la realización del proyecto (tiempos, recursos, alcance, etc.) los resultados del análisis del entorno y de información secundaria (incluso el marco legal pertinente) de la información del diagnóstico, análisis de involucrados y de problemas, y de toda la información recolectada anteriormente.</w:t>
       </w:r>
     </w:p>
@@ -14990,7 +15474,14 @@
         <w:rPr>
           <w:lang w:val="es-419" w:eastAsia="es-CO"/>
         </w:rPr>
-        <w:t>Puede suceder que las actividades sean perfectamente compatibles, a esto se les denomina complementarias o conjuntivas; pero también puede ser que algunas no lo sean, en este caso formarían otra alternativa y a estas actividades se les denomina excluyentes o disyuntivas. Siguiendo con el ejemplo de referencia, las alternativas se encuentran expresadas como acciones de intervención agrupadas de acuerdo a la compatibilidad entre ellas y por cada uno de los objetivos. Las letras C y E a la derecha, significan complementarias y excluyentes:</w:t>
+        <w:t xml:space="preserve">Puede suceder que las actividades sean perfectamente compatibles, a esto se les denomina complementarias o conjuntivas; pero también puede ser que algunas no lo sean, en este caso formarían otra alternativa y a estas actividades se les denomina excluyentes o disyuntivas. Siguiendo con el ejemplo de referencia, las alternativas se encuentran expresadas como acciones de intervención agrupadas de acuerdo a la </w:t>
+      </w:r>
+      <w:r>
+        <w:rPr>
+          <w:lang w:val="es-419" w:eastAsia="es-CO"/>
+        </w:rPr>
+        <w:lastRenderedPageBreak/>
+        <w:t>compatibilidad entre ellas y por cada uno de los objetivos. Las letras C y E a la derecha, significan complementarias y excluyentes:</w:t>
       </w:r>
     </w:p>
     <w:p>
@@ -14998,7 +15489,6 @@
         <w:pStyle w:val="Figura"/>
       </w:pPr>
       <w:r>
-        <w:lastRenderedPageBreak/>
         <w:t>Ejemplo de propuesta de acción</w:t>
       </w:r>
     </w:p>
@@ -15149,7 +15639,6 @@
           <w:bCs/>
           <w:lang w:val="es-419" w:eastAsia="es-CO"/>
         </w:rPr>
-        <w:lastRenderedPageBreak/>
         <w:t>Alternativa 1:</w:t>
       </w:r>
       <w:r>
@@ -15328,14 +15817,8 @@
         <w:rPr>
           <w:lang w:val="es-419" w:eastAsia="es-CO"/>
         </w:rPr>
-        <w:t xml:space="preserve">Como aclaración, aunque la situación ideal parece que conlleva la atención a todas y cada una de las causas identificadas, esto no es estrictamente necesario (DNP, </w:t>
-      </w:r>
-      <w:r>
-        <w:rPr>
-          <w:lang w:val="es-419" w:eastAsia="es-CO"/>
-        </w:rPr>
         <w:lastRenderedPageBreak/>
-        <w:t>2016). También es importante tener en cuenta la forma correcta de redactar objetivos siguiendo la regla general:</w:t>
+        <w:t>Como aclaración, aunque la situación ideal parece que conlleva la atención a todas y cada una de las causas identificadas, esto no es estrictamente necesario (DNP, 2016). También es importante tener en cuenta la forma correcta de redactar objetivos siguiendo la regla general:</w:t>
       </w:r>
     </w:p>
     <w:p>
@@ -16022,6 +16505,7 @@
                 <w:rFonts w:asciiTheme="minorHAnsi" w:hAnsiTheme="minorHAnsi" w:cstheme="minorHAnsi"/>
                 <w:sz w:val="20"/>
               </w:rPr>
+              <w:lastRenderedPageBreak/>
               <w:t>Menor tiempo.</w:t>
             </w:r>
           </w:p>
@@ -16195,7 +16679,6 @@
                 <w:rFonts w:asciiTheme="minorHAnsi" w:hAnsiTheme="minorHAnsi" w:cstheme="minorHAnsi"/>
                 <w:sz w:val="20"/>
               </w:rPr>
-              <w:lastRenderedPageBreak/>
               <w:t>Menor costo.</w:t>
             </w:r>
           </w:p>
@@ -17447,7 +17930,7 @@
       <w:pPr>
         <w:pStyle w:val="Ttulo2"/>
       </w:pPr>
-      <w:bookmarkStart w:id="12" w:name="_Toc227962380"/>
+      <w:bookmarkStart w:id="12" w:name="_Toc228283954"/>
       <w:r>
         <w:t>Matriz de marco lógico</w:t>
       </w:r>
@@ -17463,14 +17946,14 @@
         <w:rPr>
           <w:lang w:val="es-419" w:eastAsia="es-CO"/>
         </w:rPr>
-        <w:t xml:space="preserve">En este punto ya se tienen todos los insumos para el inicio de la construcción de la matriz de marco lógico (MML). Según la FAO en 2017, el marco lógico es una matriz de doble entrada que posee dos momentos: la relación de causa-efecto, que ayuda a organizar la información de manera lógica y secuencial en sentido vertical y la </w:t>
+        <w:t xml:space="preserve">En este punto ya se tienen todos los insumos para el inicio de la construcción de la matriz de marco lógico (MML). Según la FAO en 2017, el marco lógico es una matriz de doble entrada que posee dos momentos: la relación de causa-efecto, que ayuda a </w:t>
       </w:r>
       <w:r>
         <w:rPr>
           <w:lang w:val="es-419" w:eastAsia="es-CO"/>
         </w:rPr>
         <w:lastRenderedPageBreak/>
-        <w:t>estructura cuatro por cuatro que completa el esquema agregándole el sentido horizontal.</w:t>
+        <w:t>organizar la información de manera lógica y secuencial en sentido vertical y la estructura cuatro por cuatro que completa el esquema agregándole el sentido horizontal.</w:t>
       </w:r>
     </w:p>
     <w:p>
@@ -17940,27 +18423,167 @@
         <w:rPr>
           <w:lang w:val="es-419" w:eastAsia="es-CO"/>
         </w:rPr>
-        <w:t>Cabe recordar que para pasar del árbol de problemas al árbol de objetivos, se cambió de un estado negativo del problema a una situación positiva como propósito, para luego plantearse como el fin del proyecto o la acción que conduce a esa situación deseada del árbol de objetivos. De acuerdo con Ortegón et.al (2005):</w:t>
-      </w:r>
-    </w:p>
-    <w:p>
-      <w:pPr>
-        <w:rPr>
-          <w:lang w:val="es-419" w:eastAsia="es-CO"/>
-        </w:rPr>
-      </w:pPr>
-      <w:r>
-        <w:rPr>
-          <w:lang w:val="es-419" w:eastAsia="es-CO"/>
-        </w:rPr>
-        <w:t xml:space="preserve">En la definición de los niveles de objetivos en la MML se debe tener especial cuidado al pasar de la especificación de los componentes al propósito del proyecto. La definición del propósito del proyecto se debe hacer en términos hipotéticos, es algo que debe ocurrir, es un resultado esperado. De acuerdo al enfoque de Marco lógico el propósito es la hipótesis central del proyecto. De este modo, el propósito debe </w:t>
+        <w:t xml:space="preserve">Cabe recordar </w:t>
+      </w:r>
+      <w:proofErr w:type="gramStart"/>
+      <w:r>
+        <w:rPr>
+          <w:lang w:val="es-419" w:eastAsia="es-CO"/>
+        </w:rPr>
+        <w:t>que</w:t>
+      </w:r>
+      <w:proofErr w:type="gramEnd"/>
+      <w:r>
+        <w:rPr>
+          <w:lang w:val="es-419" w:eastAsia="es-CO"/>
+        </w:rPr>
+        <w:t xml:space="preserve"> para pasar del árbol de problemas al árbol de objetivos, se cambió de un estado negativo del problema a una situación positiva como propósito, para luego plantearse como el fin del proyecto o la acción que conduce a esa situación deseada del árbol de objetivos. De acuerdo con Ortegón </w:t>
+      </w:r>
+      <w:proofErr w:type="spellStart"/>
+      <w:r>
+        <w:rPr>
+          <w:lang w:val="es-419" w:eastAsia="es-CO"/>
+        </w:rPr>
+        <w:t>et.al</w:t>
+      </w:r>
+      <w:proofErr w:type="spellEnd"/>
+      <w:r>
+        <w:rPr>
+          <w:lang w:val="es-419" w:eastAsia="es-CO"/>
+        </w:rPr>
+        <w:t xml:space="preserve"> (2005):</w:t>
+      </w:r>
+    </w:p>
+    <w:p>
+      <w:pPr>
+        <w:rPr>
+          <w:lang w:val="es-419" w:eastAsia="es-CO"/>
+        </w:rPr>
+      </w:pPr>
+      <w:r>
+        <w:rPr>
+          <w:lang w:val="es-419" w:eastAsia="es-CO"/>
+        </w:rPr>
+        <w:t xml:space="preserve">En la </w:t>
+      </w:r>
+      <w:proofErr w:type="spellStart"/>
+      <w:r>
+        <w:rPr>
+          <w:lang w:val="es-419" w:eastAsia="es-CO"/>
+        </w:rPr>
+        <w:t>definición</w:t>
+      </w:r>
+      <w:proofErr w:type="spellEnd"/>
+      <w:r>
+        <w:rPr>
+          <w:lang w:val="es-419" w:eastAsia="es-CO"/>
+        </w:rPr>
+        <w:t xml:space="preserve"> de los niveles de objetivos en la MML se debe tener especial cuidado al pasar de la especificación de los componentes al propósito del proyecto. La </w:t>
+      </w:r>
+      <w:proofErr w:type="spellStart"/>
+      <w:r>
+        <w:rPr>
+          <w:lang w:val="es-419" w:eastAsia="es-CO"/>
+        </w:rPr>
+        <w:t>definición</w:t>
+      </w:r>
+      <w:proofErr w:type="spellEnd"/>
+      <w:r>
+        <w:rPr>
+          <w:lang w:val="es-419" w:eastAsia="es-CO"/>
+        </w:rPr>
+        <w:t xml:space="preserve"> del </w:t>
+      </w:r>
+      <w:proofErr w:type="spellStart"/>
+      <w:r>
+        <w:rPr>
+          <w:lang w:val="es-419" w:eastAsia="es-CO"/>
+        </w:rPr>
+        <w:t>propósito</w:t>
+      </w:r>
+      <w:proofErr w:type="spellEnd"/>
+      <w:r>
+        <w:rPr>
+          <w:lang w:val="es-419" w:eastAsia="es-CO"/>
+        </w:rPr>
+        <w:t xml:space="preserve"> del proyecto se debe hacer en términos hipotéticos, es algo que debe ocurrir, es un resultado esperado. De acuerdo al enfoque de Marco </w:t>
+      </w:r>
+      <w:proofErr w:type="spellStart"/>
+      <w:r>
+        <w:rPr>
+          <w:lang w:val="es-419" w:eastAsia="es-CO"/>
+        </w:rPr>
+        <w:t>lógico</w:t>
+      </w:r>
+      <w:proofErr w:type="spellEnd"/>
+      <w:r>
+        <w:rPr>
+          <w:lang w:val="es-419" w:eastAsia="es-CO"/>
+        </w:rPr>
+        <w:t xml:space="preserve"> el </w:t>
+      </w:r>
+      <w:proofErr w:type="spellStart"/>
+      <w:r>
+        <w:rPr>
+          <w:lang w:val="es-419" w:eastAsia="es-CO"/>
+        </w:rPr>
+        <w:t>propósito</w:t>
+      </w:r>
+      <w:proofErr w:type="spellEnd"/>
+      <w:r>
+        <w:rPr>
+          <w:lang w:val="es-419" w:eastAsia="es-CO"/>
+        </w:rPr>
+        <w:t xml:space="preserve"> es la </w:t>
+      </w:r>
+      <w:proofErr w:type="spellStart"/>
+      <w:r>
+        <w:rPr>
+          <w:lang w:val="es-419" w:eastAsia="es-CO"/>
+        </w:rPr>
+        <w:t>hipótesis</w:t>
+      </w:r>
+      <w:proofErr w:type="spellEnd"/>
+      <w:r>
+        <w:rPr>
+          <w:lang w:val="es-419" w:eastAsia="es-CO"/>
+        </w:rPr>
+        <w:t xml:space="preserve"> central del proyecto. De este modo, el </w:t>
+      </w:r>
+      <w:proofErr w:type="spellStart"/>
+      <w:r>
+        <w:rPr>
+          <w:lang w:val="es-419" w:eastAsia="es-CO"/>
+        </w:rPr>
+        <w:t>propósito</w:t>
+      </w:r>
+      <w:proofErr w:type="spellEnd"/>
+      <w:r>
+        <w:rPr>
+          <w:lang w:val="es-419" w:eastAsia="es-CO"/>
+        </w:rPr>
+        <w:t xml:space="preserve"> debe </w:t>
       </w:r>
       <w:r>
         <w:rPr>
           <w:lang w:val="es-419" w:eastAsia="es-CO"/>
         </w:rPr>
         <w:lastRenderedPageBreak/>
-        <w:t>entenderse como un resultado no controlable por el ejecutor. Es, en definitiva, lo que debería ocurrir como resultado directo de utilizar los Componentes (p.81</w:t>
+        <w:t xml:space="preserve">entenderse como un resultado no controlable por el ejecutor. Es, en definitiva, lo que </w:t>
+      </w:r>
+      <w:proofErr w:type="spellStart"/>
+      <w:r>
+        <w:rPr>
+          <w:lang w:val="es-419" w:eastAsia="es-CO"/>
+        </w:rPr>
+        <w:t>debería</w:t>
+      </w:r>
+      <w:proofErr w:type="spellEnd"/>
+      <w:r>
+        <w:rPr>
+          <w:lang w:val="es-419" w:eastAsia="es-CO"/>
+        </w:rPr>
+        <w:t xml:space="preserve"> ocurrir como resultado directo de utilizar los Componentes (p.81</w:t>
       </w:r>
       <w:r>
         <w:rPr>
@@ -18613,7 +19236,21 @@
         <w:rPr>
           <w:lang w:val="es-419" w:eastAsia="es-CO"/>
         </w:rPr>
-        <w:t>La primera columna de la MML es la síntesis del proyecto, empezando por las actividades, los productos que se entregarán y los resultados a corto, mediano y largo plazo (Ortegón et.al, 2005). De ahí su importancia y la forma de realizar su lectura, que es de abajo hacia arriba. Las actividades provenientes del nivel tres no se encuentran normalmente incluidas en la MML, pero resulta muy útil considerarlas para alimentar la planeación operativa y los indicadores correspondientes serán objeto de este análisis posterior. El resumen narrativo corresponde a la primera columna de la matriz.</w:t>
+        <w:t xml:space="preserve">La primera columna de la MML es la síntesis del proyecto, empezando por las actividades, los productos que se entregarán y los resultados a corto, mediano y largo plazo (Ortegón </w:t>
+      </w:r>
+      <w:proofErr w:type="spellStart"/>
+      <w:r>
+        <w:rPr>
+          <w:lang w:val="es-419" w:eastAsia="es-CO"/>
+        </w:rPr>
+        <w:t>et.al</w:t>
+      </w:r>
+      <w:proofErr w:type="spellEnd"/>
+      <w:r>
+        <w:rPr>
+          <w:lang w:val="es-419" w:eastAsia="es-CO"/>
+        </w:rPr>
+        <w:t>, 2005). De ahí su importancia y la forma de realizar su lectura, que es de abajo hacia arriba. Las actividades provenientes del nivel tres no se encuentran normalmente incluidas en la MML, pero resulta muy útil considerarlas para alimentar la planeación operativa y los indicadores correspondientes serán objeto de este análisis posterior. El resumen narrativo corresponde a la primera columna de la matriz.</w:t>
       </w:r>
     </w:p>
     <w:p>
@@ -18634,14 +19271,13 @@
       </w:pPr>
       <w:r>
         <w:rPr>
-          <w:noProof/>
           <w:lang w:val="es-419" w:eastAsia="es-CO"/>
         </w:rPr>
         <w:drawing>
-          <wp:inline distT="0" distB="0" distL="0" distR="0" wp14:anchorId="46AF5572" wp14:editId="0E52CB2A">
-            <wp:extent cx="6071191" cy="1570765"/>
-            <wp:effectExtent l="0" t="0" r="6350" b="0"/>
-            <wp:docPr id="1215982726" name="Imagen 1215982726" descr="Se muestra en la figura el resumen narrativo del proyecto: &#10;- Fin: objetivo general.&#10;- Propósito: objetivo específico.&#10;- Resultados esperados: componentes.&#10;- Actividades."/>
+          <wp:inline distT="0" distB="0" distL="0" distR="0" wp14:anchorId="07275258" wp14:editId="2E8F5DCD">
+            <wp:extent cx="6057036" cy="1285875"/>
+            <wp:effectExtent l="0" t="0" r="1270" b="0"/>
+            <wp:docPr id="6" name="Imagen 6" descr="Se muestra en la figura el resumen narrativo del proyecto: &#10;- Fin: objetivo general.&#10;- Propósito: objetivo específico.&#10;- Resultados esperados: componentes.&#10;- Actividades."/>
             <wp:cNvGraphicFramePr>
               <a:graphicFrameLocks xmlns:a="http://schemas.openxmlformats.org/drawingml/2006/main" noChangeAspect="1"/>
             </wp:cNvGraphicFramePr>
@@ -18649,7 +19285,7 @@
               <a:graphicData uri="http://schemas.openxmlformats.org/drawingml/2006/picture">
                 <pic:pic xmlns:pic="http://schemas.openxmlformats.org/drawingml/2006/picture">
                   <pic:nvPicPr>
-                    <pic:cNvPr id="1215982726" name="Imagen 1215982726" descr="Se muestra en la figura el resumen narrativo del proyecto: &#10;- Fin: objetivo general.&#10;- Propósito: objetivo específico.&#10;- Resultados esperados: componentes.&#10;- Actividades."/>
+                    <pic:cNvPr id="6" name="Imagen 6" descr="Se muestra en la figura el resumen narrativo del proyecto: &#10;- Fin: objetivo general.&#10;- Propósito: objetivo específico.&#10;- Resultados esperados: componentes.&#10;- Actividades."/>
                     <pic:cNvPicPr/>
                   </pic:nvPicPr>
                   <pic:blipFill>
@@ -18661,7 +19297,7 @@
                   <pic:spPr>
                     <a:xfrm>
                       <a:off x="0" y="0"/>
-                      <a:ext cx="6101644" cy="1578644"/>
+                      <a:ext cx="6073057" cy="1289276"/>
                     </a:xfrm>
                     <a:prstGeom prst="rect">
                       <a:avLst/>
@@ -18676,6 +19312,7 @@
     </w:p>
     <w:p>
       <w:pPr>
+        <w:ind w:firstLine="0"/>
         <w:rPr>
           <w:lang w:val="es-419" w:eastAsia="es-CO"/>
         </w:rPr>
@@ -18691,7 +19328,7 @@
       <w:pPr>
         <w:pStyle w:val="Ttulo2"/>
       </w:pPr>
-      <w:bookmarkStart w:id="13" w:name="_Toc227962381"/>
+      <w:bookmarkStart w:id="13" w:name="_Toc228283955"/>
       <w:r>
         <w:t>Indicadores y medios de verificación</w:t>
       </w:r>
@@ -18720,40 +19357,68 @@
         <w:rPr>
           <w:lang w:val="es-419" w:eastAsia="es-CO"/>
         </w:rPr>
-        <w:t>Si los indicadores se encuentran bien formulados, aseguran una buena gestión del proyecto y aportan los elementos necesarios para la toma correcta de decisiones gerenciales que seguramente serán necesarias en el transcurso de la ejecución. Un resultado puede ser medido por varios indicadores, pero el principio de eficiencia nos orienta hacia la construcción del mínimo necesario para la conclusión del logro de los objetivos (Ortegón et.al 2005).</w:t>
-      </w:r>
-    </w:p>
-    <w:p>
-      <w:pPr>
-        <w:rPr>
-          <w:lang w:val="es-419" w:eastAsia="es-CO"/>
-        </w:rPr>
-      </w:pPr>
-      <w:r>
-        <w:rPr>
-          <w:lang w:val="es-419" w:eastAsia="es-CO"/>
-        </w:rPr>
-        <w:t xml:space="preserve">Los indicadores deben poseer ciertas características para que logren eficacia. Para empezar, según la guía para la formulación de proyectos de inversión del sector </w:t>
+        <w:t xml:space="preserve">Si los indicadores se encuentran bien formulados, aseguran una buena gestión del proyecto y aportan los elementos necesarios para la toma correcta de decisiones gerenciales que seguramente serán necesarias en el transcurso de la ejecución. Un resultado puede ser medido por varios indicadores, pero el principio de eficiencia nos orienta hacia la construcción del mínimo necesario para la conclusión del logro de los objetivos (Ortegón </w:t>
+      </w:r>
+      <w:proofErr w:type="spellStart"/>
+      <w:r>
+        <w:rPr>
+          <w:lang w:val="es-419" w:eastAsia="es-CO"/>
+        </w:rPr>
+        <w:t>et.al</w:t>
+      </w:r>
+      <w:proofErr w:type="spellEnd"/>
+      <w:r>
+        <w:rPr>
+          <w:lang w:val="es-419" w:eastAsia="es-CO"/>
+        </w:rPr>
+        <w:t xml:space="preserve"> 2005).</w:t>
+      </w:r>
+    </w:p>
+    <w:p>
+      <w:pPr>
+        <w:rPr>
+          <w:lang w:val="es-419" w:eastAsia="es-CO"/>
+        </w:rPr>
+      </w:pPr>
+      <w:r>
+        <w:rPr>
+          <w:lang w:val="es-419" w:eastAsia="es-CO"/>
+        </w:rPr>
+        <w:t xml:space="preserve">Los indicadores deben poseer ciertas características para que logren eficacia. Para empezar, según la guía para la formulación de proyectos de inversión del sector agropecuario (FAO, 2017) deben ser independientes en cada nivel para evitar la </w:t>
       </w:r>
       <w:r>
         <w:rPr>
           <w:lang w:val="es-419" w:eastAsia="es-CO"/>
         </w:rPr>
         <w:lastRenderedPageBreak/>
-        <w:t xml:space="preserve">agropecuario (FAO, 2017) deben ser independientes en cada nivel para evitar la duplicidad de datos. Sólo se formulan para el cumplimiento de objetivos y resultados; a las actividades se les asigna la ejecución de un presupuesto a manera de indicador. </w:t>
-      </w:r>
-    </w:p>
-    <w:p>
-      <w:pPr>
-        <w:rPr>
-          <w:lang w:val="es-419" w:eastAsia="es-CO"/>
-        </w:rPr>
-      </w:pPr>
-      <w:r>
-        <w:rPr>
-          <w:lang w:val="es-419" w:eastAsia="es-CO"/>
-        </w:rPr>
-        <w:t>Según Ortegón et.al (2005) los indicadores “inteligentes” poseen cinco características imprescindibles: son específicos, medibles, realizables, pertinentes y deben estar enmarcados en el tiempo. Existen diversos tipos de indicadores, pero una clasificación útil es la hecha en la guía de la FAO varias veces citada.</w:t>
+        <w:t xml:space="preserve">duplicidad de datos. Sólo se formulan para el cumplimiento de objetivos y resultados; a las actividades se les asigna la ejecución de un presupuesto a manera de indicador. </w:t>
+      </w:r>
+    </w:p>
+    <w:p>
+      <w:pPr>
+        <w:rPr>
+          <w:lang w:val="es-419" w:eastAsia="es-CO"/>
+        </w:rPr>
+      </w:pPr>
+      <w:r>
+        <w:rPr>
+          <w:lang w:val="es-419" w:eastAsia="es-CO"/>
+        </w:rPr>
+        <w:t xml:space="preserve">Según Ortegón </w:t>
+      </w:r>
+      <w:proofErr w:type="spellStart"/>
+      <w:r>
+        <w:rPr>
+          <w:lang w:val="es-419" w:eastAsia="es-CO"/>
+        </w:rPr>
+        <w:t>et.al</w:t>
+      </w:r>
+      <w:proofErr w:type="spellEnd"/>
+      <w:r>
+        <w:rPr>
+          <w:lang w:val="es-419" w:eastAsia="es-CO"/>
+        </w:rPr>
+        <w:t xml:space="preserve"> (2005) los indicadores “inteligentes” poseen cinco características imprescindibles: son específicos, medibles, realizables, pertinentes y deben estar enmarcados en el tiempo. Existen diversos tipos de indicadores, pero una clasificación útil es la hecha en la guía de la FAO varias veces citada.</w:t>
       </w:r>
     </w:p>
     <w:p>
@@ -18862,20 +19527,20 @@
           <w:bCs/>
           <w:lang w:val="es-419" w:eastAsia="es-CO"/>
         </w:rPr>
+        <w:t>Indicadores de actividades</w:t>
+      </w:r>
+    </w:p>
+    <w:p>
+      <w:pPr>
+        <w:rPr>
+          <w:lang w:val="es-419" w:eastAsia="es-CO"/>
+        </w:rPr>
+      </w:pPr>
+      <w:r>
+        <w:rPr>
+          <w:lang w:val="es-419" w:eastAsia="es-CO"/>
+        </w:rPr>
         <w:lastRenderedPageBreak/>
-        <w:t>Indicadores de actividades</w:t>
-      </w:r>
-    </w:p>
-    <w:p>
-      <w:pPr>
-        <w:rPr>
-          <w:lang w:val="es-419" w:eastAsia="es-CO"/>
-        </w:rPr>
-      </w:pPr>
-      <w:r>
-        <w:rPr>
-          <w:lang w:val="es-419" w:eastAsia="es-CO"/>
-        </w:rPr>
         <w:t>Son los que describen la actividad que se realiza para lograr el componente y su presupuesto asignado. Varían de acuerdo con el elemento del componente que se desea medir, por lo que son diferentes para cada tipo de proyecto. Los indicadores también pueden clasificarse en directos e indirectos.</w:t>
       </w:r>
     </w:p>
@@ -18951,14 +19616,7 @@
         <w:rPr>
           <w:lang w:val="es-419" w:eastAsia="es-CO"/>
         </w:rPr>
-        <w:t xml:space="preserve">Para ello se utiliza el esquema desarrollado por la Oficina de Evaluación del Programa de Desarrollo de Naciones Unidas (UNDP, por sus siglas en inglés) que consiste en un cuadro en el cual, primero, se transcribe la primera columna de la matriz del marco lógico a la primera columna del cuadro (el resumen narrativo de objetivos) </w:t>
-      </w:r>
-      <w:r>
-        <w:rPr>
-          <w:lang w:val="es-419" w:eastAsia="es-CO"/>
-        </w:rPr>
-        <w:lastRenderedPageBreak/>
-        <w:t>después se transcriben de la misma matriz los indicadores por objetivo y por último se definen los criterios aplicables a los indicadores, como:</w:t>
+        <w:t>Para ello se utiliza el esquema desarrollado por la Oficina de Evaluación del Programa de Desarrollo de Naciones Unidas (UNDP, por sus siglas en inglés) que consiste en un cuadro en el cual, primero, se transcribe la primera columna de la matriz del marco lógico a la primera columna del cuadro (el resumen narrativo de objetivos) después se transcriben de la misma matriz los indicadores por objetivo y por último se definen los criterios aplicables a los indicadores, como:</w:t>
       </w:r>
     </w:p>
     <w:p>
@@ -18976,6 +19634,7 @@
         <w:rPr>
           <w:lang w:val="es-419" w:eastAsia="es-CO"/>
         </w:rPr>
+        <w:lastRenderedPageBreak/>
         <w:t>El sentido del indicador es claro.</w:t>
       </w:r>
     </w:p>
@@ -19087,7 +19746,21 @@
         <w:rPr>
           <w:lang w:val="es-419" w:eastAsia="es-CO"/>
         </w:rPr>
-        <w:t>Otra propuesta de Ortegón et.al (2005) para los criterios de selección de indicadores “correctamente especificados” es hecha a partir de los siguientes criterios:</w:t>
+        <w:t xml:space="preserve">Otra propuesta de Ortegón </w:t>
+      </w:r>
+      <w:proofErr w:type="spellStart"/>
+      <w:r>
+        <w:rPr>
+          <w:lang w:val="es-419" w:eastAsia="es-CO"/>
+        </w:rPr>
+        <w:t>et.al</w:t>
+      </w:r>
+      <w:proofErr w:type="spellEnd"/>
+      <w:r>
+        <w:rPr>
+          <w:lang w:val="es-419" w:eastAsia="es-CO"/>
+        </w:rPr>
+        <w:t xml:space="preserve"> (2005) para los criterios de selección de indicadores “correctamente especificados” es hecha a partir de los siguientes criterios:</w:t>
       </w:r>
     </w:p>
     <w:p>
@@ -19105,7 +19778,21 @@
         <w:rPr>
           <w:lang w:val="es-419" w:eastAsia="es-CO"/>
         </w:rPr>
-        <w:t>Los indicadores de propósito no son un resumen de los componentes, sino una medida del resultado de tener los componentes en operación.</w:t>
+        <w:t xml:space="preserve">Los indicadores de </w:t>
+      </w:r>
+      <w:proofErr w:type="spellStart"/>
+      <w:r>
+        <w:rPr>
+          <w:lang w:val="es-419" w:eastAsia="es-CO"/>
+        </w:rPr>
+        <w:t>propósito</w:t>
+      </w:r>
+      <w:proofErr w:type="spellEnd"/>
+      <w:r>
+        <w:rPr>
+          <w:lang w:val="es-419" w:eastAsia="es-CO"/>
+        </w:rPr>
+        <w:t xml:space="preserve"> no son un resumen de los componentes, sino una medida del resultado de tener los componentes en operación.</w:t>
       </w:r>
     </w:p>
     <w:p>
@@ -19123,7 +19810,21 @@
         <w:rPr>
           <w:lang w:val="es-419" w:eastAsia="es-CO"/>
         </w:rPr>
-        <w:t>Los indicadores de propósito miden lo que es importante.</w:t>
+        <w:t xml:space="preserve">Los indicadores de </w:t>
+      </w:r>
+      <w:proofErr w:type="spellStart"/>
+      <w:r>
+        <w:rPr>
+          <w:lang w:val="es-419" w:eastAsia="es-CO"/>
+        </w:rPr>
+        <w:t>propósito</w:t>
+      </w:r>
+      <w:proofErr w:type="spellEnd"/>
+      <w:r>
+        <w:rPr>
+          <w:lang w:val="es-419" w:eastAsia="es-CO"/>
+        </w:rPr>
+        <w:t xml:space="preserve"> miden lo que es importante.</w:t>
       </w:r>
     </w:p>
     <w:p>
@@ -19141,7 +19842,6 @@
         <w:rPr>
           <w:lang w:val="es-419" w:eastAsia="es-CO"/>
         </w:rPr>
-        <w:lastRenderedPageBreak/>
         <w:t>Todos los indicadores están especificados en términos de cantidad, calidad y tiempo.</w:t>
       </w:r>
     </w:p>
@@ -19160,6 +19860,7 @@
         <w:rPr>
           <w:lang w:val="es-419" w:eastAsia="es-CO"/>
         </w:rPr>
+        <w:lastRenderedPageBreak/>
         <w:t>Los indicadores para cada nivel de objetivo son diferentes a los indicadores de otros niveles.</w:t>
       </w:r>
     </w:p>
@@ -19936,6 +20637,7 @@
         <w:rPr>
           <w:lang w:val="es-419" w:eastAsia="es-CO"/>
         </w:rPr>
+        <w:lastRenderedPageBreak/>
         <w:t>Al igual que para los indicadores en la MML no se ubican los medios de verificación para las actividades, solo para los objetivos y resultados: aquí se deben especificar la ubicación de las fuentes de información de ejecución del presupuesto asignado, para efectuar el respectivo monitoreo.</w:t>
       </w:r>
     </w:p>
@@ -19956,7 +20658,7 @@
       <w:pPr>
         <w:pStyle w:val="Ttulo2"/>
       </w:pPr>
-      <w:bookmarkStart w:id="14" w:name="_Toc227962382"/>
+      <w:bookmarkStart w:id="14" w:name="_Toc228283956"/>
       <w:r>
         <w:t>Análisis de riesgos y establecimiento de los supuestos del proyecto</w:t>
       </w:r>
@@ -20412,6 +21114,23 @@
     </w:p>
     <w:p>
       <w:pPr>
+        <w:spacing w:before="0" w:after="160" w:line="259" w:lineRule="auto"/>
+        <w:ind w:firstLine="0"/>
+        <w:rPr>
+          <w:szCs w:val="28"/>
+          <w:lang w:val="es-419" w:eastAsia="es-CO"/>
+        </w:rPr>
+      </w:pPr>
+      <w:r>
+        <w:rPr>
+          <w:szCs w:val="28"/>
+          <w:lang w:val="es-419" w:eastAsia="es-CO"/>
+        </w:rPr>
+        <w:br w:type="page"/>
+      </w:r>
+    </w:p>
+    <w:p>
+      <w:pPr>
         <w:pStyle w:val="Tabla"/>
         <w:tabs>
           <w:tab w:val="left" w:pos="1134"/>
@@ -20424,1226 +21143,12 @@
         <w:rPr>
           <w:lang w:val="es-419" w:eastAsia="es-CO"/>
         </w:rPr>
+        <w:lastRenderedPageBreak/>
         <w:t>Modelo de matriz de evaluación de riesgos</w:t>
       </w:r>
     </w:p>
     <w:p>
       <w:pPr>
-        <w:rPr>
-          <w:lang w:val="es-419" w:eastAsia="es-CO"/>
-        </w:rPr>
-      </w:pPr>
-      <w:r>
-        <w:rPr>
-          <w:lang w:val="es-419" w:eastAsia="es-CO"/>
-        </w:rPr>
-        <w:t>Matriz de evaluación de riesgos.</w:t>
-      </w:r>
-    </w:p>
-    <w:tbl>
-      <w:tblPr>
-        <w:tblStyle w:val="SENA1"/>
-        <w:tblW w:w="0" w:type="auto"/>
-        <w:tblLayout w:type="fixed"/>
-        <w:tblLook w:val="04A0" w:firstRow="1" w:lastRow="0" w:firstColumn="1" w:lastColumn="0" w:noHBand="0" w:noVBand="1"/>
-      </w:tblPr>
-      <w:tblGrid>
-        <w:gridCol w:w="1104"/>
-        <w:gridCol w:w="989"/>
-        <w:gridCol w:w="1108"/>
-        <w:gridCol w:w="1330"/>
-        <w:gridCol w:w="1418"/>
-        <w:gridCol w:w="1276"/>
-        <w:gridCol w:w="1134"/>
-        <w:gridCol w:w="1275"/>
-      </w:tblGrid>
-      <w:tr>
-        <w:trPr>
-          <w:cnfStyle w:val="100000000000" w:firstRow="1" w:lastRow="0" w:firstColumn="0" w:lastColumn="0" w:oddVBand="0" w:evenVBand="0" w:oddHBand="0" w:evenHBand="0" w:firstRowFirstColumn="0" w:firstRowLastColumn="0" w:lastRowFirstColumn="0" w:lastRowLastColumn="0"/>
-          <w:cantSplit/>
-          <w:tblHeader/>
-        </w:trPr>
-        <w:tc>
-          <w:tcPr>
-            <w:tcW w:w="1104" w:type="dxa"/>
-          </w:tcPr>
-          <w:p>
-            <w:pPr>
-              <w:spacing w:line="240" w:lineRule="auto"/>
-              <w:ind w:firstLine="0"/>
-              <w:rPr>
-                <w:rFonts w:asciiTheme="minorHAnsi" w:hAnsiTheme="minorHAnsi" w:cstheme="minorHAnsi"/>
-                <w:sz w:val="20"/>
-              </w:rPr>
-            </w:pPr>
-            <w:r>
-              <w:rPr>
-                <w:rFonts w:asciiTheme="minorHAnsi" w:hAnsiTheme="minorHAnsi" w:cstheme="minorHAnsi"/>
-                <w:sz w:val="20"/>
-              </w:rPr>
-              <w:t>-</w:t>
-            </w:r>
-          </w:p>
-        </w:tc>
-        <w:tc>
-          <w:tcPr>
-            <w:tcW w:w="989" w:type="dxa"/>
-          </w:tcPr>
-          <w:p>
-            <w:pPr>
-              <w:spacing w:line="240" w:lineRule="auto"/>
-              <w:ind w:firstLine="0"/>
-              <w:jc w:val="center"/>
-              <w:rPr>
-                <w:rFonts w:asciiTheme="minorHAnsi" w:hAnsiTheme="minorHAnsi" w:cstheme="minorHAnsi"/>
-                <w:sz w:val="20"/>
-              </w:rPr>
-            </w:pPr>
-            <w:r>
-              <w:rPr>
-                <w:rFonts w:asciiTheme="minorHAnsi" w:hAnsiTheme="minorHAnsi" w:cstheme="minorHAnsi"/>
-                <w:sz w:val="20"/>
-              </w:rPr>
-              <w:t>-</w:t>
-            </w:r>
-          </w:p>
-        </w:tc>
-        <w:tc>
-          <w:tcPr>
-            <w:tcW w:w="1108" w:type="dxa"/>
-          </w:tcPr>
-          <w:p>
-            <w:pPr>
-              <w:spacing w:line="240" w:lineRule="auto"/>
-              <w:ind w:firstLine="0"/>
-              <w:jc w:val="center"/>
-              <w:rPr>
-                <w:rFonts w:cstheme="minorHAnsi"/>
-                <w:sz w:val="20"/>
-              </w:rPr>
-            </w:pPr>
-            <w:r>
-              <w:rPr>
-                <w:rFonts w:cstheme="minorHAnsi"/>
-                <w:sz w:val="20"/>
-              </w:rPr>
-              <w:t>-</w:t>
-            </w:r>
-          </w:p>
-        </w:tc>
-        <w:tc>
-          <w:tcPr>
-            <w:tcW w:w="1330" w:type="dxa"/>
-          </w:tcPr>
-          <w:p>
-            <w:pPr>
-              <w:spacing w:line="240" w:lineRule="auto"/>
-              <w:ind w:firstLine="0"/>
-              <w:jc w:val="center"/>
-              <w:rPr>
-                <w:rFonts w:cstheme="minorHAnsi"/>
-                <w:sz w:val="20"/>
-              </w:rPr>
-            </w:pPr>
-            <w:r>
-              <w:rPr>
-                <w:rFonts w:cstheme="minorHAnsi"/>
-                <w:sz w:val="20"/>
-              </w:rPr>
-              <w:t>Gravedad de impacto</w:t>
-            </w:r>
-          </w:p>
-        </w:tc>
-        <w:tc>
-          <w:tcPr>
-            <w:tcW w:w="1418" w:type="dxa"/>
-          </w:tcPr>
-          <w:p>
-            <w:pPr>
-              <w:spacing w:line="240" w:lineRule="auto"/>
-              <w:ind w:firstLine="0"/>
-              <w:jc w:val="center"/>
-              <w:rPr>
-                <w:rFonts w:cstheme="minorHAnsi"/>
-                <w:sz w:val="20"/>
-              </w:rPr>
-            </w:pPr>
-            <w:r>
-              <w:rPr>
-                <w:rFonts w:cstheme="minorHAnsi"/>
-                <w:sz w:val="20"/>
-              </w:rPr>
-              <w:t>Gravedad de impacto</w:t>
-            </w:r>
-          </w:p>
-        </w:tc>
-        <w:tc>
-          <w:tcPr>
-            <w:tcW w:w="1276" w:type="dxa"/>
-          </w:tcPr>
-          <w:p>
-            <w:pPr>
-              <w:spacing w:line="240" w:lineRule="auto"/>
-              <w:ind w:firstLine="0"/>
-              <w:jc w:val="center"/>
-              <w:rPr>
-                <w:rFonts w:cstheme="minorHAnsi"/>
-                <w:sz w:val="20"/>
-              </w:rPr>
-            </w:pPr>
-            <w:r>
-              <w:rPr>
-                <w:rFonts w:cstheme="minorHAnsi"/>
-                <w:sz w:val="20"/>
-              </w:rPr>
-              <w:t>Gravedad de impacto</w:t>
-            </w:r>
-          </w:p>
-        </w:tc>
-        <w:tc>
-          <w:tcPr>
-            <w:tcW w:w="1134" w:type="dxa"/>
-          </w:tcPr>
-          <w:p>
-            <w:pPr>
-              <w:spacing w:line="240" w:lineRule="auto"/>
-              <w:ind w:firstLine="0"/>
-              <w:jc w:val="center"/>
-              <w:rPr>
-                <w:rFonts w:cstheme="minorHAnsi"/>
-                <w:sz w:val="20"/>
-              </w:rPr>
-            </w:pPr>
-            <w:r>
-              <w:rPr>
-                <w:rFonts w:cstheme="minorHAnsi"/>
-                <w:sz w:val="20"/>
-              </w:rPr>
-              <w:t>Gravedad de impacto</w:t>
-            </w:r>
-          </w:p>
-        </w:tc>
-        <w:tc>
-          <w:tcPr>
-            <w:tcW w:w="1275" w:type="dxa"/>
-          </w:tcPr>
-          <w:p>
-            <w:pPr>
-              <w:spacing w:line="240" w:lineRule="auto"/>
-              <w:ind w:firstLine="0"/>
-              <w:jc w:val="center"/>
-              <w:rPr>
-                <w:rFonts w:cstheme="minorHAnsi"/>
-                <w:sz w:val="20"/>
-              </w:rPr>
-            </w:pPr>
-            <w:r>
-              <w:rPr>
-                <w:rFonts w:cstheme="minorHAnsi"/>
-                <w:sz w:val="20"/>
-              </w:rPr>
-              <w:t>Gravedad de impacto</w:t>
-            </w:r>
-          </w:p>
-        </w:tc>
-      </w:tr>
-      <w:tr>
-        <w:trPr>
-          <w:cnfStyle w:val="000000100000" w:firstRow="0" w:lastRow="0" w:firstColumn="0" w:lastColumn="0" w:oddVBand="0" w:evenVBand="0" w:oddHBand="1" w:evenHBand="0" w:firstRowFirstColumn="0" w:firstRowLastColumn="0" w:lastRowFirstColumn="0" w:lastRowLastColumn="0"/>
-        </w:trPr>
-        <w:tc>
-          <w:tcPr>
-            <w:tcW w:w="1104" w:type="dxa"/>
-          </w:tcPr>
-          <w:p>
-            <w:pPr>
-              <w:spacing w:line="240" w:lineRule="auto"/>
-              <w:ind w:firstLine="0"/>
-              <w:rPr>
-                <w:rFonts w:asciiTheme="minorHAnsi" w:hAnsiTheme="minorHAnsi" w:cstheme="minorHAnsi"/>
-                <w:sz w:val="20"/>
-              </w:rPr>
-            </w:pPr>
-          </w:p>
-        </w:tc>
-        <w:tc>
-          <w:tcPr>
-            <w:tcW w:w="989" w:type="dxa"/>
-          </w:tcPr>
-          <w:p>
-            <w:pPr>
-              <w:spacing w:line="240" w:lineRule="auto"/>
-              <w:ind w:firstLine="0"/>
-              <w:rPr>
-                <w:rFonts w:asciiTheme="minorHAnsi" w:hAnsiTheme="minorHAnsi" w:cstheme="minorHAnsi"/>
-                <w:sz w:val="20"/>
-              </w:rPr>
-            </w:pPr>
-          </w:p>
-        </w:tc>
-        <w:tc>
-          <w:tcPr>
-            <w:tcW w:w="1108" w:type="dxa"/>
-          </w:tcPr>
-          <w:p>
-            <w:pPr>
-              <w:ind w:firstLine="0"/>
-              <w:rPr>
-                <w:rFonts w:cstheme="minorHAnsi"/>
-                <w:sz w:val="20"/>
-              </w:rPr>
-            </w:pPr>
-          </w:p>
-        </w:tc>
-        <w:tc>
-          <w:tcPr>
-            <w:tcW w:w="1330" w:type="dxa"/>
-          </w:tcPr>
-          <w:p>
-            <w:pPr>
-              <w:ind w:firstLine="0"/>
-              <w:rPr>
-                <w:rFonts w:cstheme="minorHAnsi"/>
-                <w:sz w:val="20"/>
-              </w:rPr>
-            </w:pPr>
-            <w:r>
-              <w:rPr>
-                <w:rFonts w:cstheme="minorHAnsi"/>
-                <w:sz w:val="20"/>
-              </w:rPr>
-              <w:t>Despreciable (1)</w:t>
-            </w:r>
-            <w:r>
-              <w:rPr>
-                <w:rFonts w:cstheme="minorHAnsi"/>
-                <w:sz w:val="20"/>
-              </w:rPr>
-              <w:t>.</w:t>
-            </w:r>
-          </w:p>
-        </w:tc>
-        <w:tc>
-          <w:tcPr>
-            <w:tcW w:w="1418" w:type="dxa"/>
-          </w:tcPr>
-          <w:p>
-            <w:pPr>
-              <w:ind w:firstLine="0"/>
-              <w:rPr>
-                <w:rFonts w:cstheme="minorHAnsi"/>
-                <w:sz w:val="20"/>
-              </w:rPr>
-            </w:pPr>
-            <w:r>
-              <w:rPr>
-                <w:rFonts w:cstheme="minorHAnsi"/>
-                <w:sz w:val="20"/>
-              </w:rPr>
-              <w:t>Considerable (2).</w:t>
-            </w:r>
-          </w:p>
-        </w:tc>
-        <w:tc>
-          <w:tcPr>
-            <w:tcW w:w="1276" w:type="dxa"/>
-          </w:tcPr>
-          <w:p>
-            <w:pPr>
-              <w:ind w:firstLine="0"/>
-              <w:rPr>
-                <w:rFonts w:cstheme="minorHAnsi"/>
-                <w:sz w:val="20"/>
-              </w:rPr>
-            </w:pPr>
-            <w:r>
-              <w:rPr>
-                <w:rFonts w:cstheme="minorHAnsi"/>
-                <w:sz w:val="20"/>
-              </w:rPr>
-              <w:t>Importante (3).</w:t>
-            </w:r>
-          </w:p>
-        </w:tc>
-        <w:tc>
-          <w:tcPr>
-            <w:tcW w:w="1134" w:type="dxa"/>
-          </w:tcPr>
-          <w:p>
-            <w:pPr>
-              <w:ind w:firstLine="0"/>
-              <w:rPr>
-                <w:rFonts w:cstheme="minorHAnsi"/>
-                <w:sz w:val="20"/>
-              </w:rPr>
-            </w:pPr>
-            <w:r>
-              <w:rPr>
-                <w:rFonts w:cstheme="minorHAnsi"/>
-                <w:sz w:val="20"/>
-              </w:rPr>
-              <w:t>Grave (4).</w:t>
-            </w:r>
-          </w:p>
-        </w:tc>
-        <w:tc>
-          <w:tcPr>
-            <w:tcW w:w="1275" w:type="dxa"/>
-          </w:tcPr>
-          <w:p>
-            <w:pPr>
-              <w:ind w:firstLine="0"/>
-              <w:rPr>
-                <w:rFonts w:cstheme="minorHAnsi"/>
-                <w:sz w:val="20"/>
-              </w:rPr>
-            </w:pPr>
-            <w:r>
-              <w:rPr>
-                <w:rFonts w:cstheme="minorHAnsi"/>
-                <w:sz w:val="20"/>
-              </w:rPr>
-              <w:t>Catastrófica (5).</w:t>
-            </w:r>
-          </w:p>
-        </w:tc>
-      </w:tr>
-      <w:tr>
-        <w:tc>
-          <w:tcPr>
-            <w:tcW w:w="1104" w:type="dxa"/>
-          </w:tcPr>
-          <w:p>
-            <w:pPr>
-              <w:spacing w:line="240" w:lineRule="auto"/>
-              <w:ind w:firstLine="0"/>
-              <w:rPr>
-                <w:rFonts w:cstheme="minorHAnsi"/>
-                <w:sz w:val="20"/>
-              </w:rPr>
-            </w:pPr>
-          </w:p>
-        </w:tc>
-        <w:tc>
-          <w:tcPr>
-            <w:tcW w:w="989" w:type="dxa"/>
-          </w:tcPr>
-          <w:p>
-            <w:pPr>
-              <w:spacing w:line="240" w:lineRule="auto"/>
-              <w:ind w:firstLine="0"/>
-              <w:rPr>
-                <w:rFonts w:cstheme="minorHAnsi"/>
-                <w:sz w:val="20"/>
-              </w:rPr>
-            </w:pPr>
-            <w:r>
-              <w:rPr>
-                <w:rFonts w:cstheme="minorHAnsi"/>
-                <w:sz w:val="20"/>
-              </w:rPr>
-              <w:t>Muy alta (81 – 100 % ).</w:t>
-            </w:r>
-          </w:p>
-        </w:tc>
-        <w:tc>
-          <w:tcPr>
-            <w:tcW w:w="1108" w:type="dxa"/>
-          </w:tcPr>
-          <w:p>
-            <w:pPr>
-              <w:ind w:firstLine="0"/>
-              <w:rPr>
-                <w:rFonts w:cstheme="minorHAnsi"/>
-                <w:sz w:val="20"/>
-              </w:rPr>
-            </w:pPr>
-            <w:r>
-              <w:rPr>
-                <w:rFonts w:cstheme="minorHAnsi"/>
-                <w:sz w:val="20"/>
-              </w:rPr>
-              <w:t>5</w:t>
-            </w:r>
-          </w:p>
-        </w:tc>
-        <w:tc>
-          <w:tcPr>
-            <w:tcW w:w="1330" w:type="dxa"/>
-          </w:tcPr>
-          <w:p>
-            <w:pPr>
-              <w:ind w:firstLine="0"/>
-              <w:rPr>
-                <w:rFonts w:cstheme="minorHAnsi"/>
-                <w:sz w:val="20"/>
-              </w:rPr>
-            </w:pPr>
-            <w:r>
-              <w:rPr>
-                <w:rFonts w:cstheme="minorHAnsi"/>
-                <w:sz w:val="20"/>
-              </w:rPr>
-              <w:t>5</w:t>
-            </w:r>
-          </w:p>
-        </w:tc>
-        <w:tc>
-          <w:tcPr>
-            <w:tcW w:w="1418" w:type="dxa"/>
-          </w:tcPr>
-          <w:p>
-            <w:pPr>
-              <w:ind w:firstLine="0"/>
-              <w:rPr>
-                <w:rFonts w:cstheme="minorHAnsi"/>
-                <w:sz w:val="20"/>
-              </w:rPr>
-            </w:pPr>
-            <w:r>
-              <w:rPr>
-                <w:rFonts w:cstheme="minorHAnsi"/>
-                <w:sz w:val="20"/>
-              </w:rPr>
-              <w:t>10</w:t>
-            </w:r>
-          </w:p>
-        </w:tc>
-        <w:tc>
-          <w:tcPr>
-            <w:tcW w:w="1276" w:type="dxa"/>
-          </w:tcPr>
-          <w:p>
-            <w:pPr>
-              <w:ind w:firstLine="0"/>
-              <w:rPr>
-                <w:rFonts w:cstheme="minorHAnsi"/>
-                <w:sz w:val="20"/>
-              </w:rPr>
-            </w:pPr>
-            <w:r>
-              <w:rPr>
-                <w:rFonts w:cstheme="minorHAnsi"/>
-                <w:sz w:val="20"/>
-              </w:rPr>
-              <w:t>15</w:t>
-            </w:r>
-          </w:p>
-        </w:tc>
-        <w:tc>
-          <w:tcPr>
-            <w:tcW w:w="1134" w:type="dxa"/>
-          </w:tcPr>
-          <w:p>
-            <w:pPr>
-              <w:ind w:firstLine="0"/>
-              <w:rPr>
-                <w:rFonts w:cstheme="minorHAnsi"/>
-                <w:sz w:val="20"/>
-              </w:rPr>
-            </w:pPr>
-            <w:r>
-              <w:rPr>
-                <w:rFonts w:cstheme="minorHAnsi"/>
-                <w:sz w:val="20"/>
-              </w:rPr>
-              <w:t>20</w:t>
-            </w:r>
-          </w:p>
-        </w:tc>
-        <w:tc>
-          <w:tcPr>
-            <w:tcW w:w="1275" w:type="dxa"/>
-          </w:tcPr>
-          <w:p>
-            <w:pPr>
-              <w:ind w:firstLine="0"/>
-              <w:rPr>
-                <w:rFonts w:cstheme="minorHAnsi"/>
-                <w:sz w:val="20"/>
-              </w:rPr>
-            </w:pPr>
-            <w:r>
-              <w:rPr>
-                <w:rFonts w:cstheme="minorHAnsi"/>
-                <w:sz w:val="20"/>
-              </w:rPr>
-              <w:t>25</w:t>
-            </w:r>
-          </w:p>
-        </w:tc>
-      </w:tr>
-      <w:tr>
-        <w:trPr>
-          <w:cnfStyle w:val="000000100000" w:firstRow="0" w:lastRow="0" w:firstColumn="0" w:lastColumn="0" w:oddVBand="0" w:evenVBand="0" w:oddHBand="1" w:evenHBand="0" w:firstRowFirstColumn="0" w:firstRowLastColumn="0" w:lastRowFirstColumn="0" w:lastRowLastColumn="0"/>
-        </w:trPr>
-        <w:tc>
-          <w:tcPr>
-            <w:tcW w:w="1104" w:type="dxa"/>
-          </w:tcPr>
-          <w:p>
-            <w:pPr>
-              <w:spacing w:line="240" w:lineRule="auto"/>
-              <w:ind w:firstLine="0"/>
-              <w:rPr>
-                <w:rFonts w:cstheme="minorHAnsi"/>
-                <w:sz w:val="20"/>
-              </w:rPr>
-            </w:pPr>
-          </w:p>
-        </w:tc>
-        <w:tc>
-          <w:tcPr>
-            <w:tcW w:w="989" w:type="dxa"/>
-          </w:tcPr>
-          <w:p>
-            <w:pPr>
-              <w:spacing w:line="240" w:lineRule="auto"/>
-              <w:ind w:firstLine="0"/>
-              <w:rPr>
-                <w:rFonts w:cstheme="minorHAnsi"/>
-                <w:sz w:val="20"/>
-              </w:rPr>
-            </w:pPr>
-            <w:r>
-              <w:rPr>
-                <w:rFonts w:cstheme="minorHAnsi"/>
-                <w:sz w:val="20"/>
-              </w:rPr>
-              <w:t>Alta (61 – 80 % ).</w:t>
-            </w:r>
-          </w:p>
-        </w:tc>
-        <w:tc>
-          <w:tcPr>
-            <w:tcW w:w="1108" w:type="dxa"/>
-          </w:tcPr>
-          <w:p>
-            <w:pPr>
-              <w:ind w:firstLine="0"/>
-              <w:rPr>
-                <w:rFonts w:cstheme="minorHAnsi"/>
-                <w:sz w:val="20"/>
-              </w:rPr>
-            </w:pPr>
-            <w:r>
-              <w:rPr>
-                <w:rFonts w:cstheme="minorHAnsi"/>
-                <w:sz w:val="20"/>
-              </w:rPr>
-              <w:t>4</w:t>
-            </w:r>
-          </w:p>
-        </w:tc>
-        <w:tc>
-          <w:tcPr>
-            <w:tcW w:w="1330" w:type="dxa"/>
-          </w:tcPr>
-          <w:p>
-            <w:pPr>
-              <w:ind w:firstLine="0"/>
-              <w:rPr>
-                <w:rFonts w:cstheme="minorHAnsi"/>
-                <w:sz w:val="20"/>
-              </w:rPr>
-            </w:pPr>
-            <w:r>
-              <w:rPr>
-                <w:rFonts w:cstheme="minorHAnsi"/>
-                <w:sz w:val="20"/>
-              </w:rPr>
-              <w:t>4</w:t>
-            </w:r>
-          </w:p>
-        </w:tc>
-        <w:tc>
-          <w:tcPr>
-            <w:tcW w:w="1418" w:type="dxa"/>
-          </w:tcPr>
-          <w:p>
-            <w:pPr>
-              <w:ind w:firstLine="0"/>
-              <w:rPr>
-                <w:rFonts w:cstheme="minorHAnsi"/>
-                <w:sz w:val="20"/>
-              </w:rPr>
-            </w:pPr>
-            <w:r>
-              <w:rPr>
-                <w:rFonts w:cstheme="minorHAnsi"/>
-                <w:sz w:val="20"/>
-              </w:rPr>
-              <w:t>8</w:t>
-            </w:r>
-          </w:p>
-        </w:tc>
-        <w:tc>
-          <w:tcPr>
-            <w:tcW w:w="1276" w:type="dxa"/>
-          </w:tcPr>
-          <w:p>
-            <w:pPr>
-              <w:ind w:firstLine="0"/>
-              <w:rPr>
-                <w:rFonts w:cstheme="minorHAnsi"/>
-                <w:sz w:val="20"/>
-              </w:rPr>
-            </w:pPr>
-            <w:r>
-              <w:rPr>
-                <w:rFonts w:cstheme="minorHAnsi"/>
-                <w:sz w:val="20"/>
-              </w:rPr>
-              <w:t>12</w:t>
-            </w:r>
-          </w:p>
-        </w:tc>
-        <w:tc>
-          <w:tcPr>
-            <w:tcW w:w="1134" w:type="dxa"/>
-          </w:tcPr>
-          <w:p>
-            <w:pPr>
-              <w:ind w:firstLine="0"/>
-              <w:rPr>
-                <w:rFonts w:cstheme="minorHAnsi"/>
-                <w:sz w:val="20"/>
-              </w:rPr>
-            </w:pPr>
-            <w:r>
-              <w:rPr>
-                <w:rFonts w:cstheme="minorHAnsi"/>
-                <w:sz w:val="20"/>
-              </w:rPr>
-              <w:t>16</w:t>
-            </w:r>
-          </w:p>
-        </w:tc>
-        <w:tc>
-          <w:tcPr>
-            <w:tcW w:w="1275" w:type="dxa"/>
-          </w:tcPr>
-          <w:p>
-            <w:pPr>
-              <w:ind w:firstLine="0"/>
-              <w:rPr>
-                <w:rFonts w:cstheme="minorHAnsi"/>
-                <w:sz w:val="20"/>
-              </w:rPr>
-            </w:pPr>
-            <w:r>
-              <w:rPr>
-                <w:rFonts w:cstheme="minorHAnsi"/>
-                <w:sz w:val="20"/>
-              </w:rPr>
-              <w:t>20</w:t>
-            </w:r>
-          </w:p>
-        </w:tc>
-      </w:tr>
-      <w:tr>
-        <w:tc>
-          <w:tcPr>
-            <w:tcW w:w="1104" w:type="dxa"/>
-          </w:tcPr>
-          <w:p>
-            <w:pPr>
-              <w:spacing w:line="240" w:lineRule="auto"/>
-              <w:ind w:firstLine="0"/>
-              <w:rPr>
-                <w:rFonts w:cstheme="minorHAnsi"/>
-                <w:sz w:val="22"/>
-              </w:rPr>
-            </w:pPr>
-          </w:p>
-        </w:tc>
-        <w:tc>
-          <w:tcPr>
-            <w:tcW w:w="989" w:type="dxa"/>
-          </w:tcPr>
-          <w:p>
-            <w:pPr>
-              <w:spacing w:line="240" w:lineRule="auto"/>
-              <w:ind w:firstLine="0"/>
-              <w:rPr>
-                <w:rFonts w:cstheme="minorHAnsi"/>
-                <w:sz w:val="22"/>
-              </w:rPr>
-            </w:pPr>
-            <w:r>
-              <w:rPr>
-                <w:rFonts w:cstheme="minorHAnsi"/>
-                <w:sz w:val="22"/>
-              </w:rPr>
-              <w:t>Media (41 – 60 % ).</w:t>
-            </w:r>
-          </w:p>
-        </w:tc>
-        <w:tc>
-          <w:tcPr>
-            <w:tcW w:w="1108" w:type="dxa"/>
-          </w:tcPr>
-          <w:p>
-            <w:pPr>
-              <w:ind w:firstLine="0"/>
-              <w:rPr>
-                <w:rFonts w:cstheme="minorHAnsi"/>
-                <w:sz w:val="22"/>
-              </w:rPr>
-            </w:pPr>
-            <w:r>
-              <w:rPr>
-                <w:rFonts w:cstheme="minorHAnsi"/>
-                <w:sz w:val="22"/>
-              </w:rPr>
-              <w:t xml:space="preserve">3 </w:t>
-            </w:r>
-          </w:p>
-        </w:tc>
-        <w:tc>
-          <w:tcPr>
-            <w:tcW w:w="1330" w:type="dxa"/>
-          </w:tcPr>
-          <w:p>
-            <w:pPr>
-              <w:ind w:firstLine="0"/>
-              <w:rPr>
-                <w:rFonts w:cstheme="minorHAnsi"/>
-                <w:sz w:val="22"/>
-              </w:rPr>
-            </w:pPr>
-            <w:r>
-              <w:rPr>
-                <w:rFonts w:cstheme="minorHAnsi"/>
-                <w:sz w:val="22"/>
-              </w:rPr>
-              <w:t>3</w:t>
-            </w:r>
-          </w:p>
-        </w:tc>
-        <w:tc>
-          <w:tcPr>
-            <w:tcW w:w="1418" w:type="dxa"/>
-          </w:tcPr>
-          <w:p>
-            <w:pPr>
-              <w:ind w:firstLine="0"/>
-              <w:rPr>
-                <w:rFonts w:cstheme="minorHAnsi"/>
-                <w:sz w:val="22"/>
-              </w:rPr>
-            </w:pPr>
-            <w:r>
-              <w:rPr>
-                <w:rFonts w:cstheme="minorHAnsi"/>
-                <w:sz w:val="22"/>
-              </w:rPr>
-              <w:t>6</w:t>
-            </w:r>
-          </w:p>
-        </w:tc>
-        <w:tc>
-          <w:tcPr>
-            <w:tcW w:w="1276" w:type="dxa"/>
-          </w:tcPr>
-          <w:p>
-            <w:pPr>
-              <w:ind w:firstLine="0"/>
-              <w:rPr>
-                <w:rFonts w:cstheme="minorHAnsi"/>
-                <w:sz w:val="22"/>
-              </w:rPr>
-            </w:pPr>
-            <w:r>
-              <w:rPr>
-                <w:rFonts w:cstheme="minorHAnsi"/>
-                <w:sz w:val="22"/>
-              </w:rPr>
-              <w:t>9</w:t>
-            </w:r>
-          </w:p>
-        </w:tc>
-        <w:tc>
-          <w:tcPr>
-            <w:tcW w:w="1134" w:type="dxa"/>
-          </w:tcPr>
-          <w:p>
-            <w:pPr>
-              <w:ind w:firstLine="0"/>
-              <w:rPr>
-                <w:rFonts w:cstheme="minorHAnsi"/>
-                <w:sz w:val="22"/>
-              </w:rPr>
-            </w:pPr>
-            <w:r>
-              <w:rPr>
-                <w:rFonts w:cstheme="minorHAnsi"/>
-                <w:sz w:val="22"/>
-              </w:rPr>
-              <w:t>12</w:t>
-            </w:r>
-          </w:p>
-        </w:tc>
-        <w:tc>
-          <w:tcPr>
-            <w:tcW w:w="1275" w:type="dxa"/>
-          </w:tcPr>
-          <w:p>
-            <w:pPr>
-              <w:ind w:firstLine="0"/>
-              <w:rPr>
-                <w:rFonts w:cstheme="minorHAnsi"/>
-                <w:sz w:val="22"/>
-              </w:rPr>
-            </w:pPr>
-            <w:r>
-              <w:rPr>
-                <w:rFonts w:cstheme="minorHAnsi"/>
-                <w:sz w:val="22"/>
-              </w:rPr>
-              <w:t>15</w:t>
-            </w:r>
-          </w:p>
-        </w:tc>
-      </w:tr>
-      <w:tr>
-        <w:trPr>
-          <w:cnfStyle w:val="000000100000" w:firstRow="0" w:lastRow="0" w:firstColumn="0" w:lastColumn="0" w:oddVBand="0" w:evenVBand="0" w:oddHBand="1" w:evenHBand="0" w:firstRowFirstColumn="0" w:firstRowLastColumn="0" w:lastRowFirstColumn="0" w:lastRowLastColumn="0"/>
-        </w:trPr>
-        <w:tc>
-          <w:tcPr>
-            <w:tcW w:w="1104" w:type="dxa"/>
-          </w:tcPr>
-          <w:p>
-            <w:pPr>
-              <w:spacing w:line="240" w:lineRule="auto"/>
-              <w:ind w:firstLine="0"/>
-              <w:rPr>
-                <w:rFonts w:cstheme="minorHAnsi"/>
-                <w:sz w:val="22"/>
-              </w:rPr>
-            </w:pPr>
-          </w:p>
-        </w:tc>
-        <w:tc>
-          <w:tcPr>
-            <w:tcW w:w="989" w:type="dxa"/>
-          </w:tcPr>
-          <w:p>
-            <w:pPr>
-              <w:spacing w:line="240" w:lineRule="auto"/>
-              <w:ind w:firstLine="0"/>
-              <w:rPr>
-                <w:rFonts w:cstheme="minorHAnsi"/>
-                <w:sz w:val="22"/>
-              </w:rPr>
-            </w:pPr>
-            <w:r>
-              <w:rPr>
-                <w:rFonts w:cstheme="minorHAnsi"/>
-                <w:sz w:val="22"/>
-              </w:rPr>
-              <w:t>Baja (21 – 40 %).</w:t>
-            </w:r>
-          </w:p>
-        </w:tc>
-        <w:tc>
-          <w:tcPr>
-            <w:tcW w:w="1108" w:type="dxa"/>
-          </w:tcPr>
-          <w:p>
-            <w:pPr>
-              <w:ind w:firstLine="0"/>
-              <w:rPr>
-                <w:rFonts w:cstheme="minorHAnsi"/>
-                <w:sz w:val="22"/>
-              </w:rPr>
-            </w:pPr>
-            <w:r>
-              <w:rPr>
-                <w:rFonts w:cstheme="minorHAnsi"/>
-                <w:sz w:val="22"/>
-              </w:rPr>
-              <w:t>2</w:t>
-            </w:r>
-          </w:p>
-        </w:tc>
-        <w:tc>
-          <w:tcPr>
-            <w:tcW w:w="1330" w:type="dxa"/>
-          </w:tcPr>
-          <w:p>
-            <w:pPr>
-              <w:ind w:firstLine="0"/>
-              <w:rPr>
-                <w:rFonts w:cstheme="minorHAnsi"/>
-                <w:sz w:val="22"/>
-              </w:rPr>
-            </w:pPr>
-            <w:r>
-              <w:rPr>
-                <w:rFonts w:cstheme="minorHAnsi"/>
-                <w:sz w:val="22"/>
-              </w:rPr>
-              <w:t>2</w:t>
-            </w:r>
-          </w:p>
-        </w:tc>
-        <w:tc>
-          <w:tcPr>
-            <w:tcW w:w="1418" w:type="dxa"/>
-          </w:tcPr>
-          <w:p>
-            <w:pPr>
-              <w:ind w:firstLine="0"/>
-              <w:rPr>
-                <w:rFonts w:cstheme="minorHAnsi"/>
-                <w:sz w:val="22"/>
-              </w:rPr>
-            </w:pPr>
-            <w:r>
-              <w:rPr>
-                <w:rFonts w:cstheme="minorHAnsi"/>
-                <w:sz w:val="22"/>
-              </w:rPr>
-              <w:t>4</w:t>
-            </w:r>
-          </w:p>
-        </w:tc>
-        <w:tc>
-          <w:tcPr>
-            <w:tcW w:w="1276" w:type="dxa"/>
-          </w:tcPr>
-          <w:p>
-            <w:pPr>
-              <w:ind w:firstLine="0"/>
-              <w:rPr>
-                <w:rFonts w:cstheme="minorHAnsi"/>
-                <w:sz w:val="22"/>
-              </w:rPr>
-            </w:pPr>
-            <w:r>
-              <w:rPr>
-                <w:rFonts w:cstheme="minorHAnsi"/>
-                <w:sz w:val="22"/>
-              </w:rPr>
-              <w:t>6</w:t>
-            </w:r>
-          </w:p>
-        </w:tc>
-        <w:tc>
-          <w:tcPr>
-            <w:tcW w:w="1134" w:type="dxa"/>
-          </w:tcPr>
-          <w:p>
-            <w:pPr>
-              <w:ind w:firstLine="0"/>
-              <w:rPr>
-                <w:rFonts w:cstheme="minorHAnsi"/>
-                <w:sz w:val="22"/>
-              </w:rPr>
-            </w:pPr>
-            <w:r>
-              <w:rPr>
-                <w:rFonts w:cstheme="minorHAnsi"/>
-                <w:sz w:val="22"/>
-              </w:rPr>
-              <w:t>8</w:t>
-            </w:r>
-          </w:p>
-        </w:tc>
-        <w:tc>
-          <w:tcPr>
-            <w:tcW w:w="1275" w:type="dxa"/>
-          </w:tcPr>
-          <w:p>
-            <w:pPr>
-              <w:ind w:firstLine="0"/>
-              <w:rPr>
-                <w:rFonts w:cstheme="minorHAnsi"/>
-                <w:sz w:val="22"/>
-              </w:rPr>
-            </w:pPr>
-            <w:r>
-              <w:rPr>
-                <w:rFonts w:cstheme="minorHAnsi"/>
-                <w:sz w:val="22"/>
-              </w:rPr>
-              <w:t>12</w:t>
-            </w:r>
-          </w:p>
-        </w:tc>
-      </w:tr>
-      <w:tr>
-        <w:tc>
-          <w:tcPr>
-            <w:tcW w:w="1104" w:type="dxa"/>
-          </w:tcPr>
-          <w:p>
-            <w:pPr>
-              <w:spacing w:line="240" w:lineRule="auto"/>
-              <w:ind w:firstLine="0"/>
-              <w:rPr>
-                <w:rFonts w:cstheme="minorHAnsi"/>
-                <w:sz w:val="22"/>
-              </w:rPr>
-            </w:pPr>
-          </w:p>
-        </w:tc>
-        <w:tc>
-          <w:tcPr>
-            <w:tcW w:w="989" w:type="dxa"/>
-          </w:tcPr>
-          <w:p>
-            <w:pPr>
-              <w:spacing w:line="240" w:lineRule="auto"/>
-              <w:ind w:firstLine="0"/>
-              <w:rPr>
-                <w:rFonts w:cstheme="minorHAnsi"/>
-                <w:sz w:val="22"/>
-                <w:szCs w:val="22"/>
-              </w:rPr>
-            </w:pPr>
-            <w:r>
-              <w:rPr>
-                <w:rFonts w:cstheme="minorHAnsi"/>
-                <w:sz w:val="22"/>
-                <w:szCs w:val="22"/>
-              </w:rPr>
-              <w:t>Muy baja (&lt; 20 %).</w:t>
-            </w:r>
-          </w:p>
-        </w:tc>
-        <w:tc>
-          <w:tcPr>
-            <w:tcW w:w="1108" w:type="dxa"/>
-          </w:tcPr>
-          <w:p>
-            <w:pPr>
-              <w:ind w:firstLine="0"/>
-              <w:rPr>
-                <w:rFonts w:cstheme="minorHAnsi"/>
-                <w:sz w:val="22"/>
-              </w:rPr>
-            </w:pPr>
-            <w:r>
-              <w:rPr>
-                <w:rFonts w:cstheme="minorHAnsi"/>
-                <w:sz w:val="22"/>
-              </w:rPr>
-              <w:t>1</w:t>
-            </w:r>
-          </w:p>
-        </w:tc>
-        <w:tc>
-          <w:tcPr>
-            <w:tcW w:w="1330" w:type="dxa"/>
-          </w:tcPr>
-          <w:p>
-            <w:pPr>
-              <w:ind w:firstLine="0"/>
-              <w:rPr>
-                <w:rFonts w:cstheme="minorHAnsi"/>
-                <w:sz w:val="22"/>
-              </w:rPr>
-            </w:pPr>
-            <w:r>
-              <w:rPr>
-                <w:rFonts w:cstheme="minorHAnsi"/>
-                <w:sz w:val="22"/>
-              </w:rPr>
-              <w:t>1</w:t>
-            </w:r>
-          </w:p>
-        </w:tc>
-        <w:tc>
-          <w:tcPr>
-            <w:tcW w:w="1418" w:type="dxa"/>
-          </w:tcPr>
-          <w:p>
-            <w:pPr>
-              <w:ind w:firstLine="0"/>
-              <w:rPr>
-                <w:rFonts w:cstheme="minorHAnsi"/>
-                <w:sz w:val="22"/>
-              </w:rPr>
-            </w:pPr>
-            <w:r>
-              <w:rPr>
-                <w:rFonts w:cstheme="minorHAnsi"/>
-                <w:sz w:val="22"/>
-              </w:rPr>
-              <w:t>2</w:t>
-            </w:r>
-          </w:p>
-        </w:tc>
-        <w:tc>
-          <w:tcPr>
-            <w:tcW w:w="1276" w:type="dxa"/>
-          </w:tcPr>
-          <w:p>
-            <w:pPr>
-              <w:ind w:firstLine="0"/>
-              <w:rPr>
-                <w:rFonts w:cstheme="minorHAnsi"/>
-                <w:sz w:val="22"/>
-              </w:rPr>
-            </w:pPr>
-            <w:r>
-              <w:rPr>
-                <w:rFonts w:cstheme="minorHAnsi"/>
-                <w:sz w:val="22"/>
-              </w:rPr>
-              <w:t>3</w:t>
-            </w:r>
-          </w:p>
-        </w:tc>
-        <w:tc>
-          <w:tcPr>
-            <w:tcW w:w="1134" w:type="dxa"/>
-          </w:tcPr>
-          <w:p>
-            <w:pPr>
-              <w:ind w:firstLine="0"/>
-              <w:rPr>
-                <w:rFonts w:cstheme="minorHAnsi"/>
-                <w:sz w:val="22"/>
-              </w:rPr>
-            </w:pPr>
-            <w:r>
-              <w:rPr>
-                <w:rFonts w:cstheme="minorHAnsi"/>
-                <w:sz w:val="22"/>
-              </w:rPr>
-              <w:t>4</w:t>
-            </w:r>
-          </w:p>
-        </w:tc>
-        <w:tc>
-          <w:tcPr>
-            <w:tcW w:w="1275" w:type="dxa"/>
-          </w:tcPr>
-          <w:p>
-            <w:pPr>
-              <w:ind w:firstLine="0"/>
-              <w:rPr>
-                <w:rFonts w:cstheme="minorHAnsi"/>
-                <w:sz w:val="22"/>
-              </w:rPr>
-            </w:pPr>
-            <w:r>
-              <w:rPr>
-                <w:rFonts w:cstheme="minorHAnsi"/>
-                <w:sz w:val="22"/>
-              </w:rPr>
-              <w:t>5</w:t>
-            </w:r>
-          </w:p>
-        </w:tc>
-      </w:tr>
-    </w:tbl>
-    <w:p>
-      <w:pPr>
         <w:ind w:firstLine="0"/>
         <w:rPr>
           <w:lang w:val="es-419" w:eastAsia="es-CO"/>
@@ -21653,288 +21158,17 @@
         <w:rPr>
           <w:lang w:val="es-419" w:eastAsia="es-CO"/>
         </w:rPr>
-        <w:t>Nota. Adaptación de Bernal (2021).</w:t>
-      </w:r>
-    </w:p>
-    <w:p>
-      <w:pPr>
-        <w:rPr>
-          <w:lang w:val="es-419" w:eastAsia="es-CO"/>
-        </w:rPr>
-      </w:pPr>
-      <w:r>
-        <w:rPr>
-          <w:lang w:val="es-419" w:eastAsia="es-CO"/>
-        </w:rPr>
-        <w:t>El anterior análisis de riesgos contempla lo que no debe ocurrir para que el proyecto se desarrolle como se ha planeado. En el caso de los supuestos se establecen las condiciones y requisitos para que se puedan realizar las actividades, lograr los objetivos y cumplir finalmente con el propósito del proyecto. Es por estas razones que este análisis se hace posteriormente a la definición de los indicadores y el desglose de las actividades. Es importante tener en cuenta de acuerdo con Ortegón et. al (2005) la forma en que se redactan los supuestos que corresponde a la de un objetivo a alcanzar o mantener por parte de quien fuere necesario a pesar de que estos estén fuera del alcance del ejecutor del proyecto. Ejemplo:</w:t>
-      </w:r>
-    </w:p>
-    <w:p>
-      <w:pPr>
-        <w:rPr>
-          <w:lang w:val="es-419" w:eastAsia="es-CO"/>
-        </w:rPr>
-      </w:pPr>
-      <w:r>
-        <w:rPr>
-          <w:lang w:val="es-419" w:eastAsia="es-CO"/>
-        </w:rPr>
-        <w:t>“Los precios agrícolas mantienen sus niveles (dentro de una banda de + 10 %) en términos reales” (p.89).</w:t>
-      </w:r>
-    </w:p>
-    <w:p>
-      <w:pPr>
-        <w:rPr>
-          <w:lang w:val="es-419" w:eastAsia="es-CO"/>
-        </w:rPr>
-      </w:pPr>
-      <w:r>
-        <w:rPr>
-          <w:lang w:val="es-419" w:eastAsia="es-CO"/>
-        </w:rPr>
-        <w:t xml:space="preserve">Así mismo, para completar la columna de supuestos de la MML, se recomienda seguir los siguientes pasos: identificar todos los supuestos posibles para cada riesgo identificado en el análisis respectivo, realizando luego una selección de los que se </w:t>
-      </w:r>
-      <w:r>
-        <w:rPr>
-          <w:lang w:val="es-419" w:eastAsia="es-CO"/>
-        </w:rPr>
-        <w:lastRenderedPageBreak/>
-        <w:t>consideren verdaderos riesgos a enfrentar y finalmente de acuerdo a los resultados del análisis de riesgos, establecer las acciones de prevención, mitigación o control para cada factor seleccionado.</w:t>
-      </w:r>
-    </w:p>
-    <w:p>
-      <w:pPr>
-        <w:rPr>
-          <w:b/>
-          <w:bCs/>
-          <w:lang w:val="es-419" w:eastAsia="es-CO"/>
-        </w:rPr>
-      </w:pPr>
-      <w:r>
-        <w:rPr>
-          <w:b/>
-          <w:bCs/>
-          <w:lang w:val="es-419" w:eastAsia="es-CO"/>
-        </w:rPr>
-        <w:t>Comprobación lógica de la MML</w:t>
-      </w:r>
-    </w:p>
-    <w:p>
-      <w:pPr>
-        <w:rPr>
-          <w:lang w:val="es-419" w:eastAsia="es-CO"/>
-        </w:rPr>
-      </w:pPr>
-      <w:r>
-        <w:rPr>
-          <w:lang w:val="es-419" w:eastAsia="es-CO"/>
-        </w:rPr>
-        <w:t>Finalmente,</w:t>
-      </w:r>
-      <w:r>
-        <w:rPr>
-          <w:lang w:val="es-419" w:eastAsia="es-CO"/>
-        </w:rPr>
-        <w:t xml:space="preserve"> para efectos de la comprobación de la lógica de la MML, se debe revisar la coherencia de los vínculos causales de abajo hacia arriba de la matriz (actividades-componentes-objetivos-fin) esto es la lógica vertical, con al menos tres criterios que rezan como sigue:</w:t>
-      </w:r>
-    </w:p>
-    <w:p>
-      <w:pPr>
-        <w:pStyle w:val="Prrafodelista"/>
-        <w:numPr>
-          <w:ilvl w:val="0"/>
-          <w:numId w:val="20"/>
-        </w:numPr>
-        <w:rPr>
-          <w:lang w:val="es-419" w:eastAsia="es-CO"/>
-        </w:rPr>
-      </w:pPr>
-      <w:r>
-        <w:rPr>
-          <w:lang w:val="es-419" w:eastAsia="es-CO"/>
-        </w:rPr>
-        <w:t>Se indican claramente el fin, propósito, componentes y actividades del proyecto.</w:t>
-      </w:r>
-    </w:p>
-    <w:p>
-      <w:pPr>
-        <w:pStyle w:val="Prrafodelista"/>
-        <w:numPr>
-          <w:ilvl w:val="0"/>
-          <w:numId w:val="20"/>
-        </w:numPr>
-        <w:rPr>
-          <w:lang w:val="es-419" w:eastAsia="es-CO"/>
-        </w:rPr>
-      </w:pPr>
-      <w:r>
-        <w:rPr>
-          <w:lang w:val="es-419" w:eastAsia="es-CO"/>
-        </w:rPr>
-        <w:t>Si se llevan a cabo las actividades y los supuestos de este nivel se ratifican, se obtendrán los componentes.</w:t>
-      </w:r>
-    </w:p>
-    <w:p>
-      <w:pPr>
-        <w:pStyle w:val="Prrafodelista"/>
-        <w:numPr>
-          <w:ilvl w:val="0"/>
-          <w:numId w:val="20"/>
-        </w:numPr>
-        <w:rPr>
-          <w:lang w:val="es-419" w:eastAsia="es-CO"/>
-        </w:rPr>
-      </w:pPr>
-      <w:r>
-        <w:rPr>
-          <w:lang w:val="es-419" w:eastAsia="es-CO"/>
-        </w:rPr>
-        <w:t>Cada componente es necesario para lograr el propósito del proyecto y además no falta ningún componente necesario.</w:t>
-      </w:r>
-    </w:p>
-    <w:p>
-      <w:pPr>
-        <w:pStyle w:val="Prrafodelista"/>
-        <w:numPr>
-          <w:ilvl w:val="0"/>
-          <w:numId w:val="20"/>
-        </w:numPr>
-        <w:rPr>
-          <w:lang w:val="es-419" w:eastAsia="es-CO"/>
-        </w:rPr>
-      </w:pPr>
-      <w:r>
-        <w:rPr>
-          <w:lang w:val="es-419" w:eastAsia="es-CO"/>
-        </w:rPr>
-        <w:t>Si se producen los componentes y los supuestos a este nivel se conforman, se logrará el propósito de la intervención.</w:t>
-      </w:r>
-    </w:p>
-    <w:p>
-      <w:pPr>
-        <w:pStyle w:val="Prrafodelista"/>
-        <w:numPr>
-          <w:ilvl w:val="0"/>
-          <w:numId w:val="20"/>
-        </w:numPr>
-        <w:rPr>
-          <w:lang w:val="es-419" w:eastAsia="es-CO"/>
-        </w:rPr>
-      </w:pPr>
-      <w:r>
-        <w:rPr>
-          <w:lang w:val="es-419" w:eastAsia="es-CO"/>
-        </w:rPr>
-        <w:t>Si se logra el propósito y se conforman los supuestos a este nivel, se habrá́ contribuido de manera significativa a alcanzar el fin.</w:t>
-      </w:r>
-    </w:p>
-    <w:p>
-      <w:pPr>
-        <w:rPr>
-          <w:lang w:val="es-419" w:eastAsia="es-CO"/>
-        </w:rPr>
-      </w:pPr>
-      <w:r>
-        <w:rPr>
-          <w:lang w:val="es-419" w:eastAsia="es-CO"/>
-        </w:rPr>
-        <w:t>El conjunto objetivo–indicadores-medios de verificación define lo que se conoce como lógica horizontal en la matriz de marco lógico. Esta puede comprobarse en su lógica a través de los siguientes aspectos:</w:t>
-      </w:r>
-    </w:p>
-    <w:p>
-      <w:pPr>
-        <w:rPr>
-          <w:lang w:val="es-419" w:eastAsia="es-CO"/>
-        </w:rPr>
-      </w:pPr>
-    </w:p>
-    <w:p>
-      <w:pPr>
-        <w:rPr>
-          <w:lang w:val="es-419" w:eastAsia="es-CO"/>
-        </w:rPr>
-      </w:pPr>
-    </w:p>
-    <w:p>
-      <w:pPr>
-        <w:pStyle w:val="Prrafodelista"/>
-        <w:numPr>
-          <w:ilvl w:val="0"/>
-          <w:numId w:val="21"/>
-        </w:numPr>
-        <w:rPr>
-          <w:lang w:val="es-419" w:eastAsia="es-CO"/>
-        </w:rPr>
-      </w:pPr>
-      <w:r>
-        <w:rPr>
-          <w:lang w:val="es-419" w:eastAsia="es-CO"/>
-        </w:rPr>
-        <w:lastRenderedPageBreak/>
-        <w:t>Los medios de verificación identificados son los necesarios y suficientes para obtener los datos requeridos para el cálculo de los indicadores.</w:t>
-      </w:r>
-    </w:p>
-    <w:p>
-      <w:pPr>
-        <w:pStyle w:val="Prrafodelista"/>
-        <w:numPr>
-          <w:ilvl w:val="0"/>
-          <w:numId w:val="21"/>
-        </w:numPr>
-        <w:rPr>
-          <w:lang w:val="es-419" w:eastAsia="es-CO"/>
-        </w:rPr>
-      </w:pPr>
-      <w:r>
-        <w:rPr>
-          <w:lang w:val="es-419" w:eastAsia="es-CO"/>
-        </w:rPr>
-        <w:t>Los indicadores definidos permiten hacer un buen seguimiento del proyecto y evaluar adecuadamente el logro de los objetivos.</w:t>
-      </w:r>
-    </w:p>
-    <w:p>
-      <w:pPr>
-        <w:rPr>
-          <w:lang w:val="es-419" w:eastAsia="es-CO"/>
-        </w:rPr>
-      </w:pPr>
-      <w:r>
-        <w:rPr>
-          <w:lang w:val="es-419" w:eastAsia="es-CO"/>
-        </w:rPr>
-        <w:t>La gráfica que sigue nos enseña la forma de lectura global de la MML, la relación entre las distintas partes que componen la matriz y cómo en una sola herramienta se logra visualizar de manera general todo un proyecto, sin duda uno de los aspectos positivos de la metodología.</w:t>
-      </w:r>
-    </w:p>
-    <w:p>
-      <w:pPr>
-        <w:pStyle w:val="Figura"/>
-      </w:pPr>
-      <w:r>
-        <w:t>Forma de lectura y relación de las partes de la MML</w:t>
-      </w:r>
-    </w:p>
-    <w:p>
-      <w:pPr>
-        <w:rPr>
-          <w:lang w:val="es-419" w:eastAsia="es-CO"/>
-        </w:rPr>
-      </w:pPr>
-      <w:r>
-        <w:rPr>
-          <w:lang w:val="es-419" w:eastAsia="es-CO"/>
-        </w:rPr>
-        <w:t xml:space="preserve">       </w:t>
-      </w:r>
-      <w:r>
-        <w:rPr>
-          <w:noProof/>
+        <w:t xml:space="preserve">         </w:t>
+      </w:r>
+      <w:r>
+        <w:rPr>
           <w:lang w:val="es-419" w:eastAsia="es-CO"/>
         </w:rPr>
         <w:drawing>
-          <wp:inline distT="0" distB="0" distL="0" distR="0" wp14:anchorId="51F9B4BE" wp14:editId="41AA3CCA">
-            <wp:extent cx="4710224" cy="2697308"/>
-            <wp:effectExtent l="0" t="0" r="0" b="8255"/>
-            <wp:docPr id="1215982734" name="Imagen 1215982734" descr="En la relación de las partes de la matriz se  conectan de la siguiente forma: &#10;Actividades a supuestas actividades- componentes, estas a su vez a los componentes, posteriormente a los supuestos componentes - propósito y del propósito a supuesto fin, y el fin a supuesto sobre sostenibilidad."/>
+          <wp:inline distT="0" distB="0" distL="0" distR="0" wp14:anchorId="7B775BC3" wp14:editId="0017B061">
+            <wp:extent cx="4895850" cy="3350308"/>
+            <wp:effectExtent l="0" t="0" r="0" b="2540"/>
+            <wp:docPr id="8" name="Imagen 8" descr="En la siguiente tabla se muestra la matriz de evaluación de riesgos."/>
             <wp:cNvGraphicFramePr>
               <a:graphicFrameLocks xmlns:a="http://schemas.openxmlformats.org/drawingml/2006/main" noChangeAspect="1"/>
             </wp:cNvGraphicFramePr>
@@ -21942,7 +21176,7 @@
               <a:graphicData uri="http://schemas.openxmlformats.org/drawingml/2006/picture">
                 <pic:pic xmlns:pic="http://schemas.openxmlformats.org/drawingml/2006/picture">
                   <pic:nvPicPr>
-                    <pic:cNvPr id="1215982734" name="Imagen 1215982734" descr="En la relación de las partes de la matriz se  conectan de la siguiente forma: &#10;Actividades a supuestas actividades- componentes, estas a su vez a los componentes, posteriormente a los supuestos componentes - propósito y del propósito a supuesto fin, y el fin a supuesto sobre sostenibilidad."/>
+                    <pic:cNvPr id="8" name="Imagen 8" descr="En la siguiente tabla se muestra la matriz de evaluación de riesgos."/>
                     <pic:cNvPicPr/>
                   </pic:nvPicPr>
                   <pic:blipFill>
@@ -21954,7 +21188,7 @@
                   <pic:spPr>
                     <a:xfrm>
                       <a:off x="0" y="0"/>
-                      <a:ext cx="4714318" cy="2699652"/>
+                      <a:ext cx="4914881" cy="3363331"/>
                     </a:xfrm>
                     <a:prstGeom prst="rect">
                       <a:avLst/>
@@ -21969,15 +21203,62 @@
     </w:p>
     <w:p>
       <w:pPr>
-        <w:rPr>
-          <w:lang w:val="es-419" w:eastAsia="es-CO"/>
-        </w:rPr>
-      </w:pPr>
-      <w:r>
-        <w:rPr>
-          <w:lang w:val="es-419" w:eastAsia="es-CO"/>
-        </w:rPr>
-        <w:t>Nota. Tomado de cartilla resumen marco lógico para formulación de proyectos (SENA, 2020).</w:t>
+        <w:ind w:firstLine="0"/>
+        <w:rPr>
+          <w:lang w:val="es-419" w:eastAsia="es-CO"/>
+        </w:rPr>
+      </w:pPr>
+      <w:r>
+        <w:rPr>
+          <w:lang w:val="es-419" w:eastAsia="es-CO"/>
+        </w:rPr>
+        <w:t xml:space="preserve">           </w:t>
+      </w:r>
+      <w:r>
+        <w:rPr>
+          <w:lang w:val="es-419" w:eastAsia="es-CO"/>
+        </w:rPr>
+        <w:t>Nota. Adaptación de Bernal (2021).</w:t>
+      </w:r>
+    </w:p>
+    <w:p>
+      <w:pPr>
+        <w:rPr>
+          <w:lang w:val="es-419" w:eastAsia="es-CO"/>
+        </w:rPr>
+      </w:pPr>
+      <w:r>
+        <w:rPr>
+          <w:lang w:val="es-419" w:eastAsia="es-CO"/>
+        </w:rPr>
+        <w:t>El anterior análisis de riesgos contempla lo que no debe ocurrir para que el proyecto se desarrolle como se ha planeado. En el caso de los supuestos se establecen las condiciones y requisitos para que se puedan realizar las actividades, lograr los objetivos y cumplir finalmente con el propósito del proyecto. Es por estas razones que este análisis se hace posteriormente a la definición de los indicadores y el desglose de las actividades. Es importante tener en cuenta de acuerdo con Ortegón et. al (2005) la forma en que se redactan los supuestos que corresponde a la de un objetivo a alcanzar o mantener por parte de quien fuere necesario a pesar de que estos estén fuera del alcance del ejecutor del proyecto. Ejemplo:</w:t>
+      </w:r>
+    </w:p>
+    <w:p>
+      <w:pPr>
+        <w:rPr>
+          <w:lang w:val="es-419" w:eastAsia="es-CO"/>
+        </w:rPr>
+      </w:pPr>
+      <w:r>
+        <w:rPr>
+          <w:lang w:val="es-419" w:eastAsia="es-CO"/>
+        </w:rPr>
+        <w:t>“Los precios agrícolas mantienen sus niveles (dentro de una banda de + 10 %) en términos reales” (p.89).</w:t>
+      </w:r>
+    </w:p>
+    <w:p>
+      <w:pPr>
+        <w:rPr>
+          <w:lang w:val="es-419" w:eastAsia="es-CO"/>
+        </w:rPr>
+      </w:pPr>
+      <w:r>
+        <w:rPr>
+          <w:lang w:val="es-419" w:eastAsia="es-CO"/>
+        </w:rPr>
+        <w:lastRenderedPageBreak/>
+        <w:t>Así mismo, para completar la columna de supuestos de la MML, se recomienda seguir los siguientes pasos: identificar todos los supuestos posibles para cada riesgo identificado en el análisis respectivo, realizando luego una selección de los que se consideren verdaderos riesgos a enfrentar y finalmente de acuerdo a los resultados del análisis de riesgos, establecer las acciones de prevención, mitigación o control para cada factor seleccionado.</w:t>
       </w:r>
     </w:p>
     <w:p>
@@ -21994,6 +21275,318 @@
           <w:bCs/>
           <w:lang w:val="es-419" w:eastAsia="es-CO"/>
         </w:rPr>
+        <w:t>Comprobación lógica de la MML</w:t>
+      </w:r>
+    </w:p>
+    <w:p>
+      <w:pPr>
+        <w:rPr>
+          <w:lang w:val="es-419" w:eastAsia="es-CO"/>
+        </w:rPr>
+      </w:pPr>
+      <w:r>
+        <w:rPr>
+          <w:lang w:val="es-419" w:eastAsia="es-CO"/>
+        </w:rPr>
+        <w:t>Finalmente,</w:t>
+      </w:r>
+      <w:r>
+        <w:rPr>
+          <w:lang w:val="es-419" w:eastAsia="es-CO"/>
+        </w:rPr>
+        <w:t xml:space="preserve"> para efectos de la comprobación de la lógica de la MML, se debe revisar la coherencia de los vínculos causales de abajo hacia arriba de la matriz (actividades-componentes-objetivos-fin) esto es la lógica vertical, con al menos tres criterios que rezan como sigue:</w:t>
+      </w:r>
+    </w:p>
+    <w:p>
+      <w:pPr>
+        <w:pStyle w:val="Prrafodelista"/>
+        <w:numPr>
+          <w:ilvl w:val="0"/>
+          <w:numId w:val="20"/>
+        </w:numPr>
+        <w:rPr>
+          <w:lang w:val="es-419" w:eastAsia="es-CO"/>
+        </w:rPr>
+      </w:pPr>
+      <w:r>
+        <w:rPr>
+          <w:lang w:val="es-419" w:eastAsia="es-CO"/>
+        </w:rPr>
+        <w:t>Se indican claramente el fin, propósito, componentes y actividades del proyecto.</w:t>
+      </w:r>
+    </w:p>
+    <w:p>
+      <w:pPr>
+        <w:pStyle w:val="Prrafodelista"/>
+        <w:numPr>
+          <w:ilvl w:val="0"/>
+          <w:numId w:val="20"/>
+        </w:numPr>
+        <w:rPr>
+          <w:lang w:val="es-419" w:eastAsia="es-CO"/>
+        </w:rPr>
+      </w:pPr>
+      <w:r>
+        <w:rPr>
+          <w:lang w:val="es-419" w:eastAsia="es-CO"/>
+        </w:rPr>
+        <w:t>Si se llevan a cabo las actividades y los supuestos de este nivel se ratifican, se obtendrán los componentes.</w:t>
+      </w:r>
+    </w:p>
+    <w:p>
+      <w:pPr>
+        <w:pStyle w:val="Prrafodelista"/>
+        <w:numPr>
+          <w:ilvl w:val="0"/>
+          <w:numId w:val="20"/>
+        </w:numPr>
+        <w:rPr>
+          <w:lang w:val="es-419" w:eastAsia="es-CO"/>
+        </w:rPr>
+      </w:pPr>
+      <w:r>
+        <w:rPr>
+          <w:lang w:val="es-419" w:eastAsia="es-CO"/>
+        </w:rPr>
+        <w:t>Cada componente es necesario para lograr el propósito del proyecto y además no falta ningún componente necesario.</w:t>
+      </w:r>
+    </w:p>
+    <w:p>
+      <w:pPr>
+        <w:pStyle w:val="Prrafodelista"/>
+        <w:numPr>
+          <w:ilvl w:val="0"/>
+          <w:numId w:val="20"/>
+        </w:numPr>
+        <w:rPr>
+          <w:lang w:val="es-419" w:eastAsia="es-CO"/>
+        </w:rPr>
+      </w:pPr>
+      <w:r>
+        <w:rPr>
+          <w:lang w:val="es-419" w:eastAsia="es-CO"/>
+        </w:rPr>
+        <w:t xml:space="preserve">Si se producen los componentes y los supuestos a este nivel se conforman, se logrará el </w:t>
+      </w:r>
+      <w:proofErr w:type="spellStart"/>
+      <w:r>
+        <w:rPr>
+          <w:lang w:val="es-419" w:eastAsia="es-CO"/>
+        </w:rPr>
+        <w:t>propósito</w:t>
+      </w:r>
+      <w:proofErr w:type="spellEnd"/>
+      <w:r>
+        <w:rPr>
+          <w:lang w:val="es-419" w:eastAsia="es-CO"/>
+        </w:rPr>
+        <w:t xml:space="preserve"> de la intervención.</w:t>
+      </w:r>
+    </w:p>
+    <w:p>
+      <w:pPr>
+        <w:pStyle w:val="Prrafodelista"/>
+        <w:numPr>
+          <w:ilvl w:val="0"/>
+          <w:numId w:val="20"/>
+        </w:numPr>
+        <w:rPr>
+          <w:lang w:val="es-419" w:eastAsia="es-CO"/>
+        </w:rPr>
+      </w:pPr>
+      <w:r>
+        <w:rPr>
+          <w:lang w:val="es-419" w:eastAsia="es-CO"/>
+        </w:rPr>
+        <w:t xml:space="preserve">Si se logra el </w:t>
+      </w:r>
+      <w:proofErr w:type="spellStart"/>
+      <w:r>
+        <w:rPr>
+          <w:lang w:val="es-419" w:eastAsia="es-CO"/>
+        </w:rPr>
+        <w:t>propósito</w:t>
+      </w:r>
+      <w:proofErr w:type="spellEnd"/>
+      <w:r>
+        <w:rPr>
+          <w:lang w:val="es-419" w:eastAsia="es-CO"/>
+        </w:rPr>
+        <w:t xml:space="preserve"> y se conforman los supuestos a este nivel, se habrá́ contribuido de manera significativa a alcanzar el fin.</w:t>
+      </w:r>
+    </w:p>
+    <w:p>
+      <w:pPr>
+        <w:rPr>
+          <w:lang w:val="es-419" w:eastAsia="es-CO"/>
+        </w:rPr>
+      </w:pPr>
+      <w:r>
+        <w:rPr>
+          <w:lang w:val="es-419" w:eastAsia="es-CO"/>
+        </w:rPr>
+        <w:lastRenderedPageBreak/>
+        <w:t>El conjunto objetivo–indicadores-medios de verificación define lo que se conoce como lógica horizontal en la matriz de marco lógico. Esta puede comprobarse en su lógica a través de los siguientes aspectos:</w:t>
+      </w:r>
+    </w:p>
+    <w:p>
+      <w:pPr>
+        <w:rPr>
+          <w:lang w:val="es-419" w:eastAsia="es-CO"/>
+        </w:rPr>
+      </w:pPr>
+    </w:p>
+    <w:p>
+      <w:pPr>
+        <w:rPr>
+          <w:lang w:val="es-419" w:eastAsia="es-CO"/>
+        </w:rPr>
+      </w:pPr>
+    </w:p>
+    <w:p>
+      <w:pPr>
+        <w:pStyle w:val="Prrafodelista"/>
+        <w:numPr>
+          <w:ilvl w:val="0"/>
+          <w:numId w:val="21"/>
+        </w:numPr>
+        <w:rPr>
+          <w:lang w:val="es-419" w:eastAsia="es-CO"/>
+        </w:rPr>
+      </w:pPr>
+      <w:r>
+        <w:rPr>
+          <w:lang w:val="es-419" w:eastAsia="es-CO"/>
+        </w:rPr>
+        <w:t>Los medios de verificación identificados son los necesarios y suficientes para obtener los datos requeridos para el cálculo de los indicadores.</w:t>
+      </w:r>
+    </w:p>
+    <w:p>
+      <w:pPr>
+        <w:pStyle w:val="Prrafodelista"/>
+        <w:numPr>
+          <w:ilvl w:val="0"/>
+          <w:numId w:val="21"/>
+        </w:numPr>
+        <w:rPr>
+          <w:lang w:val="es-419" w:eastAsia="es-CO"/>
+        </w:rPr>
+      </w:pPr>
+      <w:r>
+        <w:rPr>
+          <w:lang w:val="es-419" w:eastAsia="es-CO"/>
+        </w:rPr>
+        <w:t>Los indicadores definidos permiten hacer un buen seguimiento del proyecto y evaluar adecuadamente el logro de los objetivos.</w:t>
+      </w:r>
+    </w:p>
+    <w:p>
+      <w:pPr>
+        <w:rPr>
+          <w:lang w:val="es-419" w:eastAsia="es-CO"/>
+        </w:rPr>
+      </w:pPr>
+      <w:r>
+        <w:rPr>
+          <w:lang w:val="es-419" w:eastAsia="es-CO"/>
+        </w:rPr>
+        <w:t>La gráfica que sigue nos enseña la forma de lectura global de la MML, la relación entre las distintas partes que componen la matriz y cómo en una sola herramienta se logra visualizar de manera general todo un proyecto, sin duda uno de los aspectos positivos de la metodología.</w:t>
+      </w:r>
+    </w:p>
+    <w:p>
+      <w:pPr>
+        <w:pStyle w:val="Figura"/>
+      </w:pPr>
+      <w:r>
+        <w:t>Forma de lectura y relación de las partes de la MML</w:t>
+      </w:r>
+    </w:p>
+    <w:p>
+      <w:pPr>
+        <w:rPr>
+          <w:lang w:val="es-419" w:eastAsia="es-CO"/>
+        </w:rPr>
+      </w:pPr>
+      <w:r>
+        <w:rPr>
+          <w:lang w:val="es-419" w:eastAsia="es-CO"/>
+        </w:rPr>
+        <w:t xml:space="preserve">    </w:t>
+      </w:r>
+      <w:r>
+        <w:rPr>
+          <w:lang w:val="es-419" w:eastAsia="es-CO"/>
+        </w:rPr>
+        <w:drawing>
+          <wp:inline distT="0" distB="0" distL="0" distR="0" wp14:anchorId="62F8E4E0" wp14:editId="39B28A4A">
+            <wp:extent cx="4753638" cy="2867425"/>
+            <wp:effectExtent l="0" t="0" r="8890" b="9525"/>
+            <wp:docPr id="7" name="Imagen 7" descr="En la relación de las partes de la matriz se  conectan de la siguiente forma: &#10;Actividades a supuestas actividades- componentes, estas a su vez a los componentes, posteriormente a los supuestos componentes - propósito y del propósito a supuesto fin, y el fin a supuesto sobre sostenibilidad."/>
+            <wp:cNvGraphicFramePr>
+              <a:graphicFrameLocks xmlns:a="http://schemas.openxmlformats.org/drawingml/2006/main" noChangeAspect="1"/>
+            </wp:cNvGraphicFramePr>
+            <a:graphic xmlns:a="http://schemas.openxmlformats.org/drawingml/2006/main">
+              <a:graphicData uri="http://schemas.openxmlformats.org/drawingml/2006/picture">
+                <pic:pic xmlns:pic="http://schemas.openxmlformats.org/drawingml/2006/picture">
+                  <pic:nvPicPr>
+                    <pic:cNvPr id="7" name="Imagen 7" descr="En la relación de las partes de la matriz se  conectan de la siguiente forma: &#10;Actividades a supuestas actividades- componentes, estas a su vez a los componentes, posteriormente a los supuestos componentes - propósito y del propósito a supuesto fin, y el fin a supuesto sobre sostenibilidad."/>
+                    <pic:cNvPicPr/>
+                  </pic:nvPicPr>
+                  <pic:blipFill>
+                    <a:blip r:embed="rId28"/>
+                    <a:stretch>
+                      <a:fillRect/>
+                    </a:stretch>
+                  </pic:blipFill>
+                  <pic:spPr>
+                    <a:xfrm>
+                      <a:off x="0" y="0"/>
+                      <a:ext cx="4753638" cy="2867425"/>
+                    </a:xfrm>
+                    <a:prstGeom prst="rect">
+                      <a:avLst/>
+                    </a:prstGeom>
+                  </pic:spPr>
+                </pic:pic>
+              </a:graphicData>
+            </a:graphic>
+          </wp:inline>
+        </w:drawing>
+      </w:r>
+    </w:p>
+    <w:p>
+      <w:pPr>
+        <w:rPr>
+          <w:lang w:val="es-419" w:eastAsia="es-CO"/>
+        </w:rPr>
+      </w:pPr>
+      <w:r>
+        <w:rPr>
+          <w:lang w:val="es-419" w:eastAsia="es-CO"/>
+        </w:rPr>
+        <w:lastRenderedPageBreak/>
+        <w:t xml:space="preserve">       </w:t>
+      </w:r>
+      <w:r>
+        <w:rPr>
+          <w:lang w:val="es-419" w:eastAsia="es-CO"/>
+        </w:rPr>
+        <w:t>Nota. Tomado de cartilla resumen marco lógico para formulación de proyectos (SENA, 2020).</w:t>
+      </w:r>
+    </w:p>
+    <w:p>
+      <w:pPr>
+        <w:rPr>
+          <w:b/>
+          <w:bCs/>
+          <w:lang w:val="es-419" w:eastAsia="es-CO"/>
+        </w:rPr>
+      </w:pPr>
+      <w:r>
+        <w:rPr>
+          <w:b/>
+          <w:bCs/>
+          <w:lang w:val="es-419" w:eastAsia="es-CO"/>
+        </w:rPr>
         <w:t>Matriz de marco lógico completa con la explicación de cada apartado</w:t>
       </w:r>
     </w:p>
@@ -22020,9 +21613,8 @@
       <w:pPr>
         <w:pStyle w:val="Ttulo2"/>
       </w:pPr>
-      <w:bookmarkStart w:id="15" w:name="_Toc227962383"/>
-      <w:r>
-        <w:lastRenderedPageBreak/>
+      <w:bookmarkStart w:id="15" w:name="_Toc228283957"/>
+      <w:r>
         <w:t>Plan operativo y presupuesto general</w:t>
       </w:r>
       <w:bookmarkEnd w:id="15"/>
@@ -22071,7 +21663,7 @@
       <w:pPr>
         <w:pStyle w:val="Titulosgenerales"/>
       </w:pPr>
-      <w:bookmarkStart w:id="16" w:name="_Toc227962384"/>
+      <w:bookmarkStart w:id="16" w:name="_Toc228283958"/>
       <w:r>
         <w:lastRenderedPageBreak/>
         <w:t>S</w:t>
@@ -22125,7 +21717,7 @@
                     <pic:cNvPicPr/>
                   </pic:nvPicPr>
                   <pic:blipFill>
-                    <a:blip r:embed="rId28"/>
+                    <a:blip r:embed="rId29"/>
                     <a:stretch>
                       <a:fillRect/>
                     </a:stretch>
@@ -22158,7 +21750,7 @@
       <w:pPr>
         <w:pStyle w:val="Titulosgenerales"/>
       </w:pPr>
-      <w:bookmarkStart w:id="17" w:name="_Toc227962385"/>
+      <w:bookmarkStart w:id="17" w:name="_Toc228283959"/>
       <w:r>
         <w:lastRenderedPageBreak/>
         <w:t>Glosario</w:t>
@@ -22189,7 +21781,43 @@
           <w:szCs w:val="28"/>
           <w:lang w:val="es-419"/>
         </w:rPr>
-        <w:t>: es la acción que contribuye a la transformación de insumos en productos.</w:t>
+        <w:t xml:space="preserve">: es la </w:t>
+      </w:r>
+      <w:proofErr w:type="spellStart"/>
+      <w:r>
+        <w:rPr>
+          <w:rFonts w:ascii="Calibri" w:hAnsi="Calibri" w:cs="Calibri"/>
+          <w:szCs w:val="28"/>
+          <w:lang w:val="es-419"/>
+        </w:rPr>
+        <w:t>acción</w:t>
+      </w:r>
+      <w:proofErr w:type="spellEnd"/>
+      <w:r>
+        <w:rPr>
+          <w:rFonts w:ascii="Calibri" w:hAnsi="Calibri" w:cs="Calibri"/>
+          <w:szCs w:val="28"/>
+          <w:lang w:val="es-419"/>
+        </w:rPr>
+        <w:t xml:space="preserve"> que contribuye a la </w:t>
+      </w:r>
+      <w:proofErr w:type="spellStart"/>
+      <w:r>
+        <w:rPr>
+          <w:rFonts w:ascii="Calibri" w:hAnsi="Calibri" w:cs="Calibri"/>
+          <w:szCs w:val="28"/>
+          <w:lang w:val="es-419"/>
+        </w:rPr>
+        <w:t>transformación</w:t>
+      </w:r>
+      <w:proofErr w:type="spellEnd"/>
+      <w:r>
+        <w:rPr>
+          <w:rFonts w:ascii="Calibri" w:hAnsi="Calibri" w:cs="Calibri"/>
+          <w:szCs w:val="28"/>
+          <w:lang w:val="es-419"/>
+        </w:rPr>
+        <w:t xml:space="preserve"> de insumos en productos.</w:t>
       </w:r>
     </w:p>
     <w:p>
@@ -22208,25 +21836,9 @@
           <w:szCs w:val="28"/>
           <w:lang w:val="es-419"/>
         </w:rPr>
-        <w:t>Actividad económica auxiliar:</w:t>
-      </w:r>
-      <w:r>
-        <w:rPr>
-          <w:rFonts w:ascii="Calibri" w:hAnsi="Calibri" w:cs="Calibri"/>
-          <w:szCs w:val="28"/>
-          <w:lang w:val="es-419"/>
-        </w:rPr>
-        <w:t xml:space="preserve"> actividad que se realiza para respaldar las actividades de producción principales del proyecto que generan productos o servicios no duraderos. (Ortegón et.al, 2005).</w:t>
-      </w:r>
-    </w:p>
-    <w:p>
-      <w:pPr>
-        <w:rPr>
-          <w:rFonts w:ascii="Calibri" w:hAnsi="Calibri" w:cs="Calibri"/>
-          <w:szCs w:val="28"/>
-          <w:lang w:val="es-419"/>
-        </w:rPr>
-      </w:pPr>
+        <w:t xml:space="preserve">Actividad </w:t>
+      </w:r>
+      <w:proofErr w:type="spellStart"/>
       <w:r>
         <w:rPr>
           <w:rFonts w:ascii="Calibri" w:hAnsi="Calibri" w:cs="Calibri"/>
@@ -22235,25 +21847,9 @@
           <w:szCs w:val="28"/>
           <w:lang w:val="es-419"/>
         </w:rPr>
-        <w:t>Actividad económica principal</w:t>
-      </w:r>
-      <w:r>
-        <w:rPr>
-          <w:rFonts w:ascii="Calibri" w:hAnsi="Calibri" w:cs="Calibri"/>
-          <w:szCs w:val="28"/>
-          <w:lang w:val="es-419"/>
-        </w:rPr>
-        <w:t>: actividad que genera la mayor parte del valor agregado o la actividad cuyo valor agregado supera al de todas las demás actividades que realiza el proyecto.</w:t>
-      </w:r>
-    </w:p>
-    <w:p>
-      <w:pPr>
-        <w:rPr>
-          <w:rFonts w:ascii="Calibri" w:hAnsi="Calibri" w:cs="Calibri"/>
-          <w:szCs w:val="28"/>
-          <w:lang w:val="es-419"/>
-        </w:rPr>
-      </w:pPr>
+        <w:t>económica</w:t>
+      </w:r>
+      <w:proofErr w:type="spellEnd"/>
       <w:r>
         <w:rPr>
           <w:rFonts w:ascii="Calibri" w:hAnsi="Calibri" w:cs="Calibri"/>
@@ -22262,7 +21858,7 @@
           <w:szCs w:val="28"/>
           <w:lang w:val="es-419"/>
         </w:rPr>
-        <w:t>Actividad económica secundaria</w:t>
+        <w:t xml:space="preserve"> auxiliar:</w:t>
       </w:r>
       <w:r>
         <w:rPr>
@@ -22270,7 +21866,43 @@
           <w:szCs w:val="28"/>
           <w:lang w:val="es-419"/>
         </w:rPr>
-        <w:t>: actividad independiente que genera productos destinados en última instancia a terceros y no corresponde a alguna actividad principal del proyecto.</w:t>
+        <w:t xml:space="preserve"> actividad que se realiza para respaldar las actividades de </w:t>
+      </w:r>
+      <w:proofErr w:type="spellStart"/>
+      <w:r>
+        <w:rPr>
+          <w:rFonts w:ascii="Calibri" w:hAnsi="Calibri" w:cs="Calibri"/>
+          <w:szCs w:val="28"/>
+          <w:lang w:val="es-419"/>
+        </w:rPr>
+        <w:t>producción</w:t>
+      </w:r>
+      <w:proofErr w:type="spellEnd"/>
+      <w:r>
+        <w:rPr>
+          <w:rFonts w:ascii="Calibri" w:hAnsi="Calibri" w:cs="Calibri"/>
+          <w:szCs w:val="28"/>
+          <w:lang w:val="es-419"/>
+        </w:rPr>
+        <w:t xml:space="preserve"> principales del proyecto que generan productos o servicios no duraderos. (Ortegón </w:t>
+      </w:r>
+      <w:proofErr w:type="spellStart"/>
+      <w:r>
+        <w:rPr>
+          <w:rFonts w:ascii="Calibri" w:hAnsi="Calibri" w:cs="Calibri"/>
+          <w:szCs w:val="28"/>
+          <w:lang w:val="es-419"/>
+        </w:rPr>
+        <w:t>et.al</w:t>
+      </w:r>
+      <w:proofErr w:type="spellEnd"/>
+      <w:r>
+        <w:rPr>
+          <w:rFonts w:ascii="Calibri" w:hAnsi="Calibri" w:cs="Calibri"/>
+          <w:szCs w:val="28"/>
+          <w:lang w:val="es-419"/>
+        </w:rPr>
+        <w:t>, 2005).</w:t>
       </w:r>
     </w:p>
     <w:p>
@@ -22289,25 +21921,9 @@
           <w:szCs w:val="28"/>
           <w:lang w:val="es-419"/>
         </w:rPr>
-        <w:t>Alcance</w:t>
-      </w:r>
-      <w:r>
-        <w:rPr>
-          <w:rFonts w:ascii="Calibri" w:hAnsi="Calibri" w:cs="Calibri"/>
-          <w:szCs w:val="28"/>
-          <w:lang w:val="es-419"/>
-        </w:rPr>
-        <w:t>: es la suma total de todos los productos y sus requisitos o características. Permite identificar hasta dónde se profundizan los estudios del proyecto de acuerdo a su ciclo de vida. El alcance está enmarcado por las metas de los productos y los respectivos indicadores para su medición. (Ortegón et.al, 2005).</w:t>
-      </w:r>
-    </w:p>
-    <w:p>
-      <w:pPr>
-        <w:rPr>
-          <w:rFonts w:ascii="Calibri" w:hAnsi="Calibri" w:cs="Calibri"/>
-          <w:szCs w:val="28"/>
-          <w:lang w:val="es-419"/>
-        </w:rPr>
-      </w:pPr>
+        <w:t xml:space="preserve">Actividad </w:t>
+      </w:r>
+      <w:proofErr w:type="spellStart"/>
       <w:r>
         <w:rPr>
           <w:rFonts w:ascii="Calibri" w:hAnsi="Calibri" w:cs="Calibri"/>
@@ -22316,25 +21932,9 @@
           <w:szCs w:val="28"/>
           <w:lang w:val="es-419"/>
         </w:rPr>
-        <w:t>Beneficiarios</w:t>
-      </w:r>
-      <w:r>
-        <w:rPr>
-          <w:rFonts w:ascii="Calibri" w:hAnsi="Calibri" w:cs="Calibri"/>
-          <w:szCs w:val="28"/>
-          <w:lang w:val="es-419"/>
-        </w:rPr>
-        <w:t>: corresponde a la población objetivo identificada en el diagnóstico del proyecto, la cual indica el número de personas directas para quienes se solucionará el problema identificado previamente. (Ortegón, et.al 2005).</w:t>
-      </w:r>
-    </w:p>
-    <w:p>
-      <w:pPr>
-        <w:rPr>
-          <w:rFonts w:ascii="Calibri" w:hAnsi="Calibri" w:cs="Calibri"/>
-          <w:szCs w:val="28"/>
-          <w:lang w:val="es-419"/>
-        </w:rPr>
-      </w:pPr>
+        <w:t>económica</w:t>
+      </w:r>
+      <w:proofErr w:type="spellEnd"/>
       <w:r>
         <w:rPr>
           <w:rFonts w:ascii="Calibri" w:hAnsi="Calibri" w:cs="Calibri"/>
@@ -22343,7 +21943,7 @@
           <w:szCs w:val="28"/>
           <w:lang w:val="es-419"/>
         </w:rPr>
-        <w:t>Beneficio</w:t>
+        <w:t xml:space="preserve"> principal</w:t>
       </w:r>
       <w:r>
         <w:rPr>
@@ -22351,16 +21951,25 @@
           <w:szCs w:val="28"/>
           <w:lang w:val="es-419"/>
         </w:rPr>
-        <w:t xml:space="preserve">: es la riqueza en el ámbito social, ambiental o económico que obtiene la población objetivo en el momento que se decide ejecutar un proyecto de inversión. La valoración de beneficios depende de la identificación de los problemas resueltos y su </w:t>
-      </w:r>
+        <w:t xml:space="preserve">: actividad que genera la mayor parte del valor agregado o la actividad cuyo valor agregado supera al de todas las </w:t>
+      </w:r>
+      <w:proofErr w:type="spellStart"/>
       <w:r>
         <w:rPr>
           <w:rFonts w:ascii="Calibri" w:hAnsi="Calibri" w:cs="Calibri"/>
           <w:szCs w:val="28"/>
           <w:lang w:val="es-419"/>
         </w:rPr>
-        <w:lastRenderedPageBreak/>
-        <w:t>descripción tiene que ver con el impacto o los fines que tiene la utilización de los bienes producidos. Los beneficios son de carácter cualitativo y cuantitativo que se presentan bajo la forma del problema resuelto o la necesidad satisfecha. (Ortegón et.al, 2005).</w:t>
+        <w:t>demás</w:t>
+      </w:r>
+      <w:proofErr w:type="spellEnd"/>
+      <w:r>
+        <w:rPr>
+          <w:rFonts w:ascii="Calibri" w:hAnsi="Calibri" w:cs="Calibri"/>
+          <w:szCs w:val="28"/>
+          <w:lang w:val="es-419"/>
+        </w:rPr>
+        <w:t xml:space="preserve"> actividades que realiza el proyecto.</w:t>
       </w:r>
     </w:p>
     <w:p>
@@ -22379,25 +21988,9 @@
           <w:szCs w:val="28"/>
           <w:lang w:val="es-419"/>
         </w:rPr>
-        <w:t>Bien</w:t>
-      </w:r>
-      <w:r>
-        <w:rPr>
-          <w:rFonts w:ascii="Calibri" w:hAnsi="Calibri" w:cs="Calibri"/>
-          <w:szCs w:val="28"/>
-          <w:lang w:val="es-419"/>
-        </w:rPr>
-        <w:t>: es un objeto tangible, almacenable o transportable. (Ortegón et.al, 2005).</w:t>
-      </w:r>
-    </w:p>
-    <w:p>
-      <w:pPr>
-        <w:rPr>
-          <w:rFonts w:ascii="Calibri" w:hAnsi="Calibri" w:cs="Calibri"/>
-          <w:szCs w:val="28"/>
-          <w:lang w:val="es-419"/>
-        </w:rPr>
-      </w:pPr>
+        <w:t xml:space="preserve">Actividad </w:t>
+      </w:r>
+      <w:proofErr w:type="spellStart"/>
       <w:r>
         <w:rPr>
           <w:rFonts w:ascii="Calibri" w:hAnsi="Calibri" w:cs="Calibri"/>
@@ -22406,25 +21999,9 @@
           <w:szCs w:val="28"/>
           <w:lang w:val="es-419"/>
         </w:rPr>
-        <w:t>Causa</w:t>
-      </w:r>
-      <w:r>
-        <w:rPr>
-          <w:rFonts w:ascii="Calibri" w:hAnsi="Calibri" w:cs="Calibri"/>
-          <w:szCs w:val="28"/>
-          <w:lang w:val="es-419"/>
-        </w:rPr>
-        <w:t>: explica los motivos por los cuales se está presentando el problema que se está analizando; la mejor manera de evidenciarlos es preguntándose cuál es el origen del problema. (Ortegón et.al, 2005).</w:t>
-      </w:r>
-    </w:p>
-    <w:p>
-      <w:pPr>
-        <w:rPr>
-          <w:rFonts w:ascii="Calibri" w:hAnsi="Calibri" w:cs="Calibri"/>
-          <w:szCs w:val="28"/>
-          <w:lang w:val="es-419"/>
-        </w:rPr>
-      </w:pPr>
+        <w:t>económica</w:t>
+      </w:r>
+      <w:proofErr w:type="spellEnd"/>
       <w:r>
         <w:rPr>
           <w:rFonts w:ascii="Calibri" w:hAnsi="Calibri" w:cs="Calibri"/>
@@ -22433,7 +22010,7 @@
           <w:szCs w:val="28"/>
           <w:lang w:val="es-419"/>
         </w:rPr>
-        <w:t>Componente</w:t>
+        <w:t xml:space="preserve"> secundaria</w:t>
       </w:r>
       <w:r>
         <w:rPr>
@@ -22441,7 +22018,25 @@
           <w:szCs w:val="28"/>
           <w:lang w:val="es-419"/>
         </w:rPr>
-        <w:t>: dentro de la metodología de marco lógico, los componentes son los bienes o servicios que produce o entrega un programa o proyecto para cumplir un propósito, los cuales son el resultado de una o varias actividades. Se asimilan al concepto de producto en el contexto de cadena de valor. (Ortegón et.al, 2005).</w:t>
+        <w:t xml:space="preserve">: actividad independiente que genera productos destinados en </w:t>
+      </w:r>
+      <w:proofErr w:type="spellStart"/>
+      <w:r>
+        <w:rPr>
+          <w:rFonts w:ascii="Calibri" w:hAnsi="Calibri" w:cs="Calibri"/>
+          <w:szCs w:val="28"/>
+          <w:lang w:val="es-419"/>
+        </w:rPr>
+        <w:t>última</w:t>
+      </w:r>
+      <w:proofErr w:type="spellEnd"/>
+      <w:r>
+        <w:rPr>
+          <w:rFonts w:ascii="Calibri" w:hAnsi="Calibri" w:cs="Calibri"/>
+          <w:szCs w:val="28"/>
+          <w:lang w:val="es-419"/>
+        </w:rPr>
+        <w:t xml:space="preserve"> instancia a terceros y no corresponde a alguna actividad principal del proyecto.</w:t>
       </w:r>
     </w:p>
     <w:p>
@@ -22460,7 +22055,7 @@
           <w:szCs w:val="28"/>
           <w:lang w:val="es-419"/>
         </w:rPr>
-        <w:t>Efectividad</w:t>
+        <w:t>Alcance</w:t>
       </w:r>
       <w:r>
         <w:rPr>
@@ -22468,7 +22063,25 @@
           <w:szCs w:val="28"/>
           <w:lang w:val="es-419"/>
         </w:rPr>
-        <w:t>: hace referencia a la medida en que los objetivos de la prestación de servicios se cumplen a través de los productos generados. Este concepto involucra la eficiencia y la eficacia; consistente en realizar las actividades y procesos que realmente deben llevarse a cabo, haciendo un uso óptimo de los recursos involucrados. (Ortegón et.al, 2005).</w:t>
+        <w:t xml:space="preserve">: es la suma total de todos los productos y sus requisitos o características. Permite identificar hasta dónde se profundizan los estudios del proyecto de acuerdo a su ciclo de vida. El alcance está enmarcado por las metas de los productos y los respectivos indicadores para su medición. (Ortegón </w:t>
+      </w:r>
+      <w:proofErr w:type="spellStart"/>
+      <w:r>
+        <w:rPr>
+          <w:rFonts w:ascii="Calibri" w:hAnsi="Calibri" w:cs="Calibri"/>
+          <w:szCs w:val="28"/>
+          <w:lang w:val="es-419"/>
+        </w:rPr>
+        <w:t>et.al</w:t>
+      </w:r>
+      <w:proofErr w:type="spellEnd"/>
+      <w:r>
+        <w:rPr>
+          <w:rFonts w:ascii="Calibri" w:hAnsi="Calibri" w:cs="Calibri"/>
+          <w:szCs w:val="28"/>
+          <w:lang w:val="es-419"/>
+        </w:rPr>
+        <w:t>, 2005).</w:t>
       </w:r>
     </w:p>
     <w:p>
@@ -22487,7 +22100,7 @@
           <w:szCs w:val="28"/>
           <w:lang w:val="es-419"/>
         </w:rPr>
-        <w:t>Eficiencia</w:t>
+        <w:t>Beneficiarios</w:t>
       </w:r>
       <w:r>
         <w:rPr>
@@ -22495,16 +22108,25 @@
           <w:szCs w:val="28"/>
           <w:lang w:val="es-419"/>
         </w:rPr>
-        <w:t xml:space="preserve">: el concepto hace referencia al uso óptimo de recursos en una actividad productiva; esto es, obtener el mismo producto con una menor cantidad de recursos por unidad producida o en obtener más productos con la misma cantidad de recursos. En el marco de los proyectos de inversión, la eficiencia puede ser abordada, entre otros, a través del análisis de Eficiencia Técnica. Este análisis evalúa qué tan bueno es un proyecto determinado transformando insumos en productos requeridos (esto es, qué tan productivo es su gasto), en comparación con sí mismo u otros </w:t>
-      </w:r>
+        <w:t xml:space="preserve">: corresponde a la población objetivo identificada en el diagnóstico del proyecto, la cual indica el número de personas directas para quienes se solucionará el problema identificado previamente. (Ortegón, </w:t>
+      </w:r>
+      <w:proofErr w:type="spellStart"/>
       <w:r>
         <w:rPr>
           <w:rFonts w:ascii="Calibri" w:hAnsi="Calibri" w:cs="Calibri"/>
           <w:szCs w:val="28"/>
           <w:lang w:val="es-419"/>
         </w:rPr>
-        <w:lastRenderedPageBreak/>
-        <w:t>proyectos similares. En este sentido es posible medir la eficiencia técnica como la relación entre la productividad observada de un proyecto y su productividad esperada (o una productividad referente que sea considerada óptima). Este concepto permite responder la pregunta de ¿qué tan bueno es el sector público transformando dinero en servicios prestados, comparado con otros? (Ortegón et.al, 2005).</w:t>
+        <w:t>et.al</w:t>
+      </w:r>
+      <w:proofErr w:type="spellEnd"/>
+      <w:r>
+        <w:rPr>
+          <w:rFonts w:ascii="Calibri" w:hAnsi="Calibri" w:cs="Calibri"/>
+          <w:szCs w:val="28"/>
+          <w:lang w:val="es-419"/>
+        </w:rPr>
+        <w:t xml:space="preserve"> 2005).</w:t>
       </w:r>
     </w:p>
     <w:p>
@@ -22523,7 +22145,7 @@
           <w:szCs w:val="28"/>
           <w:lang w:val="es-419"/>
         </w:rPr>
-        <w:t>Etapa de funcionamiento u operación</w:t>
+        <w:t>Beneficio</w:t>
       </w:r>
       <w:r>
         <w:rPr>
@@ -22531,7 +22153,34 @@
           <w:szCs w:val="28"/>
           <w:lang w:val="es-419"/>
         </w:rPr>
-        <w:t>: momento en el cual se empieza a utilizar el bien o servicio obtenido en la etapa de inversión y por tanto, se inicia la generación del beneficio. Esta etapa dura el tiempo que se estipula en la etapa de preinversión para alcanzar los objetivos del proyecto, es decir, la operación va hasta el periodo en que se espera que ya no se presente el problema que se está atacando con el proyecto. Durante esta etapa también existe seguimiento, el cual busca medir los resultados y el impacto en la cadena de valor; este se realiza a los componentes y la finalidad en la matriz de marco lógico. (Ortegón et.al, 2005).</w:t>
+        <w:t xml:space="preserve">: es la riqueza en el ámbito social, ambiental o económico que obtiene la población objetivo en el momento que se decide ejecutar un proyecto de inversión. La valoración de beneficios depende de la identificación de los problemas resueltos y su </w:t>
+      </w:r>
+      <w:r>
+        <w:rPr>
+          <w:rFonts w:ascii="Calibri" w:hAnsi="Calibri" w:cs="Calibri"/>
+          <w:szCs w:val="28"/>
+          <w:lang w:val="es-419"/>
+        </w:rPr>
+        <w:lastRenderedPageBreak/>
+        <w:t xml:space="preserve">descripción tiene que ver con el impacto o los fines que tiene la utilización de los bienes producidos. Los beneficios son de carácter cualitativo y cuantitativo que se presentan bajo la forma del problema resuelto o la necesidad satisfecha. (Ortegón </w:t>
+      </w:r>
+      <w:proofErr w:type="spellStart"/>
+      <w:r>
+        <w:rPr>
+          <w:rFonts w:ascii="Calibri" w:hAnsi="Calibri" w:cs="Calibri"/>
+          <w:szCs w:val="28"/>
+          <w:lang w:val="es-419"/>
+        </w:rPr>
+        <w:t>et.al</w:t>
+      </w:r>
+      <w:proofErr w:type="spellEnd"/>
+      <w:r>
+        <w:rPr>
+          <w:rFonts w:ascii="Calibri" w:hAnsi="Calibri" w:cs="Calibri"/>
+          <w:szCs w:val="28"/>
+          <w:lang w:val="es-419"/>
+        </w:rPr>
+        <w:t>, 2005).</w:t>
       </w:r>
     </w:p>
     <w:p>
@@ -22550,7 +22199,7 @@
           <w:szCs w:val="28"/>
           <w:lang w:val="es-419"/>
         </w:rPr>
-        <w:t>Etapa de inversión</w:t>
+        <w:t>Bien</w:t>
       </w:r>
       <w:r>
         <w:rPr>
@@ -22558,7 +22207,25 @@
           <w:szCs w:val="28"/>
           <w:lang w:val="es-419"/>
         </w:rPr>
-        <w:t>: es la etapa en la cual se materializan las acciones que dan como resultado bienes o servicio y culmina cuando el o los productos obtenidos comienzan a generar beneficios. En esta etapa se realizan los procesos de ejecución y seguimiento. La ejecución se desarrolla física y financieramente. Durante este periodo se llevan a cabo las actividades necesarias para la obtención del producto o productos del proyecto. Las actividades deben ser claras, concretas y estar programadas en el tiempo, pues ellas indicarán el monto de recursos que se requiere anualmente para poder lograr el producto en el tiempo estipulado. El seguimiento va de la mano con la ejecución. Este se realiza a los insumos, actividades y productos planteados en la cadena de valor del proyecto a través de indicadores de producto y de gestión que son los que miden el comportamiento físico del proyecto. (Ortegón et.al, 2005).</w:t>
+        <w:t xml:space="preserve">: es un objeto tangible, almacenable o transportable. (Ortegón </w:t>
+      </w:r>
+      <w:proofErr w:type="spellStart"/>
+      <w:r>
+        <w:rPr>
+          <w:rFonts w:ascii="Calibri" w:hAnsi="Calibri" w:cs="Calibri"/>
+          <w:szCs w:val="28"/>
+          <w:lang w:val="es-419"/>
+        </w:rPr>
+        <w:t>et.al</w:t>
+      </w:r>
+      <w:proofErr w:type="spellEnd"/>
+      <w:r>
+        <w:rPr>
+          <w:rFonts w:ascii="Calibri" w:hAnsi="Calibri" w:cs="Calibri"/>
+          <w:szCs w:val="28"/>
+          <w:lang w:val="es-419"/>
+        </w:rPr>
+        <w:t>, 2005).</w:t>
       </w:r>
     </w:p>
     <w:p>
@@ -22577,8 +22244,7 @@
           <w:szCs w:val="28"/>
           <w:lang w:val="es-419"/>
         </w:rPr>
-        <w:lastRenderedPageBreak/>
-        <w:t>Etapa de preinversión</w:t>
+        <w:t>Causa</w:t>
       </w:r>
       <w:r>
         <w:rPr>
@@ -22586,7 +22252,25 @@
           <w:szCs w:val="28"/>
           <w:lang w:val="es-419"/>
         </w:rPr>
-        <w:t>: es la etapa del proyecto que involucra la formulación y evaluación ex ante del proyecto. En esta etapa, se identifica el problema o necesidad y se prepara la información pertinente para establecer si desde el punto de vista financiero, técnico, económico y ambiental es viable emprender el proyecto. (Ortegón et.al, 2005).</w:t>
+        <w:t xml:space="preserve">: explica los motivos por los cuales se está presentando el problema que se está analizando; la mejor manera de evidenciarlos es preguntándose cuál es el origen del problema. (Ortegón </w:t>
+      </w:r>
+      <w:proofErr w:type="spellStart"/>
+      <w:r>
+        <w:rPr>
+          <w:rFonts w:ascii="Calibri" w:hAnsi="Calibri" w:cs="Calibri"/>
+          <w:szCs w:val="28"/>
+          <w:lang w:val="es-419"/>
+        </w:rPr>
+        <w:t>et.al</w:t>
+      </w:r>
+      <w:proofErr w:type="spellEnd"/>
+      <w:r>
+        <w:rPr>
+          <w:rFonts w:ascii="Calibri" w:hAnsi="Calibri" w:cs="Calibri"/>
+          <w:szCs w:val="28"/>
+          <w:lang w:val="es-419"/>
+        </w:rPr>
+        <w:t>, 2005).</w:t>
       </w:r>
     </w:p>
     <w:p>
@@ -22605,7 +22289,7 @@
           <w:szCs w:val="28"/>
           <w:lang w:val="es-419"/>
         </w:rPr>
-        <w:t>Formulación</w:t>
+        <w:t>Componente</w:t>
       </w:r>
       <w:r>
         <w:rPr>
@@ -22613,7 +22297,25 @@
           <w:szCs w:val="28"/>
           <w:lang w:val="es-419"/>
         </w:rPr>
-        <w:t>: es a la fase de la preinversión en la cual se identifican la situación actual, la situación esperada y las alternativas de solución para la problemática que se está analizando, que seguidamente pasarán a preparación para iniciar el levantamiento de la información relacionada con los insumos, actividades, costos, tiempos y demás elementos necesarios para obtener el o los productos que las contiene. (Ortegón et.al, 2005).</w:t>
+        <w:t xml:space="preserve">: dentro de la metodología de marco lógico, los componentes son los bienes o servicios que produce o entrega un programa o proyecto para cumplir un propósito, los cuales son el resultado de una o varias actividades. Se asimilan al concepto de producto en el contexto de cadena de valor. (Ortegón </w:t>
+      </w:r>
+      <w:proofErr w:type="spellStart"/>
+      <w:r>
+        <w:rPr>
+          <w:rFonts w:ascii="Calibri" w:hAnsi="Calibri" w:cs="Calibri"/>
+          <w:szCs w:val="28"/>
+          <w:lang w:val="es-419"/>
+        </w:rPr>
+        <w:t>et.al</w:t>
+      </w:r>
+      <w:proofErr w:type="spellEnd"/>
+      <w:r>
+        <w:rPr>
+          <w:rFonts w:ascii="Calibri" w:hAnsi="Calibri" w:cs="Calibri"/>
+          <w:szCs w:val="28"/>
+          <w:lang w:val="es-419"/>
+        </w:rPr>
+        <w:t>, 2005).</w:t>
       </w:r>
     </w:p>
     <w:p>
@@ -22632,7 +22334,7 @@
           <w:szCs w:val="28"/>
           <w:lang w:val="es-419"/>
         </w:rPr>
-        <w:t>Identificación:</w:t>
+        <w:t>Efectividad</w:t>
       </w:r>
       <w:r>
         <w:rPr>
@@ -22640,7 +22342,25 @@
           <w:szCs w:val="28"/>
           <w:lang w:val="es-419"/>
         </w:rPr>
-        <w:t xml:space="preserve"> fase de la formulación del proyecto en la cual se identifica la situación actual (árbol del problema, análisis de participaciones, población y zona afectada), la situación esperada (árbol de objetivos, población y zona objetivo) y las alternativas de solución a través del análisis de objetivos. (Ortegón et.al, 2005).</w:t>
+        <w:t xml:space="preserve">: hace referencia a la medida en que los objetivos de la prestación de servicios se cumplen a través de los productos generados. Este concepto involucra la eficiencia y la eficacia; consistente en realizar las actividades y procesos que realmente deben llevarse a cabo, haciendo un uso óptimo de los recursos involucrados. (Ortegón </w:t>
+      </w:r>
+      <w:proofErr w:type="spellStart"/>
+      <w:r>
+        <w:rPr>
+          <w:rFonts w:ascii="Calibri" w:hAnsi="Calibri" w:cs="Calibri"/>
+          <w:szCs w:val="28"/>
+          <w:lang w:val="es-419"/>
+        </w:rPr>
+        <w:t>et.al</w:t>
+      </w:r>
+      <w:proofErr w:type="spellEnd"/>
+      <w:r>
+        <w:rPr>
+          <w:rFonts w:ascii="Calibri" w:hAnsi="Calibri" w:cs="Calibri"/>
+          <w:szCs w:val="28"/>
+          <w:lang w:val="es-419"/>
+        </w:rPr>
+        <w:t>, 2005).</w:t>
       </w:r>
     </w:p>
     <w:p>
@@ -22659,7 +22379,7 @@
           <w:szCs w:val="28"/>
           <w:lang w:val="es-419"/>
         </w:rPr>
-        <w:t>Impacto:</w:t>
+        <w:t>Eficiencia</w:t>
       </w:r>
       <w:r>
         <w:rPr>
@@ -22667,7 +22387,34 @@
           <w:szCs w:val="28"/>
           <w:lang w:val="es-419"/>
         </w:rPr>
-        <w:t xml:space="preserve"> es el cambio logrado en las condiciones económicas o sociales de la población, como resultado de los productos y resultados obtenidos con el proyecto o programa. Se trata del nivel más elevado de resultados o de la finalidad última de los proyectos, cuando se genera la totalidad de los beneficios previstos en su operación. (Ortegón et.al, 2005).</w:t>
+        <w:t xml:space="preserve">: el concepto hace referencia al uso óptimo de recursos en una actividad productiva; esto es, obtener el mismo producto con una menor cantidad de recursos por unidad producida o en obtener más productos con la misma cantidad de recursos. En el marco de los proyectos de inversión, la eficiencia puede ser abordada, entre otros, a través del análisis de Eficiencia Técnica. Este análisis evalúa qué tan bueno es un proyecto determinado transformando insumos en productos requeridos (esto es, qué tan productivo es su gasto), en comparación con sí mismo u otros </w:t>
+      </w:r>
+      <w:r>
+        <w:rPr>
+          <w:rFonts w:ascii="Calibri" w:hAnsi="Calibri" w:cs="Calibri"/>
+          <w:szCs w:val="28"/>
+          <w:lang w:val="es-419"/>
+        </w:rPr>
+        <w:lastRenderedPageBreak/>
+        <w:t xml:space="preserve">proyectos similares. En este sentido es posible medir la eficiencia técnica como la relación entre la productividad observada de un proyecto y su productividad esperada (o una productividad referente que sea considerada óptima). Este concepto permite responder la pregunta de ¿qué tan bueno es el sector público transformando dinero en servicios prestados, comparado con otros? (Ortegón </w:t>
+      </w:r>
+      <w:proofErr w:type="spellStart"/>
+      <w:r>
+        <w:rPr>
+          <w:rFonts w:ascii="Calibri" w:hAnsi="Calibri" w:cs="Calibri"/>
+          <w:szCs w:val="28"/>
+          <w:lang w:val="es-419"/>
+        </w:rPr>
+        <w:t>et.al</w:t>
+      </w:r>
+      <w:proofErr w:type="spellEnd"/>
+      <w:r>
+        <w:rPr>
+          <w:rFonts w:ascii="Calibri" w:hAnsi="Calibri" w:cs="Calibri"/>
+          <w:szCs w:val="28"/>
+          <w:lang w:val="es-419"/>
+        </w:rPr>
+        <w:t>, 2005).</w:t>
       </w:r>
     </w:p>
     <w:p>
@@ -22686,6 +22433,343 @@
           <w:szCs w:val="28"/>
           <w:lang w:val="es-419"/>
         </w:rPr>
+        <w:t>Etapa de funcionamiento u operación</w:t>
+      </w:r>
+      <w:r>
+        <w:rPr>
+          <w:rFonts w:ascii="Calibri" w:hAnsi="Calibri" w:cs="Calibri"/>
+          <w:szCs w:val="28"/>
+          <w:lang w:val="es-419"/>
+        </w:rPr>
+        <w:t xml:space="preserve">: momento en el cual se empieza a utilizar el bien o servicio obtenido en la etapa de inversión </w:t>
+      </w:r>
+      <w:proofErr w:type="gramStart"/>
+      <w:r>
+        <w:rPr>
+          <w:rFonts w:ascii="Calibri" w:hAnsi="Calibri" w:cs="Calibri"/>
+          <w:szCs w:val="28"/>
+          <w:lang w:val="es-419"/>
+        </w:rPr>
+        <w:t>y</w:t>
+      </w:r>
+      <w:proofErr w:type="gramEnd"/>
+      <w:r>
+        <w:rPr>
+          <w:rFonts w:ascii="Calibri" w:hAnsi="Calibri" w:cs="Calibri"/>
+          <w:szCs w:val="28"/>
+          <w:lang w:val="es-419"/>
+        </w:rPr>
+        <w:t xml:space="preserve"> por tanto, se inicia la generación del beneficio. Esta etapa dura el tiempo que se estipula en la etapa de </w:t>
+      </w:r>
+      <w:proofErr w:type="spellStart"/>
+      <w:r>
+        <w:rPr>
+          <w:rFonts w:ascii="Calibri" w:hAnsi="Calibri" w:cs="Calibri"/>
+          <w:szCs w:val="28"/>
+          <w:lang w:val="es-419"/>
+        </w:rPr>
+        <w:t>preinversión</w:t>
+      </w:r>
+      <w:proofErr w:type="spellEnd"/>
+      <w:r>
+        <w:rPr>
+          <w:rFonts w:ascii="Calibri" w:hAnsi="Calibri" w:cs="Calibri"/>
+          <w:szCs w:val="28"/>
+          <w:lang w:val="es-419"/>
+        </w:rPr>
+        <w:t xml:space="preserve"> para alcanzar los objetivos del proyecto, es decir, la operación va hasta el periodo en que se espera que ya no se presente el problema que se está atacando con el proyecto. Durante esta etapa también existe seguimiento, el cual busca medir los resultados y el impacto en la cadena de valor; este se realiza a los componentes y la finalidad en la matriz de marco lógico. (Ortegón </w:t>
+      </w:r>
+      <w:proofErr w:type="spellStart"/>
+      <w:r>
+        <w:rPr>
+          <w:rFonts w:ascii="Calibri" w:hAnsi="Calibri" w:cs="Calibri"/>
+          <w:szCs w:val="28"/>
+          <w:lang w:val="es-419"/>
+        </w:rPr>
+        <w:t>et.al</w:t>
+      </w:r>
+      <w:proofErr w:type="spellEnd"/>
+      <w:r>
+        <w:rPr>
+          <w:rFonts w:ascii="Calibri" w:hAnsi="Calibri" w:cs="Calibri"/>
+          <w:szCs w:val="28"/>
+          <w:lang w:val="es-419"/>
+        </w:rPr>
+        <w:t>, 2005).</w:t>
+      </w:r>
+    </w:p>
+    <w:p>
+      <w:pPr>
+        <w:rPr>
+          <w:rFonts w:ascii="Calibri" w:hAnsi="Calibri" w:cs="Calibri"/>
+          <w:szCs w:val="28"/>
+          <w:lang w:val="es-419"/>
+        </w:rPr>
+      </w:pPr>
+      <w:r>
+        <w:rPr>
+          <w:rFonts w:ascii="Calibri" w:hAnsi="Calibri" w:cs="Calibri"/>
+          <w:b/>
+          <w:bCs/>
+          <w:szCs w:val="28"/>
+          <w:lang w:val="es-419"/>
+        </w:rPr>
+        <w:t>Etapa de inversión</w:t>
+      </w:r>
+      <w:r>
+        <w:rPr>
+          <w:rFonts w:ascii="Calibri" w:hAnsi="Calibri" w:cs="Calibri"/>
+          <w:szCs w:val="28"/>
+          <w:lang w:val="es-419"/>
+        </w:rPr>
+        <w:t xml:space="preserve">: es la etapa en la cual se materializan las acciones que dan como resultado bienes o servicio y culmina cuando el o los productos obtenidos comienzan a generar beneficios. En esta etapa se realizan los procesos de ejecución y seguimiento. La ejecución se desarrolla física y financieramente. Durante este periodo se llevan a cabo las actividades necesarias para la obtención del producto o productos del proyecto. Las actividades deben ser claras, concretas y estar programadas en el tiempo, pues ellas indicarán el monto de recursos que se requiere anualmente para poder lograr el producto en el tiempo estipulado. El seguimiento va de la mano con la ejecución. Este se realiza a los insumos, actividades y productos planteados en la cadena de valor del proyecto a través de indicadores de producto y de gestión que son los que miden el comportamiento físico del proyecto. (Ortegón </w:t>
+      </w:r>
+      <w:proofErr w:type="spellStart"/>
+      <w:r>
+        <w:rPr>
+          <w:rFonts w:ascii="Calibri" w:hAnsi="Calibri" w:cs="Calibri"/>
+          <w:szCs w:val="28"/>
+          <w:lang w:val="es-419"/>
+        </w:rPr>
+        <w:t>et.al</w:t>
+      </w:r>
+      <w:proofErr w:type="spellEnd"/>
+      <w:r>
+        <w:rPr>
+          <w:rFonts w:ascii="Calibri" w:hAnsi="Calibri" w:cs="Calibri"/>
+          <w:szCs w:val="28"/>
+          <w:lang w:val="es-419"/>
+        </w:rPr>
+        <w:t>, 2005).</w:t>
+      </w:r>
+    </w:p>
+    <w:p>
+      <w:pPr>
+        <w:rPr>
+          <w:rFonts w:ascii="Calibri" w:hAnsi="Calibri" w:cs="Calibri"/>
+          <w:szCs w:val="28"/>
+          <w:lang w:val="es-419"/>
+        </w:rPr>
+      </w:pPr>
+      <w:r>
+        <w:rPr>
+          <w:rFonts w:ascii="Calibri" w:hAnsi="Calibri" w:cs="Calibri"/>
+          <w:b/>
+          <w:bCs/>
+          <w:szCs w:val="28"/>
+          <w:lang w:val="es-419"/>
+        </w:rPr>
+        <w:lastRenderedPageBreak/>
+        <w:t xml:space="preserve">Etapa de </w:t>
+      </w:r>
+      <w:proofErr w:type="spellStart"/>
+      <w:r>
+        <w:rPr>
+          <w:rFonts w:ascii="Calibri" w:hAnsi="Calibri" w:cs="Calibri"/>
+          <w:b/>
+          <w:bCs/>
+          <w:szCs w:val="28"/>
+          <w:lang w:val="es-419"/>
+        </w:rPr>
+        <w:t>preinversión</w:t>
+      </w:r>
+      <w:proofErr w:type="spellEnd"/>
+      <w:r>
+        <w:rPr>
+          <w:rFonts w:ascii="Calibri" w:hAnsi="Calibri" w:cs="Calibri"/>
+          <w:szCs w:val="28"/>
+          <w:lang w:val="es-419"/>
+        </w:rPr>
+        <w:t xml:space="preserve">: es la etapa del proyecto que involucra la formulación y evaluación ex ante del proyecto. En esta etapa, se identifica el problema o necesidad y se prepara la información pertinente para establecer si desde el punto de vista financiero, técnico, económico y ambiental es viable emprender el proyecto. (Ortegón </w:t>
+      </w:r>
+      <w:proofErr w:type="spellStart"/>
+      <w:r>
+        <w:rPr>
+          <w:rFonts w:ascii="Calibri" w:hAnsi="Calibri" w:cs="Calibri"/>
+          <w:szCs w:val="28"/>
+          <w:lang w:val="es-419"/>
+        </w:rPr>
+        <w:t>et.al</w:t>
+      </w:r>
+      <w:proofErr w:type="spellEnd"/>
+      <w:r>
+        <w:rPr>
+          <w:rFonts w:ascii="Calibri" w:hAnsi="Calibri" w:cs="Calibri"/>
+          <w:szCs w:val="28"/>
+          <w:lang w:val="es-419"/>
+        </w:rPr>
+        <w:t>, 2005).</w:t>
+      </w:r>
+    </w:p>
+    <w:p>
+      <w:pPr>
+        <w:rPr>
+          <w:rFonts w:ascii="Calibri" w:hAnsi="Calibri" w:cs="Calibri"/>
+          <w:szCs w:val="28"/>
+          <w:lang w:val="es-419"/>
+        </w:rPr>
+      </w:pPr>
+      <w:r>
+        <w:rPr>
+          <w:rFonts w:ascii="Calibri" w:hAnsi="Calibri" w:cs="Calibri"/>
+          <w:b/>
+          <w:bCs/>
+          <w:szCs w:val="28"/>
+          <w:lang w:val="es-419"/>
+        </w:rPr>
+        <w:t>Formulación</w:t>
+      </w:r>
+      <w:r>
+        <w:rPr>
+          <w:rFonts w:ascii="Calibri" w:hAnsi="Calibri" w:cs="Calibri"/>
+          <w:szCs w:val="28"/>
+          <w:lang w:val="es-419"/>
+        </w:rPr>
+        <w:t xml:space="preserve">: es a la fase de la </w:t>
+      </w:r>
+      <w:proofErr w:type="spellStart"/>
+      <w:r>
+        <w:rPr>
+          <w:rFonts w:ascii="Calibri" w:hAnsi="Calibri" w:cs="Calibri"/>
+          <w:szCs w:val="28"/>
+          <w:lang w:val="es-419"/>
+        </w:rPr>
+        <w:t>preinversión</w:t>
+      </w:r>
+      <w:proofErr w:type="spellEnd"/>
+      <w:r>
+        <w:rPr>
+          <w:rFonts w:ascii="Calibri" w:hAnsi="Calibri" w:cs="Calibri"/>
+          <w:szCs w:val="28"/>
+          <w:lang w:val="es-419"/>
+        </w:rPr>
+        <w:t xml:space="preserve"> en la cual se identifican la situación actual, la situación esperada y las alternativas de solución para la problemática que se está analizando, que seguidamente pasarán a preparación para iniciar el levantamiento de la información relacionada con los insumos, actividades, costos, tiempos y demás elementos necesarios para obtener el o los productos que las contiene. (Ortegón </w:t>
+      </w:r>
+      <w:proofErr w:type="spellStart"/>
+      <w:r>
+        <w:rPr>
+          <w:rFonts w:ascii="Calibri" w:hAnsi="Calibri" w:cs="Calibri"/>
+          <w:szCs w:val="28"/>
+          <w:lang w:val="es-419"/>
+        </w:rPr>
+        <w:t>et.al</w:t>
+      </w:r>
+      <w:proofErr w:type="spellEnd"/>
+      <w:r>
+        <w:rPr>
+          <w:rFonts w:ascii="Calibri" w:hAnsi="Calibri" w:cs="Calibri"/>
+          <w:szCs w:val="28"/>
+          <w:lang w:val="es-419"/>
+        </w:rPr>
+        <w:t>, 2005).</w:t>
+      </w:r>
+    </w:p>
+    <w:p>
+      <w:pPr>
+        <w:rPr>
+          <w:rFonts w:ascii="Calibri" w:hAnsi="Calibri" w:cs="Calibri"/>
+          <w:szCs w:val="28"/>
+          <w:lang w:val="es-419"/>
+        </w:rPr>
+      </w:pPr>
+      <w:r>
+        <w:rPr>
+          <w:rFonts w:ascii="Calibri" w:hAnsi="Calibri" w:cs="Calibri"/>
+          <w:b/>
+          <w:bCs/>
+          <w:szCs w:val="28"/>
+          <w:lang w:val="es-419"/>
+        </w:rPr>
+        <w:t>Identificación:</w:t>
+      </w:r>
+      <w:r>
+        <w:rPr>
+          <w:rFonts w:ascii="Calibri" w:hAnsi="Calibri" w:cs="Calibri"/>
+          <w:szCs w:val="28"/>
+          <w:lang w:val="es-419"/>
+        </w:rPr>
+        <w:t xml:space="preserve"> fase de la formulación del proyecto en la cual se identifica la situación actual (árbol del problema, análisis de participaciones, población y zona afectada), la situación esperada (árbol de objetivos, población y zona objetivo) y las alternativas de solución a través del análisis de objetivos. (Ortegón </w:t>
+      </w:r>
+      <w:proofErr w:type="spellStart"/>
+      <w:r>
+        <w:rPr>
+          <w:rFonts w:ascii="Calibri" w:hAnsi="Calibri" w:cs="Calibri"/>
+          <w:szCs w:val="28"/>
+          <w:lang w:val="es-419"/>
+        </w:rPr>
+        <w:t>et.al</w:t>
+      </w:r>
+      <w:proofErr w:type="spellEnd"/>
+      <w:r>
+        <w:rPr>
+          <w:rFonts w:ascii="Calibri" w:hAnsi="Calibri" w:cs="Calibri"/>
+          <w:szCs w:val="28"/>
+          <w:lang w:val="es-419"/>
+        </w:rPr>
+        <w:t>, 2005).</w:t>
+      </w:r>
+    </w:p>
+    <w:p>
+      <w:pPr>
+        <w:rPr>
+          <w:rFonts w:ascii="Calibri" w:hAnsi="Calibri" w:cs="Calibri"/>
+          <w:szCs w:val="28"/>
+          <w:lang w:val="es-419"/>
+        </w:rPr>
+      </w:pPr>
+      <w:r>
+        <w:rPr>
+          <w:rFonts w:ascii="Calibri" w:hAnsi="Calibri" w:cs="Calibri"/>
+          <w:b/>
+          <w:bCs/>
+          <w:szCs w:val="28"/>
+          <w:lang w:val="es-419"/>
+        </w:rPr>
+        <w:t>Impacto:</w:t>
+      </w:r>
+      <w:r>
+        <w:rPr>
+          <w:rFonts w:ascii="Calibri" w:hAnsi="Calibri" w:cs="Calibri"/>
+          <w:szCs w:val="28"/>
+          <w:lang w:val="es-419"/>
+        </w:rPr>
+        <w:t xml:space="preserve"> es el cambio logrado en las condiciones económicas o sociales de la población, como resultado de los productos y resultados obtenidos con el proyecto o programa. Se trata del nivel más elevado de resultados o de la finalidad última de los proyectos, cuando se genera la totalidad de los beneficios previstos en su operación. (Ortegón </w:t>
+      </w:r>
+      <w:proofErr w:type="spellStart"/>
+      <w:r>
+        <w:rPr>
+          <w:rFonts w:ascii="Calibri" w:hAnsi="Calibri" w:cs="Calibri"/>
+          <w:szCs w:val="28"/>
+          <w:lang w:val="es-419"/>
+        </w:rPr>
+        <w:t>et.al</w:t>
+      </w:r>
+      <w:proofErr w:type="spellEnd"/>
+      <w:r>
+        <w:rPr>
+          <w:rFonts w:ascii="Calibri" w:hAnsi="Calibri" w:cs="Calibri"/>
+          <w:szCs w:val="28"/>
+          <w:lang w:val="es-419"/>
+        </w:rPr>
+        <w:t>, 2005).</w:t>
+      </w:r>
+    </w:p>
+    <w:p>
+      <w:pPr>
+        <w:rPr>
+          <w:rFonts w:ascii="Calibri" w:hAnsi="Calibri" w:cs="Calibri"/>
+          <w:szCs w:val="28"/>
+          <w:lang w:val="es-419"/>
+        </w:rPr>
+      </w:pPr>
+      <w:r>
+        <w:rPr>
+          <w:rFonts w:ascii="Calibri" w:hAnsi="Calibri" w:cs="Calibri"/>
+          <w:b/>
+          <w:bCs/>
+          <w:szCs w:val="28"/>
+          <w:lang w:val="es-419"/>
+        </w:rPr>
         <w:t>Indicador</w:t>
       </w:r>
       <w:r>
@@ -22829,7 +22913,25 @@
           <w:szCs w:val="28"/>
           <w:lang w:val="es-419"/>
         </w:rPr>
-        <w:t>A - Adecuados. (Ortegón et.al, 2005).</w:t>
+        <w:t xml:space="preserve">A - Adecuados. (Ortegón </w:t>
+      </w:r>
+      <w:proofErr w:type="spellStart"/>
+      <w:r>
+        <w:rPr>
+          <w:rFonts w:ascii="Calibri" w:hAnsi="Calibri" w:cs="Calibri"/>
+          <w:szCs w:val="28"/>
+          <w:lang w:val="es-419"/>
+        </w:rPr>
+        <w:t>et.al</w:t>
+      </w:r>
+      <w:proofErr w:type="spellEnd"/>
+      <w:r>
+        <w:rPr>
+          <w:rFonts w:ascii="Calibri" w:hAnsi="Calibri" w:cs="Calibri"/>
+          <w:szCs w:val="28"/>
+          <w:lang w:val="es-419"/>
+        </w:rPr>
+        <w:t>, 2005).</w:t>
       </w:r>
     </w:p>
     <w:p>
@@ -22856,7 +22958,25 @@
           <w:szCs w:val="28"/>
           <w:lang w:val="es-419"/>
         </w:rPr>
-        <w:t>: identifica los recursos físicos, humanos y financieros utilizados en el desarrollo de las acciones; y mide la cantidad de acciones, procesos, procedimientos y operaciones realizadas durante la etapa de implementación. (Ortegón et.al, 2005).</w:t>
+        <w:t xml:space="preserve">: identifica los recursos físicos, humanos y financieros utilizados en el desarrollo de las acciones; y mide la cantidad de acciones, procesos, procedimientos y operaciones realizadas durante la etapa de implementación. (Ortegón </w:t>
+      </w:r>
+      <w:proofErr w:type="spellStart"/>
+      <w:r>
+        <w:rPr>
+          <w:rFonts w:ascii="Calibri" w:hAnsi="Calibri" w:cs="Calibri"/>
+          <w:szCs w:val="28"/>
+          <w:lang w:val="es-419"/>
+        </w:rPr>
+        <w:t>et.al</w:t>
+      </w:r>
+      <w:proofErr w:type="spellEnd"/>
+      <w:r>
+        <w:rPr>
+          <w:rFonts w:ascii="Calibri" w:hAnsi="Calibri" w:cs="Calibri"/>
+          <w:szCs w:val="28"/>
+          <w:lang w:val="es-419"/>
+        </w:rPr>
+        <w:t>, 2005).</w:t>
       </w:r>
     </w:p>
     <w:p>
@@ -22883,7 +23003,25 @@
           <w:szCs w:val="28"/>
           <w:lang w:val="es-419"/>
         </w:rPr>
-        <w:t>: mide los cambios resultantes en el bienestar de la población objetivo de la intervención como consecuencia (directa o indirecta) de la entrega de los productos. Mide los efectos (directos e indirectos) generados por los productos sobre la población directamente afectada. (Ortegón et.al, 2005).</w:t>
+        <w:t xml:space="preserve">: mide los cambios resultantes en el bienestar de la población objetivo de la intervención como consecuencia (directa o indirecta) de la entrega de los productos. Mide los efectos (directos e indirectos) generados por los productos sobre la población directamente afectada. (Ortegón </w:t>
+      </w:r>
+      <w:proofErr w:type="spellStart"/>
+      <w:r>
+        <w:rPr>
+          <w:rFonts w:ascii="Calibri" w:hAnsi="Calibri" w:cs="Calibri"/>
+          <w:szCs w:val="28"/>
+          <w:lang w:val="es-419"/>
+        </w:rPr>
+        <w:t>et.al</w:t>
+      </w:r>
+      <w:proofErr w:type="spellEnd"/>
+      <w:r>
+        <w:rPr>
+          <w:rFonts w:ascii="Calibri" w:hAnsi="Calibri" w:cs="Calibri"/>
+          <w:szCs w:val="28"/>
+          <w:lang w:val="es-419"/>
+        </w:rPr>
+        <w:t>, 2005).</w:t>
       </w:r>
     </w:p>
     <w:p>
@@ -22910,7 +23048,25 @@
           <w:szCs w:val="28"/>
           <w:lang w:val="es-419"/>
         </w:rPr>
-        <w:t>: cuantifica los bienes y servicios (intermedios o finales) producidos y/o provisionados a partir de una determinada intervención, así como los cambios generados por ésta que son pertinentes para el logro de los efectos directos. (Ortegón et.al, 2005).</w:t>
+        <w:t xml:space="preserve">: cuantifica los bienes y servicios (intermedios o finales) producidos y/o provisionados a partir de una determinada intervención, así como los cambios generados por ésta que son pertinentes para el logro de los efectos directos. (Ortegón </w:t>
+      </w:r>
+      <w:proofErr w:type="spellStart"/>
+      <w:r>
+        <w:rPr>
+          <w:rFonts w:ascii="Calibri" w:hAnsi="Calibri" w:cs="Calibri"/>
+          <w:szCs w:val="28"/>
+          <w:lang w:val="es-419"/>
+        </w:rPr>
+        <w:t>et.al</w:t>
+      </w:r>
+      <w:proofErr w:type="spellEnd"/>
+      <w:r>
+        <w:rPr>
+          <w:rFonts w:ascii="Calibri" w:hAnsi="Calibri" w:cs="Calibri"/>
+          <w:szCs w:val="28"/>
+          <w:lang w:val="es-419"/>
+        </w:rPr>
+        <w:t>, 2005).</w:t>
       </w:r>
     </w:p>
     <w:p>
@@ -22946,7 +23102,25 @@
           <w:lang w:val="es-419"/>
         </w:rPr>
         <w:lastRenderedPageBreak/>
-        <w:t>medición debe hacerse en términos de tiempo, cantidad y si es posible, calidad. (Ortegón et.al, 2005).</w:t>
+        <w:t xml:space="preserve">medición debe hacerse en términos de tiempo, cantidad y si es posible, calidad. (Ortegón </w:t>
+      </w:r>
+      <w:proofErr w:type="spellStart"/>
+      <w:r>
+        <w:rPr>
+          <w:rFonts w:ascii="Calibri" w:hAnsi="Calibri" w:cs="Calibri"/>
+          <w:szCs w:val="28"/>
+          <w:lang w:val="es-419"/>
+        </w:rPr>
+        <w:t>et.al</w:t>
+      </w:r>
+      <w:proofErr w:type="spellEnd"/>
+      <w:r>
+        <w:rPr>
+          <w:rFonts w:ascii="Calibri" w:hAnsi="Calibri" w:cs="Calibri"/>
+          <w:szCs w:val="28"/>
+          <w:lang w:val="es-419"/>
+        </w:rPr>
+        <w:t>, 2005).</w:t>
       </w:r>
     </w:p>
     <w:p>
@@ -22973,7 +23147,25 @@
           <w:szCs w:val="28"/>
           <w:lang w:val="es-419"/>
         </w:rPr>
-        <w:t>: es una herramienta de gestión, que a través de la recolección y análisis continúo de información, le ayuda al gerente del proyecto a controlar los avances durante la fase de ejecución. Se basa en la comparación entre los resultados esperados y el estado de avance de los mismos, lo que permite identificar y valorar posibles problemas y logros de los procesos de ejecución, así como proporcionar información fiable y oportuna, con el fin de hacer ajustes para lograr el objetivo deseado. (Ortegón et.al, 2005).</w:t>
+        <w:t xml:space="preserve">: es una herramienta de gestión, que a través de la recolección y análisis continúo de información, le ayuda al gerente del proyecto a controlar los avances durante la fase de ejecución. Se basa en la comparación entre los resultados esperados y el estado de avance de los mismos, lo que permite identificar y valorar posibles problemas y logros de los procesos de ejecución, así como proporcionar información fiable y oportuna, con el fin de hacer ajustes para lograr el objetivo deseado. (Ortegón </w:t>
+      </w:r>
+      <w:proofErr w:type="spellStart"/>
+      <w:r>
+        <w:rPr>
+          <w:rFonts w:ascii="Calibri" w:hAnsi="Calibri" w:cs="Calibri"/>
+          <w:szCs w:val="28"/>
+          <w:lang w:val="es-419"/>
+        </w:rPr>
+        <w:t>et.al</w:t>
+      </w:r>
+      <w:proofErr w:type="spellEnd"/>
+      <w:r>
+        <w:rPr>
+          <w:rFonts w:ascii="Calibri" w:hAnsi="Calibri" w:cs="Calibri"/>
+          <w:szCs w:val="28"/>
+          <w:lang w:val="es-419"/>
+        </w:rPr>
+        <w:t>, 2005).</w:t>
       </w:r>
     </w:p>
     <w:p>
@@ -23088,7 +23280,25 @@
           <w:szCs w:val="28"/>
           <w:lang w:val="es-419"/>
         </w:rPr>
-        <w:t>Cuantificables: son susceptibles de medición en el tiempo. (Ortegón et.al, 2005).</w:t>
+        <w:t xml:space="preserve">Cuantificables: son susceptibles de medición en el tiempo. (Ortegón </w:t>
+      </w:r>
+      <w:proofErr w:type="spellStart"/>
+      <w:r>
+        <w:rPr>
+          <w:rFonts w:ascii="Calibri" w:hAnsi="Calibri" w:cs="Calibri"/>
+          <w:szCs w:val="28"/>
+          <w:lang w:val="es-419"/>
+        </w:rPr>
+        <w:t>et.al</w:t>
+      </w:r>
+      <w:proofErr w:type="spellEnd"/>
+      <w:r>
+        <w:rPr>
+          <w:rFonts w:ascii="Calibri" w:hAnsi="Calibri" w:cs="Calibri"/>
+          <w:szCs w:val="28"/>
+          <w:lang w:val="es-419"/>
+        </w:rPr>
+        <w:t>, 2005).</w:t>
       </w:r>
     </w:p>
     <w:p>
@@ -23151,7 +23361,25 @@
           <w:szCs w:val="28"/>
           <w:lang w:val="es-419"/>
         </w:rPr>
-        <w:t>: en términos públicos es la orientación adecuada de los recursos procurando el cumplimiento de objetivos de desarrollo económico y social. (Ortegón et.al, 2005).</w:t>
+        <w:t xml:space="preserve">: en términos públicos es la orientación adecuada de los recursos procurando el cumplimiento de objetivos de desarrollo económico y social. (Ortegón </w:t>
+      </w:r>
+      <w:proofErr w:type="spellStart"/>
+      <w:r>
+        <w:rPr>
+          <w:rFonts w:ascii="Calibri" w:hAnsi="Calibri" w:cs="Calibri"/>
+          <w:szCs w:val="28"/>
+          <w:lang w:val="es-419"/>
+        </w:rPr>
+        <w:t>et.al</w:t>
+      </w:r>
+      <w:proofErr w:type="spellEnd"/>
+      <w:r>
+        <w:rPr>
+          <w:rFonts w:ascii="Calibri" w:hAnsi="Calibri" w:cs="Calibri"/>
+          <w:szCs w:val="28"/>
+          <w:lang w:val="es-419"/>
+        </w:rPr>
+        <w:t>, 2005).</w:t>
       </w:r>
     </w:p>
     <w:p>
@@ -23178,7 +23406,25 @@
           <w:szCs w:val="28"/>
           <w:lang w:val="es-419"/>
         </w:rPr>
-        <w:t xml:space="preserve"> en este estudio se evalúan las alternativas que fueron seleccionadas en la fase precedente. Se realizan estudios técnicos especializados de manera que al mejorar la calidad de la información reduzcan la incertidumbre para poder comparar las alternativas y decidir cuáles se descartan y cuál se selecciona. Estos estudios deben incluir al menos los efectos producidos por cambios en las variables relevantes del proyecto (sobre el valor presente neto, VPN, sobre cambios en los gastos de inversión y de operación del proyecto, y las estimaciones de la demanda y de la oferta). (Ortegón et.al, 2005).</w:t>
+        <w:t xml:space="preserve"> en este estudio se evalúan las alternativas que fueron seleccionadas en la fase precedente. Se realizan estudios técnicos especializados de manera que al mejorar la calidad de la información reduzcan la incertidumbre para poder comparar las alternativas y decidir cuáles se descartan y cuál se selecciona. Estos estudios deben incluir al menos los efectos producidos por cambios en las variables relevantes del proyecto (sobre el valor presente neto, VPN, sobre cambios en los gastos de inversión y de operación del proyecto, y las estimaciones de la demanda y de la oferta). (Ortegón </w:t>
+      </w:r>
+      <w:proofErr w:type="spellStart"/>
+      <w:r>
+        <w:rPr>
+          <w:rFonts w:ascii="Calibri" w:hAnsi="Calibri" w:cs="Calibri"/>
+          <w:szCs w:val="28"/>
+          <w:lang w:val="es-419"/>
+        </w:rPr>
+        <w:t>et.al</w:t>
+      </w:r>
+      <w:proofErr w:type="spellEnd"/>
+      <w:r>
+        <w:rPr>
+          <w:rFonts w:ascii="Calibri" w:hAnsi="Calibri" w:cs="Calibri"/>
+          <w:szCs w:val="28"/>
+          <w:lang w:val="es-419"/>
+        </w:rPr>
+        <w:t>, 2005).</w:t>
       </w:r>
     </w:p>
     <w:p>
@@ -23205,7 +23451,25 @@
           <w:szCs w:val="28"/>
           <w:lang w:val="es-419"/>
         </w:rPr>
-        <w:t>: consiste en la elaboración de estudios para comparar las alternativas de solución, y así tomar la decisión sobre cuál de ellas es la más adecuada para alcanzar el objetivo propuesto. En esta etapa se determina la magnitud de las inversiones del proyecto, los costos y beneficios del mismo, al tiempo que se completará la información requerida para la construcción de la cadena de valor. (Ortegón et.al, 2005).</w:t>
+        <w:t xml:space="preserve">: consiste en la elaboración de estudios para comparar las alternativas de solución, y así tomar la decisión sobre cuál de ellas es la más adecuada para alcanzar el objetivo propuesto. En esta etapa se determina la magnitud de las inversiones del proyecto, los costos y beneficios del mismo, al tiempo que se completará la información requerida para la construcción de la cadena de valor. (Ortegón </w:t>
+      </w:r>
+      <w:proofErr w:type="spellStart"/>
+      <w:r>
+        <w:rPr>
+          <w:rFonts w:ascii="Calibri" w:hAnsi="Calibri" w:cs="Calibri"/>
+          <w:szCs w:val="28"/>
+          <w:lang w:val="es-419"/>
+        </w:rPr>
+        <w:t>et.al</w:t>
+      </w:r>
+      <w:proofErr w:type="spellEnd"/>
+      <w:r>
+        <w:rPr>
+          <w:rFonts w:ascii="Calibri" w:hAnsi="Calibri" w:cs="Calibri"/>
+          <w:szCs w:val="28"/>
+          <w:lang w:val="es-419"/>
+        </w:rPr>
+        <w:t>, 2005).</w:t>
       </w:r>
     </w:p>
     <w:p>
@@ -23233,7 +23497,25 @@
           <w:szCs w:val="28"/>
           <w:lang w:val="es-419"/>
         </w:rPr>
-        <w:t>: se define como una situación no deseada, es decir, una situación negativa que padece la comunidad en un momento determinado. Un problema no es la ausencia de su solución, sino un estado existente negativo. (Ortegón et.al, 2005).</w:t>
+        <w:t xml:space="preserve">: se define como una situación no deseada, es decir, una situación negativa que padece la comunidad en un momento determinado. Un problema no es la ausencia de su solución, sino un estado existente negativo. (Ortegón </w:t>
+      </w:r>
+      <w:proofErr w:type="spellStart"/>
+      <w:r>
+        <w:rPr>
+          <w:rFonts w:ascii="Calibri" w:hAnsi="Calibri" w:cs="Calibri"/>
+          <w:szCs w:val="28"/>
+          <w:lang w:val="es-419"/>
+        </w:rPr>
+        <w:t>et.al</w:t>
+      </w:r>
+      <w:proofErr w:type="spellEnd"/>
+      <w:r>
+        <w:rPr>
+          <w:rFonts w:ascii="Calibri" w:hAnsi="Calibri" w:cs="Calibri"/>
+          <w:szCs w:val="28"/>
+          <w:lang w:val="es-419"/>
+        </w:rPr>
+        <w:t>, 2005).</w:t>
       </w:r>
     </w:p>
     <w:p>
@@ -23260,14 +23542,32 @@
           <w:szCs w:val="28"/>
           <w:lang w:val="es-419"/>
         </w:rPr>
-        <w:t>: son los cambios en las condiciones del sujeto de beneficio enmarcadas en el objetivo general del proyecto, por efecto del consumo de los productos y el cumplimiento de los supuestos considerados en el mismo. (Ortegón et.al, 2005).</w:t>
+        <w:t xml:space="preserve">: son los cambios en las condiciones del sujeto de beneficio enmarcadas en el objetivo general del proyecto, por efecto del consumo de los productos y el cumplimiento de los supuestos considerados en el mismo. (Ortegón </w:t>
+      </w:r>
+      <w:proofErr w:type="spellStart"/>
+      <w:r>
+        <w:rPr>
+          <w:rFonts w:ascii="Calibri" w:hAnsi="Calibri" w:cs="Calibri"/>
+          <w:szCs w:val="28"/>
+          <w:lang w:val="es-419"/>
+        </w:rPr>
+        <w:t>et.al</w:t>
+      </w:r>
+      <w:proofErr w:type="spellEnd"/>
+      <w:r>
+        <w:rPr>
+          <w:rFonts w:ascii="Calibri" w:hAnsi="Calibri" w:cs="Calibri"/>
+          <w:szCs w:val="28"/>
+          <w:lang w:val="es-419"/>
+        </w:rPr>
+        <w:t>, 2005).</w:t>
       </w:r>
     </w:p>
     <w:p>
       <w:pPr>
         <w:pStyle w:val="Titulosgenerales"/>
       </w:pPr>
-      <w:bookmarkStart w:id="18" w:name="_Toc227962386"/>
+      <w:bookmarkStart w:id="18" w:name="_Toc228283960"/>
       <w:r>
         <w:lastRenderedPageBreak/>
         <w:t>Referencias bibliográficas</w:t>
@@ -23282,7 +23582,7 @@
       <w:r>
         <w:t xml:space="preserve">Aldunate, E., Córdoba, J. (2015). Formulación de programas con la metodología de marco lógico. Naciones Unidas, Santiago de Chile. </w:t>
       </w:r>
-      <w:hyperlink r:id="rId29" w:history="1">
+      <w:hyperlink r:id="rId30" w:history="1">
         <w:r>
           <w:rPr>
             <w:rStyle w:val="Hipervnculo"/>
@@ -23293,7 +23593,15 @@
     </w:p>
     <w:p>
       <w:r>
-        <w:t xml:space="preserve">Casimiro, L. (2016). Bases metodológicas para la resiliencia socioecológica de fincas familiares en Cuba. [Tesis de doctorado en agroecología]. Universidad de Antioquia. Medellín, Colombia. </w:t>
+        <w:t xml:space="preserve">Casimiro, L. (2016). Bases metodológicas para la resiliencia </w:t>
+      </w:r>
+      <w:proofErr w:type="spellStart"/>
+      <w:r>
+        <w:t>socioecológica</w:t>
+      </w:r>
+      <w:proofErr w:type="spellEnd"/>
+      <w:r>
+        <w:t xml:space="preserve"> de fincas familiares en Cuba. [Tesis de doctorado en agroecología]. Universidad de Antioquia. Medellín, Colombia. </w:t>
       </w:r>
     </w:p>
     <w:p>
@@ -23303,7 +23611,7 @@
       <w:r>
         <w:t xml:space="preserve"> </w:t>
       </w:r>
-      <w:hyperlink r:id="rId30" w:history="1">
+      <w:hyperlink r:id="rId31" w:history="1">
         <w:r>
           <w:rPr>
             <w:rStyle w:val="Hipervnculo"/>
@@ -23316,7 +23624,7 @@
       <w:r>
         <w:t xml:space="preserve">Departamento Nacional de Planeación. (2016). Documento Guía del módulo de capacitación virtual en Teoría de Proyectos. Dirección de Inversiones y Finanzas Públicas (DIFP) Subdirección de Proyectos e Información para la Inversión Pública. </w:t>
       </w:r>
-      <w:hyperlink r:id="rId31" w:history="1">
+      <w:hyperlink r:id="rId32" w:history="1">
         <w:r>
           <w:rPr>
             <w:rStyle w:val="Hipervnculo"/>
@@ -23331,8 +23639,13 @@
       </w:r>
     </w:p>
     <w:p>
-      <w:r>
-        <w:t xml:space="preserve">Geilfus, F. (2002). 80 herramientas para el desarrollo participativo. Diagnóstico, planificación, monitoreo y evaluación. Instituto Interamericano de Cooperación para la </w:t>
+      <w:proofErr w:type="spellStart"/>
+      <w:r>
+        <w:t>Geilfus</w:t>
+      </w:r>
+      <w:proofErr w:type="spellEnd"/>
+      <w:r>
+        <w:t xml:space="preserve">, F. (2002). 80 herramientas para el desarrollo participativo. Diagnóstico, planificación, monitoreo y evaluación. Instituto Interamericano de Cooperación para la </w:t>
       </w:r>
       <w:r>
         <w:lastRenderedPageBreak/>
@@ -23341,7 +23654,7 @@
       <w:r>
         <w:t xml:space="preserve"> </w:t>
       </w:r>
-      <w:hyperlink r:id="rId32" w:history="1">
+      <w:hyperlink r:id="rId33" w:history="1">
         <w:r>
           <w:rPr>
             <w:rStyle w:val="Hipervnculo"/>
@@ -23357,7 +23670,7 @@
       <w:r>
         <w:t xml:space="preserve"> </w:t>
       </w:r>
-      <w:hyperlink r:id="rId33" w:history="1">
+      <w:hyperlink r:id="rId34" w:history="1">
         <w:r>
           <w:rPr>
             <w:rStyle w:val="Hipervnculo"/>
@@ -23373,7 +23686,7 @@
       <w:r>
         <w:t xml:space="preserve"> </w:t>
       </w:r>
-      <w:hyperlink r:id="rId34" w:history="1">
+      <w:hyperlink r:id="rId35" w:history="1">
         <w:r>
           <w:rPr>
             <w:rStyle w:val="Hipervnculo"/>
@@ -23383,21 +23696,154 @@
       </w:hyperlink>
     </w:p>
     <w:p>
-      <w:r>
-        <w:t>Practical Concepts Incorporated (PCI) (1979). The logical framework, a manager’s guide to a scientific approach to design &amp; evaluation. PCI.</w:t>
-      </w:r>
+      <w:proofErr w:type="spellStart"/>
+      <w:r>
+        <w:t>Practical</w:t>
+      </w:r>
+      <w:proofErr w:type="spellEnd"/>
       <w:r>
         <w:t xml:space="preserve"> </w:t>
       </w:r>
-    </w:p>
-    <w:p>
-      <w:r>
-        <w:t>Rodríguez M., y Espinoza, G. (2002). Gestión ambiental en América Latina y el Caribe Evolución, tendencias y principales prácticas. David Wilk.</w:t>
-      </w:r>
-    </w:p>
-    <w:p>
-      <w:r>
-        <w:t>Rodríguez, B., M. (2019). Nuestro planeta, nuestro futuro. Penguin Random House Grupo Editorial.</w:t>
+      <w:proofErr w:type="spellStart"/>
+      <w:r>
+        <w:t>Concepts</w:t>
+      </w:r>
+      <w:proofErr w:type="spellEnd"/>
+      <w:r>
+        <w:t xml:space="preserve"> </w:t>
+      </w:r>
+      <w:proofErr w:type="spellStart"/>
+      <w:r>
+        <w:t>Incorporated</w:t>
+      </w:r>
+      <w:proofErr w:type="spellEnd"/>
+      <w:r>
+        <w:t xml:space="preserve"> (PCI) (1979). </w:t>
+      </w:r>
+      <w:proofErr w:type="spellStart"/>
+      <w:r>
+        <w:t>The</w:t>
+      </w:r>
+      <w:proofErr w:type="spellEnd"/>
+      <w:r>
+        <w:t xml:space="preserve"> </w:t>
+      </w:r>
+      <w:proofErr w:type="spellStart"/>
+      <w:r>
+        <w:t>logical</w:t>
+      </w:r>
+      <w:proofErr w:type="spellEnd"/>
+      <w:r>
+        <w:t xml:space="preserve"> </w:t>
+      </w:r>
+      <w:proofErr w:type="spellStart"/>
+      <w:r>
+        <w:t>framework</w:t>
+      </w:r>
+      <w:proofErr w:type="spellEnd"/>
+      <w:r>
+        <w:t xml:space="preserve">, a </w:t>
+      </w:r>
+      <w:proofErr w:type="spellStart"/>
+      <w:r>
+        <w:t>manager’s</w:t>
+      </w:r>
+      <w:proofErr w:type="spellEnd"/>
+      <w:r>
+        <w:t xml:space="preserve"> </w:t>
+      </w:r>
+      <w:proofErr w:type="spellStart"/>
+      <w:r>
+        <w:t>guide</w:t>
+      </w:r>
+      <w:proofErr w:type="spellEnd"/>
+      <w:r>
+        <w:t xml:space="preserve"> </w:t>
+      </w:r>
+      <w:proofErr w:type="spellStart"/>
+      <w:r>
+        <w:t>to</w:t>
+      </w:r>
+      <w:proofErr w:type="spellEnd"/>
+      <w:r>
+        <w:t xml:space="preserve"> a </w:t>
+      </w:r>
+      <w:proofErr w:type="spellStart"/>
+      <w:r>
+        <w:t>scientific</w:t>
+      </w:r>
+      <w:proofErr w:type="spellEnd"/>
+      <w:r>
+        <w:t xml:space="preserve"> </w:t>
+      </w:r>
+      <w:proofErr w:type="spellStart"/>
+      <w:r>
+        <w:t>approach</w:t>
+      </w:r>
+      <w:proofErr w:type="spellEnd"/>
+      <w:r>
+        <w:t xml:space="preserve"> </w:t>
+      </w:r>
+      <w:proofErr w:type="spellStart"/>
+      <w:r>
+        <w:t>to</w:t>
+      </w:r>
+      <w:proofErr w:type="spellEnd"/>
+      <w:r>
+        <w:t xml:space="preserve"> </w:t>
+      </w:r>
+      <w:proofErr w:type="spellStart"/>
+      <w:r>
+        <w:t>design</w:t>
+      </w:r>
+      <w:proofErr w:type="spellEnd"/>
+      <w:r>
+        <w:t xml:space="preserve"> &amp; </w:t>
+      </w:r>
+      <w:proofErr w:type="spellStart"/>
+      <w:r>
+        <w:t>evaluation</w:t>
+      </w:r>
+      <w:proofErr w:type="spellEnd"/>
+      <w:r>
+        <w:t>. PCI.</w:t>
+      </w:r>
+      <w:r>
+        <w:t xml:space="preserve"> </w:t>
+      </w:r>
+    </w:p>
+    <w:p>
+      <w:r>
+        <w:t xml:space="preserve">Rodríguez M., y Espinoza, G. (2002). Gestión ambiental en América Latina y el Caribe Evolución, tendencias y principales prácticas. David </w:t>
+      </w:r>
+      <w:proofErr w:type="spellStart"/>
+      <w:r>
+        <w:t>Wilk</w:t>
+      </w:r>
+      <w:proofErr w:type="spellEnd"/>
+      <w:r>
+        <w:t>.</w:t>
+      </w:r>
+    </w:p>
+    <w:p>
+      <w:r>
+        <w:t xml:space="preserve">Rodríguez, B., M. (2019). Nuestro planeta, nuestro futuro. </w:t>
+      </w:r>
+      <w:proofErr w:type="spellStart"/>
+      <w:r>
+        <w:t>Penguin</w:t>
+      </w:r>
+      <w:proofErr w:type="spellEnd"/>
+      <w:r>
+        <w:t xml:space="preserve"> </w:t>
+      </w:r>
+      <w:proofErr w:type="spellStart"/>
+      <w:r>
+        <w:t>Random</w:t>
+      </w:r>
+      <w:proofErr w:type="spellEnd"/>
+      <w:r>
+        <w:t xml:space="preserve"> House Grupo Editorial.</w:t>
       </w:r>
     </w:p>
     <w:p>
@@ -23410,7 +23856,7 @@
       <w:r>
         <w:t xml:space="preserve"> </w:t>
       </w:r>
-      <w:hyperlink r:id="rId35" w:history="1">
+      <w:hyperlink r:id="rId36" w:history="1">
         <w:r>
           <w:rPr>
             <w:rStyle w:val="Hipervnculo"/>
@@ -23420,13 +23866,26 @@
       </w:hyperlink>
     </w:p>
     <w:p>
-      <w:r>
-        <w:t>Sarandón, S. (2020). Cuadernos de la transformación: El papel de la agricultura en la transformación social-ecológica de América Latina. Friedrich-Ebert-Stiftung.</w:t>
+      <w:proofErr w:type="spellStart"/>
+      <w:r>
+        <w:t>Sarandón</w:t>
+      </w:r>
+      <w:proofErr w:type="spellEnd"/>
+      <w:r>
+        <w:t>, S. (2020). Cuadernos de la transformación: El papel de la agricultura en la transformación social-ecológica de América Latina. Friedrich-Ebert-</w:t>
+      </w:r>
+      <w:proofErr w:type="spellStart"/>
+      <w:r>
+        <w:t>Stiftung</w:t>
+      </w:r>
+      <w:proofErr w:type="spellEnd"/>
+      <w:r>
+        <w:t>.</w:t>
       </w:r>
       <w:r>
         <w:t xml:space="preserve"> </w:t>
       </w:r>
-      <w:hyperlink r:id="rId36" w:history="1">
+      <w:hyperlink r:id="rId37" w:history="1">
         <w:r>
           <w:rPr>
             <w:rStyle w:val="Hipervnculo"/>
@@ -23437,19 +23896,42 @@
     </w:p>
     <w:p/>
     <w:p>
+      <w:proofErr w:type="spellStart"/>
       <w:r>
         <w:lastRenderedPageBreak/>
-        <w:t>Sarandón, S. (2002). La agricultura como actividad transformadora del ambiente. El Impacto de la Agricultura intensiva de la Revolución Verde. En S. J., Sarandón (Ed.). Agroecología: el camino hacia una agricultura sustentable, (pp. 23-48). Ediciones Científicas Americanas.</w:t>
-      </w:r>
-    </w:p>
-    <w:p>
-      <w:r>
-        <w:t>Sarandón, S. (2009). Biodiversidad, agrobiodiversidad y agricultura sustentable: análisis del Convenio sobre Diversidad Biológica. En M. A. Altieri (Ed). Vertientes del pensamiento agroecológico: fundamentos y aplicaciones. Sociedad Científica Latinoamericana de Agroecología. Socla</w:t>
-      </w:r>
+        <w:t>Sarandón</w:t>
+      </w:r>
+      <w:proofErr w:type="spellEnd"/>
+      <w:r>
+        <w:t xml:space="preserve">, S. (2002). La agricultura como actividad transformadora del ambiente. El Impacto de la Agricultura intensiva de la Revolución Verde. En S. J., </w:t>
+      </w:r>
+      <w:proofErr w:type="spellStart"/>
+      <w:r>
+        <w:t>Sarandón</w:t>
+      </w:r>
+      <w:proofErr w:type="spellEnd"/>
+      <w:r>
+        <w:t xml:space="preserve"> (Ed.). Agroecología: el camino hacia una agricultura sustentable, (pp. 23-48). Ediciones Científicas Americanas.</w:t>
+      </w:r>
+    </w:p>
+    <w:p>
+      <w:proofErr w:type="spellStart"/>
+      <w:r>
+        <w:t>Sarandón</w:t>
+      </w:r>
+      <w:proofErr w:type="spellEnd"/>
+      <w:r>
+        <w:t xml:space="preserve">, S. (2009). Biodiversidad, agrobiodiversidad y agricultura sustentable: análisis del Convenio sobre Diversidad Biológica. En M. A. Altieri (Ed). Vertientes del pensamiento agroecológico: fundamentos y aplicaciones. Sociedad Científica Latinoamericana de Agroecología. </w:t>
+      </w:r>
+      <w:proofErr w:type="spellStart"/>
+      <w:r>
+        <w:t>Socla</w:t>
+      </w:r>
+      <w:proofErr w:type="spellEnd"/>
       <w:r>
         <w:t xml:space="preserve"> </w:t>
       </w:r>
-      <w:hyperlink r:id="rId37" w:history="1">
+      <w:hyperlink r:id="rId38" w:history="1">
         <w:r>
           <w:rPr>
             <w:rStyle w:val="Hipervnculo"/>
@@ -23459,18 +23941,287 @@
       </w:hyperlink>
     </w:p>
     <w:p>
-      <w:r>
-        <w:t>Sarandón, S., y Flores, C. (2014). Agroecología: bases teóricas para el diseño y manejo de agroecosistemas sustentables. https://libros.unlp.edu.ar/index.php/unlp/catalog/view/72/54/181-1</w:t>
-      </w:r>
-    </w:p>
-    <w:p>
-      <w:r>
-        <w:t>Shiva, V. (1991). “Miracle seeds” and the destruction of genetic diversity. In: The violence of the green revolution. Third World Agriculture, Ecology and Politics. (pp. 61102). Third World Network.</w:t>
-      </w:r>
-    </w:p>
-    <w:p>
-      <w:r>
-        <w:t>Shiva, V. (2014). The GMO Emperor Has No Clothes - Genetic Engineering Is a Failed Technology. En V. Shiva, The Vandana Shiva Reader (pp. 277 - 297). The University Press of Kentucky.</w:t>
+      <w:proofErr w:type="spellStart"/>
+      <w:r>
+        <w:t>Sarandón</w:t>
+      </w:r>
+      <w:proofErr w:type="spellEnd"/>
+      <w:r>
+        <w:t>, S., y Flores, C. (2014). Agroecología: bases teóricas para el diseño y manejo de agroecosistemas sustentables. https://libros.unlp.edu.ar/index.php/unlp/catalog/view/72/54/181-1</w:t>
+      </w:r>
+    </w:p>
+    <w:p>
+      <w:r>
+        <w:t>Shiva, V. (1991). “</w:t>
+      </w:r>
+      <w:proofErr w:type="spellStart"/>
+      <w:r>
+        <w:t>Miracle</w:t>
+      </w:r>
+      <w:proofErr w:type="spellEnd"/>
+      <w:r>
+        <w:t xml:space="preserve"> </w:t>
+      </w:r>
+      <w:proofErr w:type="spellStart"/>
+      <w:r>
+        <w:t>seeds</w:t>
+      </w:r>
+      <w:proofErr w:type="spellEnd"/>
+      <w:r>
+        <w:t xml:space="preserve">” and </w:t>
+      </w:r>
+      <w:proofErr w:type="spellStart"/>
+      <w:r>
+        <w:t>the</w:t>
+      </w:r>
+      <w:proofErr w:type="spellEnd"/>
+      <w:r>
+        <w:t xml:space="preserve"> </w:t>
+      </w:r>
+      <w:proofErr w:type="spellStart"/>
+      <w:r>
+        <w:t>destruction</w:t>
+      </w:r>
+      <w:proofErr w:type="spellEnd"/>
+      <w:r>
+        <w:t xml:space="preserve"> </w:t>
+      </w:r>
+      <w:proofErr w:type="spellStart"/>
+      <w:r>
+        <w:t>of</w:t>
+      </w:r>
+      <w:proofErr w:type="spellEnd"/>
+      <w:r>
+        <w:t xml:space="preserve"> </w:t>
+      </w:r>
+      <w:proofErr w:type="spellStart"/>
+      <w:r>
+        <w:t>genetic</w:t>
+      </w:r>
+      <w:proofErr w:type="spellEnd"/>
+      <w:r>
+        <w:t xml:space="preserve"> </w:t>
+      </w:r>
+      <w:proofErr w:type="spellStart"/>
+      <w:r>
+        <w:t>diversity</w:t>
+      </w:r>
+      <w:proofErr w:type="spellEnd"/>
+      <w:r>
+        <w:t xml:space="preserve">. In: </w:t>
+      </w:r>
+      <w:proofErr w:type="spellStart"/>
+      <w:r>
+        <w:t>The</w:t>
+      </w:r>
+      <w:proofErr w:type="spellEnd"/>
+      <w:r>
+        <w:t xml:space="preserve"> </w:t>
+      </w:r>
+      <w:proofErr w:type="spellStart"/>
+      <w:r>
+        <w:t>violence</w:t>
+      </w:r>
+      <w:proofErr w:type="spellEnd"/>
+      <w:r>
+        <w:t xml:space="preserve"> </w:t>
+      </w:r>
+      <w:proofErr w:type="spellStart"/>
+      <w:r>
+        <w:t>of</w:t>
+      </w:r>
+      <w:proofErr w:type="spellEnd"/>
+      <w:r>
+        <w:t xml:space="preserve"> </w:t>
+      </w:r>
+      <w:proofErr w:type="spellStart"/>
+      <w:r>
+        <w:t>the</w:t>
+      </w:r>
+      <w:proofErr w:type="spellEnd"/>
+      <w:r>
+        <w:t xml:space="preserve"> </w:t>
+      </w:r>
+      <w:proofErr w:type="spellStart"/>
+      <w:r>
+        <w:t>green</w:t>
+      </w:r>
+      <w:proofErr w:type="spellEnd"/>
+      <w:r>
+        <w:t xml:space="preserve"> </w:t>
+      </w:r>
+      <w:proofErr w:type="spellStart"/>
+      <w:r>
+        <w:t>revolution</w:t>
+      </w:r>
+      <w:proofErr w:type="spellEnd"/>
+      <w:r>
+        <w:t xml:space="preserve">. </w:t>
+      </w:r>
+      <w:proofErr w:type="spellStart"/>
+      <w:r>
+        <w:t>Third</w:t>
+      </w:r>
+      <w:proofErr w:type="spellEnd"/>
+      <w:r>
+        <w:t xml:space="preserve"> </w:t>
+      </w:r>
+      <w:proofErr w:type="spellStart"/>
+      <w:r>
+        <w:t>World</w:t>
+      </w:r>
+      <w:proofErr w:type="spellEnd"/>
+      <w:r>
+        <w:t xml:space="preserve"> </w:t>
+      </w:r>
+      <w:proofErr w:type="spellStart"/>
+      <w:r>
+        <w:t>Agriculture</w:t>
+      </w:r>
+      <w:proofErr w:type="spellEnd"/>
+      <w:r>
+        <w:t xml:space="preserve">, </w:t>
+      </w:r>
+      <w:proofErr w:type="spellStart"/>
+      <w:r>
+        <w:t>Ecology</w:t>
+      </w:r>
+      <w:proofErr w:type="spellEnd"/>
+      <w:r>
+        <w:t xml:space="preserve"> and </w:t>
+      </w:r>
+      <w:proofErr w:type="spellStart"/>
+      <w:r>
+        <w:t>Politics</w:t>
+      </w:r>
+      <w:proofErr w:type="spellEnd"/>
+      <w:r>
+        <w:t xml:space="preserve">. (pp. 61102). </w:t>
+      </w:r>
+      <w:proofErr w:type="spellStart"/>
+      <w:r>
+        <w:t>Third</w:t>
+      </w:r>
+      <w:proofErr w:type="spellEnd"/>
+      <w:r>
+        <w:t xml:space="preserve"> </w:t>
+      </w:r>
+      <w:proofErr w:type="spellStart"/>
+      <w:r>
+        <w:t>World</w:t>
+      </w:r>
+      <w:proofErr w:type="spellEnd"/>
+      <w:r>
+        <w:t xml:space="preserve"> Network.</w:t>
+      </w:r>
+    </w:p>
+    <w:p>
+      <w:r>
+        <w:t xml:space="preserve">Shiva, V. (2014). </w:t>
+      </w:r>
+      <w:proofErr w:type="spellStart"/>
+      <w:r>
+        <w:t>The</w:t>
+      </w:r>
+      <w:proofErr w:type="spellEnd"/>
+      <w:r>
+        <w:t xml:space="preserve"> GMO </w:t>
+      </w:r>
+      <w:proofErr w:type="spellStart"/>
+      <w:r>
+        <w:t>Emperor</w:t>
+      </w:r>
+      <w:proofErr w:type="spellEnd"/>
+      <w:r>
+        <w:t xml:space="preserve"> Has No </w:t>
+      </w:r>
+      <w:proofErr w:type="spellStart"/>
+      <w:r>
+        <w:t>Clothes</w:t>
+      </w:r>
+      <w:proofErr w:type="spellEnd"/>
+      <w:r>
+        <w:t xml:space="preserve"> - </w:t>
+      </w:r>
+      <w:proofErr w:type="spellStart"/>
+      <w:r>
+        <w:t>Genetic</w:t>
+      </w:r>
+      <w:proofErr w:type="spellEnd"/>
+      <w:r>
+        <w:t xml:space="preserve"> </w:t>
+      </w:r>
+      <w:proofErr w:type="spellStart"/>
+      <w:r>
+        <w:t>Engineering</w:t>
+      </w:r>
+      <w:proofErr w:type="spellEnd"/>
+      <w:r>
+        <w:t xml:space="preserve"> </w:t>
+      </w:r>
+      <w:proofErr w:type="spellStart"/>
+      <w:r>
+        <w:t>Is</w:t>
+      </w:r>
+      <w:proofErr w:type="spellEnd"/>
+      <w:r>
+        <w:t xml:space="preserve"> a </w:t>
+      </w:r>
+      <w:proofErr w:type="spellStart"/>
+      <w:r>
+        <w:t>Failed</w:t>
+      </w:r>
+      <w:proofErr w:type="spellEnd"/>
+      <w:r>
+        <w:t xml:space="preserve"> </w:t>
+      </w:r>
+      <w:proofErr w:type="spellStart"/>
+      <w:r>
+        <w:t>Technology</w:t>
+      </w:r>
+      <w:proofErr w:type="spellEnd"/>
+      <w:r>
+        <w:t xml:space="preserve">. En V. Shiva, </w:t>
+      </w:r>
+      <w:proofErr w:type="spellStart"/>
+      <w:r>
+        <w:t>The</w:t>
+      </w:r>
+      <w:proofErr w:type="spellEnd"/>
+      <w:r>
+        <w:t xml:space="preserve"> Vandana Shiva Reader (pp. 277 - 297). </w:t>
+      </w:r>
+      <w:proofErr w:type="spellStart"/>
+      <w:r>
+        <w:t>The</w:t>
+      </w:r>
+      <w:proofErr w:type="spellEnd"/>
+      <w:r>
+        <w:t xml:space="preserve"> </w:t>
+      </w:r>
+      <w:proofErr w:type="spellStart"/>
+      <w:r>
+        <w:t>University</w:t>
+      </w:r>
+      <w:proofErr w:type="spellEnd"/>
+      <w:r>
+        <w:t xml:space="preserve"> </w:t>
+      </w:r>
+      <w:proofErr w:type="spellStart"/>
+      <w:r>
+        <w:t>Press</w:t>
+      </w:r>
+      <w:proofErr w:type="spellEnd"/>
+      <w:r>
+        <w:t xml:space="preserve"> </w:t>
+      </w:r>
+      <w:proofErr w:type="spellStart"/>
+      <w:r>
+        <w:t>of</w:t>
+      </w:r>
+      <w:proofErr w:type="spellEnd"/>
+      <w:r>
+        <w:t xml:space="preserve"> Kentucky.</w:t>
       </w:r>
     </w:p>
     <w:p>
@@ -23480,7 +24231,7 @@
       <w:r>
         <w:t xml:space="preserve"> </w:t>
       </w:r>
-      <w:hyperlink r:id="rId38" w:history="1">
+      <w:hyperlink r:id="rId39" w:history="1">
         <w:r>
           <w:rPr>
             <w:rStyle w:val="Hipervnculo"/>
@@ -23495,7 +24246,7 @@
       <w:pPr>
         <w:pStyle w:val="Titulosgenerales"/>
       </w:pPr>
-      <w:bookmarkStart w:id="20" w:name="_Toc227962387"/>
+      <w:bookmarkStart w:id="20" w:name="_Toc228283961"/>
       <w:r>
         <w:lastRenderedPageBreak/>
         <w:t>C</w:t>
@@ -24116,7 +24867,23 @@
                 <w:rFonts w:cs="Calibri"/>
                 <w:szCs w:val="24"/>
               </w:rPr>
-              <w:t>Silvia Milena Sequeda Cárdenas</w:t>
+              <w:t xml:space="preserve">Silvia Milena </w:t>
+            </w:r>
+            <w:proofErr w:type="spellStart"/>
+            <w:r>
+              <w:rPr>
+                <w:rFonts w:cs="Calibri"/>
+                <w:szCs w:val="24"/>
+              </w:rPr>
+              <w:t>Sequeda</w:t>
+            </w:r>
+            <w:proofErr w:type="spellEnd"/>
+            <w:r>
+              <w:rPr>
+                <w:rFonts w:cs="Calibri"/>
+                <w:szCs w:val="24"/>
+              </w:rPr>
+              <w:t xml:space="preserve"> Cárdenas</w:t>
             </w:r>
           </w:p>
         </w:tc>
@@ -24797,12 +25564,21 @@
                 <w:szCs w:val="28"/>
               </w:rPr>
             </w:pPr>
+            <w:proofErr w:type="spellStart"/>
             <w:r>
               <w:rPr>
                 <w:rFonts w:eastAsiaTheme="minorEastAsia"/>
                 <w:color w:val="000000"/>
               </w:rPr>
-              <w:t>Karine Isabel Ospino Fritz</w:t>
+              <w:t>Karine</w:t>
+            </w:r>
+            <w:proofErr w:type="spellEnd"/>
+            <w:r>
+              <w:rPr>
+                <w:rFonts w:eastAsiaTheme="minorEastAsia"/>
+                <w:color w:val="000000"/>
+              </w:rPr>
+              <w:t xml:space="preserve"> Isabel Ospino Fritz</w:t>
             </w:r>
           </w:p>
         </w:tc>
@@ -24860,8 +25636,8 @@
       </w:pPr>
     </w:p>
     <w:sectPr>
-      <w:headerReference w:type="default" r:id="rId39"/>
-      <w:footerReference w:type="default" r:id="rId40"/>
+      <w:headerReference w:type="default" r:id="rId40"/>
+      <w:footerReference w:type="default" r:id="rId41"/>
       <w:pgSz w:w="12240" w:h="15840"/>
       <w:pgMar w:top="1701" w:right="1134" w:bottom="1134" w:left="1134" w:header="709" w:footer="737" w:gutter="0"/>
       <w:pgNumType w:start="1"/>
@@ -29373,6 +30149,10 @@
 </file>
 
 <file path=customXml/item1.xml><?xml version="1.0" encoding="utf-8"?>
+<b:Sources xmlns:b="http://schemas.openxmlformats.org/officeDocument/2006/bibliography" xmlns="http://schemas.openxmlformats.org/officeDocument/2006/bibliography" SelectedStyle="\APASixthEditionOfficeOnline.xsl" StyleName="APA" Version="6"/>
+</file>
+
+<file path=customXml/item2.xml><?xml version="1.0" encoding="utf-8"?>
 <ct:contentTypeSchema xmlns:ct="http://schemas.microsoft.com/office/2006/metadata/contentType" xmlns:ma="http://schemas.microsoft.com/office/2006/metadata/properties/metaAttributes" ct:_="" ma:_="" ma:contentTypeName="Documento" ma:contentTypeID="0x010100FC2B1768DD5A774EB396CCAB0DE361C1" ma:contentTypeVersion="12" ma:contentTypeDescription="Crear nuevo documento." ma:contentTypeScope="" ma:versionID="d4a546b22d2924edabf51241cf3422b8">
   <xsd:schema xmlns:xsd="http://www.w3.org/2001/XMLSchema" xmlns:xs="http://www.w3.org/2001/XMLSchema" xmlns:p="http://schemas.microsoft.com/office/2006/metadata/properties" xmlns:ns2="a70d3c18-0869-45a1-9f75-4b4b8f0f32be" xmlns:ns3="adccf511-daff-4bcb-9072-914cedbf4c7e" targetNamespace="http://schemas.microsoft.com/office/2006/metadata/properties" ma:root="true" ma:fieldsID="e29002b2d9ca820e89c57fc59ec70c79" ns2:_="" ns3:_="">
     <xsd:import namespace="a70d3c18-0869-45a1-9f75-4b4b8f0f32be"/>
@@ -29573,11 +30353,16 @@
 </ct:contentTypeSchema>
 </file>
 
-<file path=customXml/item2.xml><?xml version="1.0" encoding="utf-8"?>
-<b:Sources xmlns:b="http://schemas.openxmlformats.org/officeDocument/2006/bibliography" xmlns="http://schemas.openxmlformats.org/officeDocument/2006/bibliography" SelectedStyle="\APASixthEditionOfficeOnline.xsl" StyleName="APA" Version="6"/>
+<file path=customXml/item3.xml><?xml version="1.0" encoding="utf-8"?>
+<?mso-contentType ?>
+<FormTemplates xmlns="http://schemas.microsoft.com/sharepoint/v3/contenttype/forms">
+  <Display>DocumentLibraryForm</Display>
+  <Edit>DocumentLibraryForm</Edit>
+  <New>DocumentLibraryForm</New>
+</FormTemplates>
 </file>
 
-<file path=customXml/item3.xml><?xml version="1.0" encoding="utf-8"?>
+<file path=customXml/item4.xml><?xml version="1.0" encoding="utf-8"?>
 <p:properties xmlns:p="http://schemas.microsoft.com/office/2006/metadata/properties" xmlns:xsi="http://www.w3.org/2001/XMLSchema-instance" xmlns:pc="http://schemas.microsoft.com/office/infopath/2007/PartnerControls">
   <documentManagement>
     <TaxCatchAll xmlns="adccf511-daff-4bcb-9072-914cedbf4c7e" xsi:nil="true"/>
@@ -29588,16 +30373,15 @@
 </p:properties>
 </file>
 
-<file path=customXml/item4.xml><?xml version="1.0" encoding="utf-8"?>
-<?mso-contentType ?>
-<FormTemplates xmlns="http://schemas.microsoft.com/sharepoint/v3/contenttype/forms">
-  <Display>DocumentLibraryForm</Display>
-  <Edit>DocumentLibraryForm</Edit>
-  <New>DocumentLibraryForm</New>
-</FormTemplates>
+<file path=customXml/itemProps1.xml><?xml version="1.0" encoding="utf-8"?>
+<ds:datastoreItem xmlns:ds="http://schemas.openxmlformats.org/officeDocument/2006/customXml" ds:itemID="{E8AB44A3-7C62-4BD2-82ED-8ABC209970FA}">
+  <ds:schemaRefs>
+    <ds:schemaRef ds:uri="http://schemas.openxmlformats.org/officeDocument/2006/bibliography"/>
+  </ds:schemaRefs>
+</ds:datastoreItem>
 </file>
 
-<file path=customXml/itemProps1.xml><?xml version="1.0" encoding="utf-8"?>
+<file path=customXml/itemProps2.xml><?xml version="1.0" encoding="utf-8"?>
 <ds:datastoreItem xmlns:ds="http://schemas.openxmlformats.org/officeDocument/2006/customXml" ds:itemID="{996434B9-CC1E-4468-A086-AA07C2AF1350}">
   <ds:schemaRefs>
     <ds:schemaRef ds:uri="http://schemas.microsoft.com/office/2006/metadata/contentType"/>
@@ -29616,15 +30400,15 @@
 </ds:datastoreItem>
 </file>
 
-<file path=customXml/itemProps2.xml><?xml version="1.0" encoding="utf-8"?>
-<ds:datastoreItem xmlns:ds="http://schemas.openxmlformats.org/officeDocument/2006/customXml" ds:itemID="{E8AB44A3-7C62-4BD2-82ED-8ABC209970FA}">
+<file path=customXml/itemProps3.xml><?xml version="1.0" encoding="utf-8"?>
+<ds:datastoreItem xmlns:ds="http://schemas.openxmlformats.org/officeDocument/2006/customXml" ds:itemID="{81CBDEC1-3B00-44ED-AD36-0268077980BA}">
   <ds:schemaRefs>
-    <ds:schemaRef ds:uri="http://schemas.openxmlformats.org/officeDocument/2006/bibliography"/>
+    <ds:schemaRef ds:uri="http://schemas.microsoft.com/sharepoint/v3/contenttype/forms"/>
   </ds:schemaRefs>
 </ds:datastoreItem>
 </file>
 
-<file path=customXml/itemProps3.xml><?xml version="1.0" encoding="utf-8"?>
+<file path=customXml/itemProps4.xml><?xml version="1.0" encoding="utf-8"?>
 <ds:datastoreItem xmlns:ds="http://schemas.openxmlformats.org/officeDocument/2006/customXml" ds:itemID="{1145D752-ACC1-45E1-AB53-0C756F67FC7F}">
   <ds:schemaRefs>
     <ds:schemaRef ds:uri="http://schemas.microsoft.com/office/2006/metadata/properties"/>
@@ -29633,12 +30417,4 @@
     <ds:schemaRef ds:uri="a70d3c18-0869-45a1-9f75-4b4b8f0f32be"/>
   </ds:schemaRefs>
 </ds:datastoreItem>
-</file>
-
-<file path=customXml/itemProps4.xml><?xml version="1.0" encoding="utf-8"?>
-<ds:datastoreItem xmlns:ds="http://schemas.openxmlformats.org/officeDocument/2006/customXml" ds:itemID="{81CBDEC1-3B00-44ED-AD36-0268077980BA}">
-  <ds:schemaRefs>
-    <ds:schemaRef ds:uri="http://schemas.microsoft.com/sharepoint/v3/contenttype/forms"/>
-  </ds:schemaRefs>
-</ds:datastoreItem>
 </file>